--- a/DOCUMENTACIÓN-UNIDAD-I/WORD/Clase_Practica_2_Administracion_BD_DBA.docx
+++ b/DOCUMENTACIÓN-UNIDAD-I/WORD/Clase_Practica_2_Administracion_BD_DBA.docx
@@ -1,11 +1,10 @@
 
 <file path=word/document.xml><?xml version="1.0" encoding="utf-8"?>
-<w:document xmlns:mc="http://schemas.openxmlformats.org/markup-compatibility/2006" xmlns:ve="http://schemas.openxmlformats.org/markup-compatibility/2006" xmlns:o="urn:schemas-microsoft-com:office:office" xmlns:r="http://schemas.openxmlformats.org/officeDocument/2006/relationships" xmlns:m="http://schemas.openxmlformats.org/officeDocument/2006/math" xmlns:v="urn:schemas-microsoft-com:vml" xmlns:wp="http://schemas.openxmlformats.org/drawingml/2006/wordprocessingDrawing" xmlns:w10="urn:schemas-microsoft-com:office:word" xmlns:w="http://schemas.openxmlformats.org/wordprocessingml/2006/main" xmlns:wne="http://schemas.microsoft.com/office/word/2006/wordml" xmlns:a="http://schemas.openxmlformats.org/drawingml/2006/main" xmlns:pic="http://schemas.openxmlformats.org/drawingml/2006/picture" xmlns:wpg="http://schemas.microsoft.com/office/word/2010/wordprocessingGroup" xmlns:wps="http://schemas.microsoft.com/office/word/2010/wordprocessingShape" xmlns:w14="http://schemas.microsoft.com/office/word/2010/wordml" mc:Ignorable="w14" xml:space="preserve">
+<w:document xmlns:wpc="http://schemas.microsoft.com/office/word/2010/wordprocessingCanvas" xmlns:mc="http://schemas.openxmlformats.org/markup-compatibility/2006" xmlns:o="urn:schemas-microsoft-com:office:office" xmlns:r="http://schemas.openxmlformats.org/officeDocument/2006/relationships" xmlns:m="http://schemas.openxmlformats.org/officeDocument/2006/math" xmlns:v="urn:schemas-microsoft-com:vml" xmlns:wp14="http://schemas.microsoft.com/office/word/2010/wordprocessingDrawing" xmlns:wp="http://schemas.openxmlformats.org/drawingml/2006/wordprocessingDrawing" xmlns:w10="urn:schemas-microsoft-com:office:word" xmlns:w="http://schemas.openxmlformats.org/wordprocessingml/2006/main" xmlns:w14="http://schemas.microsoft.com/office/word/2010/wordml" xmlns:wpg="http://schemas.microsoft.com/office/word/2010/wordprocessingGroup" xmlns:wpi="http://schemas.microsoft.com/office/word/2010/wordprocessingInk" xmlns:wne="http://schemas.microsoft.com/office/word/2006/wordml" xmlns:wps="http://schemas.microsoft.com/office/word/2010/wordprocessingShape" mc:Ignorable="w14 wp14">
   <w:body>
     <w:p>
       <w:pPr>
-        <w:spacing w:line="240" w:lineRule="auto"/>
-        <w:ind w:left="369" w:right="0" w:firstLine="0"/>
+        <w:ind w:left="369"/>
         <w:rPr>
           <w:rFonts w:ascii="Times New Roman"/>
           <w:sz w:val="20"/>
@@ -14,12 +13,14 @@
       <w:r>
         <w:rPr>
           <w:rFonts w:ascii="Times New Roman"/>
+          <w:noProof/>
           <w:sz w:val="20"/>
+          <w:lang w:val="es-US" w:eastAsia="es-US"/>
         </w:rPr>
         <mc:AlternateContent>
           <mc:Choice Requires="wps">
             <w:drawing>
-              <wp:anchor distT="0" distB="0" distL="0" distR="0" allowOverlap="1" layoutInCell="1" locked="0" behindDoc="0" simplePos="0" relativeHeight="15728640">
+              <wp:anchor distT="0" distB="0" distL="0" distR="0" simplePos="0" relativeHeight="15728640" behindDoc="0" locked="0" layoutInCell="1" allowOverlap="1">
                 <wp:simplePos x="0" y="0"/>
                 <wp:positionH relativeFrom="page">
                   <wp:posOffset>2819400</wp:posOffset>
@@ -32,17 +33,19 @@
                 <wp:wrapNone/>
                 <wp:docPr id="2" name="Group 2"/>
                 <wp:cNvGraphicFramePr>
-                  <a:graphicFrameLocks/>
+                  <a:graphicFrameLocks xmlns:a="http://schemas.openxmlformats.org/drawingml/2006/main"/>
                 </wp:cNvGraphicFramePr>
-                <a:graphic>
+                <a:graphic xmlns:a="http://schemas.openxmlformats.org/drawingml/2006/main">
                   <a:graphicData uri="http://schemas.microsoft.com/office/word/2010/wordprocessingGroup">
                     <wpg:wgp>
-                      <wpg:cNvPr id="2" name="Group 2"/>
-                      <wpg:cNvGrpSpPr/>
+                      <wpg:cNvGrpSpPr>
+                        <a:grpSpLocks/>
+                      </wpg:cNvGrpSpPr>
                       <wpg:grpSpPr>
                         <a:xfrm>
                           <a:off x="0" y="0"/>
                           <a:ext cx="4640580" cy="543560"/>
+                          <a:chOff x="0" y="0"/>
                           <a:chExt cx="4640580" cy="543560"/>
                         </a:xfrm>
                       </wpg:grpSpPr>
@@ -111,9 +114,8 @@
                           <w:txbxContent>
                             <w:p>
                               <w:pPr>
-                                <w:spacing w:line="370" w:lineRule="exact" w:before="0"/>
+                                <w:spacing w:line="370" w:lineRule="exact"/>
                                 <w:ind w:left="1646" w:right="789" w:hanging="862"/>
-                                <w:jc w:val="left"/>
                                 <w:rPr>
                                   <w:rFonts w:ascii="Times New Roman" w:hAnsi="Times New Roman"/>
                                   <w:color w:val="000000"/>
@@ -135,7 +137,7 @@
                                   <w:spacing w:val="-8"/>
                                   <w:sz w:val="32"/>
                                 </w:rPr>
-                                <w:t> </w:t>
+                                <w:t xml:space="preserve"> </w:t>
                               </w:r>
                               <w:r>
                                 <w:rPr>
@@ -152,7 +154,7 @@
                                   <w:spacing w:val="-5"/>
                                   <w:sz w:val="32"/>
                                 </w:rPr>
-                                <w:t> </w:t>
+                                <w:t xml:space="preserve"> </w:t>
                               </w:r>
                               <w:r>
                                 <w:rPr>
@@ -169,7 +171,7 @@
                                   <w:spacing w:val="-7"/>
                                   <w:sz w:val="32"/>
                                 </w:rPr>
-                                <w:t> </w:t>
+                                <w:t xml:space="preserve"> </w:t>
                               </w:r>
                               <w:r>
                                 <w:rPr>
@@ -186,7 +188,7 @@
                                   <w:spacing w:val="-8"/>
                                   <w:sz w:val="32"/>
                                 </w:rPr>
-                                <w:t> </w:t>
+                                <w:t xml:space="preserve"> </w:t>
                               </w:r>
                               <w:r>
                                 <w:rPr>
@@ -203,7 +205,7 @@
                                   <w:spacing w:val="-8"/>
                                   <w:sz w:val="32"/>
                                 </w:rPr>
-                                <w:t> </w:t>
+                                <w:t xml:space="preserve"> </w:t>
                               </w:r>
                               <w:r>
                                 <w:rPr>
@@ -220,7 +222,7 @@
                                   <w:spacing w:val="-8"/>
                                   <w:sz w:val="32"/>
                                 </w:rPr>
-                                <w:t> </w:t>
+                                <w:t xml:space="preserve"> </w:t>
                               </w:r>
                               <w:r>
                                 <w:rPr>
@@ -243,7 +245,7 @@
               </wp:anchor>
             </w:drawing>
           </mc:Choice>
-          <mc:Fallback>
+          <mc:Fallback xmlns:pic="http://schemas.openxmlformats.org/drawingml/2006/picture" xmlns:a="http://schemas.openxmlformats.org/drawingml/2006/main" xmlns:ve="http://schemas.openxmlformats.org/markup-compatibility/2006">
             <w:pict>
               <v:group style="position:absolute;margin-left:222pt;margin-top:35.450001pt;width:365.4pt;height:42.8pt;mso-position-horizontal-relative:page;mso-position-vertical-relative:page;z-index:15728640" id="docshapegroup2" coordorigin="4440,709" coordsize="7308,856">
                 <v:rect style="position:absolute;left:4440;top:709;width:7308;height:856" id="docshape3" filled="true" fillcolor="#fff1cc" stroked="false">
@@ -388,7 +390,9 @@
       <w:r>
         <w:rPr>
           <w:rFonts w:ascii="Times New Roman"/>
+          <w:noProof/>
           <w:sz w:val="20"/>
+          <w:lang w:val="es-US" w:eastAsia="es-US"/>
         </w:rPr>
         <w:drawing>
           <wp:inline distT="0" distB="0" distL="0" distR="0">
@@ -396,17 +400,17 @@
             <wp:effectExtent l="0" t="0" r="0" b="0"/>
             <wp:docPr id="5" name="Image 5"/>
             <wp:cNvGraphicFramePr>
-              <a:graphicFrameLocks/>
+              <a:graphicFrameLocks xmlns:a="http://schemas.openxmlformats.org/drawingml/2006/main"/>
             </wp:cNvGraphicFramePr>
-            <a:graphic>
+            <a:graphic xmlns:a="http://schemas.openxmlformats.org/drawingml/2006/main">
               <a:graphicData uri="http://schemas.openxmlformats.org/drawingml/2006/picture">
-                <pic:pic>
+                <pic:pic xmlns:pic="http://schemas.openxmlformats.org/drawingml/2006/picture">
                   <pic:nvPicPr>
                     <pic:cNvPr id="5" name="Image 5"/>
                     <pic:cNvPicPr/>
                   </pic:nvPicPr>
                   <pic:blipFill>
-                    <a:blip r:embed="rId6" cstate="print"/>
+                    <a:blip r:embed="rId8" cstate="print"/>
                     <a:stretch>
                       <a:fillRect/>
                     </a:stretch>
@@ -426,16 +430,10 @@
           </wp:inline>
         </w:drawing>
       </w:r>
-      <w:r>
-        <w:rPr>
-          <w:rFonts w:ascii="Times New Roman"/>
-          <w:sz w:val="20"/>
-        </w:rPr>
-      </w:r>
     </w:p>
     <w:p>
       <w:pPr>
-        <w:pStyle w:val="Heading1"/>
+        <w:pStyle w:val="Ttulo1"/>
       </w:pPr>
       <w:r>
         <w:rPr>
@@ -449,7 +447,7 @@
           <w:color w:val="FF0000"/>
           <w:spacing w:val="-9"/>
         </w:rPr>
-        <w:t> </w:t>
+        <w:t xml:space="preserve"> </w:t>
       </w:r>
       <w:r>
         <w:rPr>
@@ -463,7 +461,7 @@
           <w:color w:val="FF0000"/>
           <w:spacing w:val="-8"/>
         </w:rPr>
-        <w:t> </w:t>
+        <w:t xml:space="preserve"> </w:t>
       </w:r>
       <w:r>
         <w:rPr>
@@ -477,8 +475,9 @@
           <w:color w:val="FF0000"/>
           <w:spacing w:val="-8"/>
         </w:rPr>
-        <w:t> </w:t>
-      </w:r>
+        <w:t xml:space="preserve"> </w:t>
+      </w:r>
+      <w:proofErr w:type="gramStart"/>
       <w:r>
         <w:rPr>
           <w:color w:val="FF0000"/>
@@ -486,12 +485,12 @@
         </w:rPr>
         <w:t>PRACTICA</w:t>
       </w:r>
+      <w:proofErr w:type="gramEnd"/>
     </w:p>
     <w:p>
       <w:pPr>
         <w:spacing w:before="5"/>
-        <w:ind w:left="273" w:right="0" w:firstLine="0"/>
-        <w:jc w:val="left"/>
+        <w:ind w:left="273"/>
         <w:rPr>
           <w:sz w:val="24"/>
         </w:rPr>
@@ -512,7 +511,7 @@
           <w:spacing w:val="-11"/>
           <w:sz w:val="24"/>
         </w:rPr>
-        <w:t> </w:t>
+        <w:t xml:space="preserve"> </w:t>
       </w:r>
       <w:r>
         <w:rPr>
@@ -526,7 +525,7 @@
           <w:spacing w:val="-20"/>
           <w:sz w:val="24"/>
         </w:rPr>
-        <w:t> </w:t>
+        <w:t xml:space="preserve"> </w:t>
       </w:r>
       <w:r>
         <w:rPr>
@@ -538,7 +537,7 @@
     </w:p>
     <w:p>
       <w:pPr>
-        <w:pStyle w:val="Heading2"/>
+        <w:pStyle w:val="Ttulo2"/>
         <w:spacing w:before="122"/>
         <w:rPr>
           <w:rFonts w:ascii="Verdana"/>
@@ -550,14 +549,28 @@
         <w:rPr>
           <w:u w:val="none"/>
         </w:rPr>
-        <w:t>Clase Practica Aplicada</w:t>
+        <w:t xml:space="preserve">Clase </w:t>
+      </w:r>
+      <w:proofErr w:type="gramStart"/>
+      <w:r>
+        <w:rPr>
+          <w:u w:val="none"/>
+        </w:rPr>
+        <w:t>Practica</w:t>
+      </w:r>
+      <w:proofErr w:type="gramEnd"/>
+      <w:r>
+        <w:rPr>
+          <w:u w:val="none"/>
+        </w:rPr>
+        <w:t xml:space="preserve"> Aplicada</w:t>
       </w:r>
       <w:r>
         <w:rPr>
           <w:spacing w:val="1"/>
           <w:u w:val="none"/>
         </w:rPr>
-        <w:t> </w:t>
+        <w:t xml:space="preserve"> </w:t>
       </w:r>
       <w:r>
         <w:rPr>
@@ -570,7 +583,7 @@
           <w:spacing w:val="2"/>
           <w:u w:val="none"/>
         </w:rPr>
-        <w:t> </w:t>
+        <w:t xml:space="preserve"> </w:t>
       </w:r>
       <w:r>
         <w:rPr>
@@ -584,7 +597,7 @@
     </w:p>
     <w:p>
       <w:pPr>
-        <w:pStyle w:val="BodyText"/>
+        <w:pStyle w:val="Textoindependiente"/>
         <w:spacing w:before="123"/>
         <w:jc w:val="left"/>
       </w:pPr>
@@ -602,7 +615,7 @@
           <w:b/>
           <w:spacing w:val="10"/>
         </w:rPr>
-        <w:t> </w:t>
+        <w:t xml:space="preserve"> </w:t>
       </w:r>
       <w:r>
         <w:rPr>
@@ -614,7 +627,7 @@
         <w:rPr>
           <w:spacing w:val="-3"/>
         </w:rPr>
-        <w:t> </w:t>
+        <w:t xml:space="preserve"> </w:t>
       </w:r>
       <w:r>
         <w:rPr>
@@ -626,7 +639,7 @@
         <w:rPr>
           <w:spacing w:val="-4"/>
         </w:rPr>
-        <w:t> </w:t>
+        <w:t xml:space="preserve"> </w:t>
       </w:r>
       <w:r>
         <w:rPr>
@@ -638,7 +651,7 @@
         <w:rPr>
           <w:spacing w:val="-4"/>
         </w:rPr>
-        <w:t> </w:t>
+        <w:t xml:space="preserve"> </w:t>
       </w:r>
       <w:r>
         <w:rPr>
@@ -650,7 +663,7 @@
         <w:rPr>
           <w:spacing w:val="-5"/>
         </w:rPr>
-        <w:t> </w:t>
+        <w:t xml:space="preserve"> </w:t>
       </w:r>
       <w:r>
         <w:rPr>
@@ -662,7 +675,7 @@
         <w:rPr>
           <w:spacing w:val="-7"/>
         </w:rPr>
-        <w:t> </w:t>
+        <w:t xml:space="preserve"> </w:t>
       </w:r>
       <w:r>
         <w:rPr>
@@ -674,8 +687,7 @@
     <w:p>
       <w:pPr>
         <w:spacing w:before="121"/>
-        <w:ind w:left="273" w:right="0" w:firstLine="0"/>
-        <w:jc w:val="left"/>
+        <w:ind w:left="273"/>
         <w:rPr>
           <w:sz w:val="24"/>
         </w:rPr>
@@ -698,15 +710,25 @@
           <w:sz w:val="24"/>
           <w:u w:val="single"/>
         </w:rPr>
-        <w:t> </w:t>
-      </w:r>
+        <w:t xml:space="preserve"> </w:t>
+      </w:r>
+      <w:proofErr w:type="spellStart"/>
       <w:r>
         <w:rPr>
           <w:spacing w:val="-6"/>
           <w:sz w:val="24"/>
           <w:u w:val="single"/>
         </w:rPr>
-        <w:t>Msc.</w:t>
+        <w:t>Msc</w:t>
+      </w:r>
+      <w:proofErr w:type="spellEnd"/>
+      <w:r>
+        <w:rPr>
+          <w:spacing w:val="-6"/>
+          <w:sz w:val="24"/>
+          <w:u w:val="single"/>
+        </w:rPr>
+        <w:t>.</w:t>
       </w:r>
       <w:r>
         <w:rPr>
@@ -714,7 +736,7 @@
           <w:sz w:val="24"/>
           <w:u w:val="single"/>
         </w:rPr>
-        <w:t> </w:t>
+        <w:t xml:space="preserve"> </w:t>
       </w:r>
       <w:r>
         <w:rPr>
@@ -730,7 +752,7 @@
           <w:sz w:val="24"/>
           <w:u w:val="single"/>
         </w:rPr>
-        <w:t> </w:t>
+        <w:t xml:space="preserve"> </w:t>
       </w:r>
       <w:r>
         <w:rPr>
@@ -746,7 +768,7 @@
           <w:sz w:val="24"/>
           <w:u w:val="single"/>
         </w:rPr>
-        <w:t> </w:t>
+        <w:t xml:space="preserve"> </w:t>
       </w:r>
       <w:r>
         <w:rPr>
@@ -762,8 +784,9 @@
           <w:sz w:val="24"/>
           <w:u w:val="single"/>
         </w:rPr>
-        <w:t> </w:t>
-      </w:r>
+        <w:t xml:space="preserve"> </w:t>
+      </w:r>
+      <w:proofErr w:type="spellStart"/>
       <w:r>
         <w:rPr>
           <w:spacing w:val="-6"/>
@@ -772,64 +795,100 @@
         </w:rPr>
         <w:t>Zúniga</w:t>
       </w:r>
+      <w:proofErr w:type="spellEnd"/>
     </w:p>
     <w:p>
       <w:pPr>
         <w:spacing w:before="125"/>
-        <w:ind w:left="273" w:right="0" w:firstLine="0"/>
-        <w:jc w:val="left"/>
+        <w:ind w:left="720" w:hanging="447"/>
         <w:rPr>
           <w:sz w:val="20"/>
+          <w:lang w:val="en-US"/>
         </w:rPr>
       </w:pPr>
+      <w:proofErr w:type="spellStart"/>
       <w:r>
         <w:rPr>
           <w:rFonts w:ascii="Tahoma"/>
           <w:b/>
           <w:w w:val="80"/>
           <w:sz w:val="24"/>
-        </w:rPr>
-        <w:t>Grupo:</w:t>
-      </w:r>
+          <w:lang w:val="en-US"/>
+        </w:rPr>
+        <w:t>Grupo</w:t>
+      </w:r>
+      <w:proofErr w:type="spellEnd"/>
       <w:r>
         <w:rPr>
           <w:rFonts w:ascii="Tahoma"/>
           <w:b/>
+          <w:w w:val="80"/>
+          <w:sz w:val="24"/>
+          <w:lang w:val="en-US"/>
+        </w:rPr>
+        <w:t>:</w:t>
+      </w:r>
+      <w:r>
+        <w:rPr>
+          <w:rFonts w:ascii="Tahoma"/>
+          <w:b/>
           <w:spacing w:val="78"/>
           <w:sz w:val="24"/>
-        </w:rPr>
-        <w:t> </w:t>
+          <w:lang w:val="en-US"/>
+        </w:rPr>
+        <w:t xml:space="preserve"> </w:t>
       </w:r>
       <w:r>
         <w:rPr>
           <w:w w:val="80"/>
           <w:sz w:val="20"/>
-        </w:rPr>
-        <w:t>5S1,5T1,5T2,5T3-SIS-</w:t>
+          <w:lang w:val="en-US"/>
+        </w:rPr>
+        <w:t>5S1</w:t>
+      </w:r>
+      <w:proofErr w:type="gramStart"/>
+      <w:r>
+        <w:rPr>
+          <w:w w:val="80"/>
+          <w:sz w:val="20"/>
+          <w:lang w:val="en-US"/>
+        </w:rPr>
+        <w:t>,5T1,5T2,5T3</w:t>
+      </w:r>
+      <w:proofErr w:type="gramEnd"/>
+      <w:r>
+        <w:rPr>
+          <w:w w:val="80"/>
+          <w:sz w:val="20"/>
+          <w:lang w:val="en-US"/>
+        </w:rPr>
+        <w:t>-SIS-</w:t>
       </w:r>
       <w:r>
         <w:rPr>
           <w:spacing w:val="-10"/>
           <w:w w:val="80"/>
           <w:sz w:val="20"/>
+          <w:lang w:val="en-US"/>
         </w:rPr>
         <w:t>S</w:t>
       </w:r>
     </w:p>
     <w:p>
       <w:pPr>
-        <w:pStyle w:val="BodyText"/>
+        <w:pStyle w:val="Textoindependiente"/>
         <w:spacing w:before="3"/>
         <w:ind w:left="0"/>
         <w:jc w:val="left"/>
         <w:rPr>
           <w:sz w:val="20"/>
+          <w:lang w:val="en-US"/>
         </w:rPr>
       </w:pPr>
     </w:p>
     <w:p>
       <w:pPr>
-        <w:pStyle w:val="Heading2"/>
+        <w:pStyle w:val="Ttulo2"/>
         <w:rPr>
           <w:u w:val="none"/>
         </w:rPr>
@@ -846,7 +905,7 @@
           <w:spacing w:val="-10"/>
           <w:u w:val="none"/>
         </w:rPr>
-        <w:t> </w:t>
+        <w:t xml:space="preserve"> </w:t>
       </w:r>
       <w:r>
         <w:rPr>
@@ -860,7 +919,7 @@
           <w:spacing w:val="-9"/>
           <w:u w:val="none"/>
         </w:rPr>
-        <w:t> </w:t>
+        <w:t xml:space="preserve"> </w:t>
       </w:r>
       <w:r>
         <w:rPr>
@@ -872,8 +931,8 @@
     </w:p>
     <w:p>
       <w:pPr>
-        <w:pStyle w:val="BodyText"/>
-        <w:spacing w:line="242" w:lineRule="auto" w:before="122"/>
+        <w:pStyle w:val="Textoindependiente"/>
+        <w:spacing w:before="122" w:line="242" w:lineRule="auto"/>
         <w:ind w:right="32"/>
       </w:pPr>
       <w:r>
@@ -886,7 +945,7 @@
         <w:rPr>
           <w:spacing w:val="-13"/>
         </w:rPr>
-        <w:t> </w:t>
+        <w:t xml:space="preserve"> </w:t>
       </w:r>
       <w:r>
         <w:rPr>
@@ -898,7 +957,7 @@
         <w:rPr>
           <w:spacing w:val="-13"/>
         </w:rPr>
-        <w:t> </w:t>
+        <w:t xml:space="preserve"> </w:t>
       </w:r>
       <w:r>
         <w:rPr>
@@ -910,7 +969,7 @@
         <w:rPr>
           <w:spacing w:val="-13"/>
         </w:rPr>
-        <w:t> </w:t>
+        <w:t xml:space="preserve"> </w:t>
       </w:r>
       <w:r>
         <w:rPr>
@@ -922,7 +981,7 @@
         <w:rPr>
           <w:spacing w:val="-15"/>
         </w:rPr>
-        <w:t> </w:t>
+        <w:t xml:space="preserve"> </w:t>
       </w:r>
       <w:r>
         <w:rPr>
@@ -934,7 +993,7 @@
         <w:rPr>
           <w:spacing w:val="-13"/>
         </w:rPr>
-        <w:t> </w:t>
+        <w:t xml:space="preserve"> </w:t>
       </w:r>
       <w:r>
         <w:rPr>
@@ -946,7 +1005,7 @@
         <w:rPr>
           <w:spacing w:val="-13"/>
         </w:rPr>
-        <w:t> </w:t>
+        <w:t xml:space="preserve"> </w:t>
       </w:r>
       <w:r>
         <w:rPr>
@@ -958,7 +1017,7 @@
         <w:rPr>
           <w:spacing w:val="-13"/>
         </w:rPr>
-        <w:t> </w:t>
+        <w:t xml:space="preserve"> </w:t>
       </w:r>
       <w:r>
         <w:rPr>
@@ -970,7 +1029,7 @@
         <w:rPr>
           <w:spacing w:val="-13"/>
         </w:rPr>
-        <w:t> </w:t>
+        <w:t xml:space="preserve"> </w:t>
       </w:r>
       <w:r>
         <w:rPr>
@@ -982,7 +1041,7 @@
         <w:rPr>
           <w:spacing w:val="-16"/>
         </w:rPr>
-        <w:t> </w:t>
+        <w:t xml:space="preserve"> </w:t>
       </w:r>
       <w:r>
         <w:rPr>
@@ -994,7 +1053,7 @@
         <w:rPr>
           <w:spacing w:val="-16"/>
         </w:rPr>
-        <w:t> </w:t>
+        <w:t xml:space="preserve"> </w:t>
       </w:r>
       <w:r>
         <w:rPr>
@@ -1006,132 +1065,120 @@
         <w:rPr>
           <w:spacing w:val="-13"/>
         </w:rPr>
-        <w:t> </w:t>
+        <w:t xml:space="preserve"> </w:t>
       </w:r>
       <w:r>
         <w:rPr>
           <w:spacing w:val="-4"/>
         </w:rPr>
-        <w:t>Base </w:t>
-      </w:r>
-      <w:r>
-        <w:rPr/>
+        <w:t xml:space="preserve">Base </w:t>
+      </w:r>
+      <w:r>
         <w:t>de Datos (DBA) — seguridad, respaldo y recuperación, monitoreo, afinamiento de rendimiento</w:t>
       </w:r>
       <w:r>
         <w:rPr>
           <w:spacing w:val="-18"/>
         </w:rPr>
-        <w:t> </w:t>
-      </w:r>
-      <w:r>
-        <w:rPr/>
+        <w:t xml:space="preserve"> </w:t>
+      </w:r>
+      <w:r>
         <w:t>y</w:t>
       </w:r>
       <w:r>
         <w:rPr>
           <w:spacing w:val="-18"/>
         </w:rPr>
-        <w:t> </w:t>
-      </w:r>
-      <w:r>
-        <w:rPr/>
+        <w:t xml:space="preserve"> </w:t>
+      </w:r>
+      <w:r>
         <w:t>alta</w:t>
       </w:r>
       <w:r>
         <w:rPr>
           <w:spacing w:val="-18"/>
         </w:rPr>
-        <w:t> </w:t>
-      </w:r>
-      <w:r>
-        <w:rPr/>
+        <w:t xml:space="preserve"> </w:t>
+      </w:r>
+      <w:r>
         <w:t>disponibilidad</w:t>
       </w:r>
       <w:r>
         <w:rPr>
           <w:spacing w:val="-14"/>
         </w:rPr>
-        <w:t> </w:t>
-      </w:r>
-      <w:r>
-        <w:rPr/>
+        <w:t xml:space="preserve"> </w:t>
+      </w:r>
+      <w:r>
         <w:t>—</w:t>
       </w:r>
       <w:r>
         <w:rPr>
           <w:spacing w:val="-20"/>
         </w:rPr>
-        <w:t> </w:t>
-      </w:r>
-      <w:r>
-        <w:rPr/>
+        <w:t xml:space="preserve"> </w:t>
+      </w:r>
+      <w:r>
         <w:t>dando</w:t>
       </w:r>
       <w:r>
         <w:rPr>
           <w:spacing w:val="-17"/>
         </w:rPr>
-        <w:t> </w:t>
-      </w:r>
-      <w:r>
-        <w:rPr/>
+        <w:t xml:space="preserve"> </w:t>
+      </w:r>
+      <w:r>
         <w:t>continuidad</w:t>
       </w:r>
       <w:r>
         <w:rPr>
           <w:spacing w:val="-17"/>
         </w:rPr>
-        <w:t> </w:t>
-      </w:r>
-      <w:r>
-        <w:rPr/>
+        <w:t xml:space="preserve"> </w:t>
+      </w:r>
+      <w:r>
         <w:t>al</w:t>
       </w:r>
       <w:r>
         <w:rPr>
           <w:spacing w:val="-18"/>
         </w:rPr>
-        <w:t> </w:t>
-      </w:r>
-      <w:r>
-        <w:rPr/>
+        <w:t xml:space="preserve"> </w:t>
+      </w:r>
+      <w:r>
         <w:t>caso</w:t>
       </w:r>
       <w:r>
         <w:rPr>
           <w:spacing w:val="-17"/>
         </w:rPr>
-        <w:t> </w:t>
-      </w:r>
-      <w:r>
-        <w:rPr/>
+        <w:t xml:space="preserve"> </w:t>
+      </w:r>
+      <w:r>
         <w:t>empresarial</w:t>
       </w:r>
       <w:r>
         <w:rPr>
           <w:spacing w:val="-15"/>
         </w:rPr>
-        <w:t> </w:t>
-      </w:r>
-      <w:r>
-        <w:rPr/>
+        <w:t xml:space="preserve"> </w:t>
+      </w:r>
+      <w:r>
         <w:t>planteado</w:t>
       </w:r>
       <w:r>
         <w:rPr>
           <w:spacing w:val="-17"/>
         </w:rPr>
-        <w:t> </w:t>
-      </w:r>
-      <w:r>
-        <w:rPr/>
+        <w:t xml:space="preserve"> </w:t>
+      </w:r>
+      <w:r>
         <w:t>en la Clase Práctica No. 1, demostrando su capacidad de reacción ante escenarios reales de operación y contingencia.</w:t>
       </w:r>
     </w:p>
     <w:p>
       <w:pPr>
-        <w:pStyle w:val="Heading2"/>
+        <w:pStyle w:val="Ttulo2"/>
         <w:spacing w:before="239"/>
         <w:rPr>
           <w:u w:val="none"/>
@@ -1150,7 +1197,7 @@
           <w:w w:val="95"/>
           <w:u w:val="none"/>
         </w:rPr>
-        <w:t> </w:t>
+        <w:t xml:space="preserve"> </w:t>
       </w:r>
       <w:r>
         <w:rPr>
@@ -1163,17 +1210,16 @@
     </w:p>
     <w:p>
       <w:pPr>
-        <w:pStyle w:val="ListParagraph"/>
+        <w:pStyle w:val="Prrafodelista"/>
         <w:numPr>
           <w:ilvl w:val="0"/>
           <w:numId w:val="1"/>
         </w:numPr>
         <w:tabs>
-          <w:tab w:pos="634" w:val="left" w:leader="none"/>
+          <w:tab w:val="left" w:pos="634"/>
         </w:tabs>
-        <w:spacing w:line="242" w:lineRule="auto" w:before="122" w:after="0"/>
-        <w:ind w:left="634" w:right="36" w:hanging="361"/>
-        <w:jc w:val="left"/>
+        <w:spacing w:before="122" w:line="242" w:lineRule="auto"/>
+        <w:ind w:right="36"/>
         <w:rPr>
           <w:rFonts w:ascii="Tahoma" w:hAnsi="Tahoma"/>
           <w:b/>
@@ -1199,7 +1245,7 @@
           <w:spacing w:val="24"/>
           <w:sz w:val="24"/>
         </w:rPr>
-        <w:t> </w:t>
+        <w:t xml:space="preserve"> </w:t>
       </w:r>
       <w:r>
         <w:rPr>
@@ -1219,7 +1265,7 @@
           <w:spacing w:val="24"/>
           <w:sz w:val="24"/>
         </w:rPr>
-        <w:t> </w:t>
+        <w:t xml:space="preserve"> </w:t>
       </w:r>
       <w:r>
         <w:rPr>
@@ -1239,7 +1285,7 @@
           <w:spacing w:val="24"/>
           <w:sz w:val="24"/>
         </w:rPr>
-        <w:t> </w:t>
+        <w:t xml:space="preserve"> </w:t>
       </w:r>
       <w:r>
         <w:rPr>
@@ -1259,7 +1305,7 @@
           <w:spacing w:val="24"/>
           <w:sz w:val="24"/>
         </w:rPr>
-        <w:t> </w:t>
+        <w:t xml:space="preserve"> </w:t>
       </w:r>
       <w:r>
         <w:rPr>
@@ -1279,7 +1325,7 @@
           <w:spacing w:val="24"/>
           <w:sz w:val="24"/>
         </w:rPr>
-        <w:t> </w:t>
+        <w:t xml:space="preserve"> </w:t>
       </w:r>
       <w:r>
         <w:rPr>
@@ -1299,7 +1345,7 @@
           <w:spacing w:val="23"/>
           <w:sz w:val="24"/>
         </w:rPr>
-        <w:t> </w:t>
+        <w:t xml:space="preserve"> </w:t>
       </w:r>
       <w:r>
         <w:rPr>
@@ -1319,7 +1365,7 @@
           <w:spacing w:val="24"/>
           <w:sz w:val="24"/>
         </w:rPr>
-        <w:t> </w:t>
+        <w:t xml:space="preserve"> </w:t>
       </w:r>
       <w:r>
         <w:rPr>
@@ -1343,7 +1389,7 @@
           <w:spacing w:val="9"/>
           <w:sz w:val="24"/>
         </w:rPr>
-        <w:t> </w:t>
+        <w:t xml:space="preserve"> </w:t>
       </w:r>
       <w:r>
         <w:rPr>
@@ -1357,7 +1403,7 @@
           <w:spacing w:val="9"/>
           <w:sz w:val="24"/>
         </w:rPr>
-        <w:t> </w:t>
+        <w:t xml:space="preserve"> </w:t>
       </w:r>
       <w:r>
         <w:rPr>
@@ -1371,7 +1417,7 @@
           <w:spacing w:val="9"/>
           <w:sz w:val="24"/>
         </w:rPr>
-        <w:t> </w:t>
+        <w:t xml:space="preserve"> </w:t>
       </w:r>
       <w:r>
         <w:rPr>
@@ -1385,7 +1431,7 @@
           <w:spacing w:val="9"/>
           <w:sz w:val="24"/>
         </w:rPr>
-        <w:t> </w:t>
+        <w:t xml:space="preserve"> </w:t>
       </w:r>
       <w:r>
         <w:rPr>
@@ -1399,14 +1445,14 @@
           <w:spacing w:val="9"/>
           <w:sz w:val="24"/>
         </w:rPr>
-        <w:t> </w:t>
-      </w:r>
-      <w:r>
-        <w:rPr>
-          <w:spacing w:val="-2"/>
-          <w:sz w:val="24"/>
-        </w:rPr>
-        <w:t>privilegios, </w:t>
+        <w:t xml:space="preserve"> </w:t>
+      </w:r>
+      <w:r>
+        <w:rPr>
+          <w:spacing w:val="-2"/>
+          <w:sz w:val="24"/>
+        </w:rPr>
+        <w:t xml:space="preserve">privilegios, </w:t>
       </w:r>
       <w:r>
         <w:rPr>
@@ -1419,7 +1465,7 @@
           <w:spacing w:val="-1"/>
           <w:sz w:val="24"/>
         </w:rPr>
-        <w:t> </w:t>
+        <w:t xml:space="preserve"> </w:t>
       </w:r>
       <w:r>
         <w:rPr>
@@ -1432,7 +1478,7 @@
           <w:spacing w:val="-5"/>
           <w:sz w:val="24"/>
         </w:rPr>
-        <w:t> </w:t>
+        <w:t xml:space="preserve"> </w:t>
       </w:r>
       <w:r>
         <w:rPr>
@@ -1443,17 +1489,15 @@
     </w:p>
     <w:p>
       <w:pPr>
-        <w:pStyle w:val="ListParagraph"/>
+        <w:pStyle w:val="Prrafodelista"/>
         <w:numPr>
           <w:ilvl w:val="0"/>
           <w:numId w:val="1"/>
         </w:numPr>
         <w:tabs>
-          <w:tab w:pos="634" w:val="left" w:leader="none"/>
+          <w:tab w:val="left" w:pos="634"/>
         </w:tabs>
-        <w:spacing w:line="242" w:lineRule="auto" w:before="100" w:after="0"/>
-        <w:ind w:left="634" w:right="32" w:hanging="361"/>
-        <w:jc w:val="left"/>
+        <w:spacing w:line="242" w:lineRule="auto"/>
         <w:rPr>
           <w:sz w:val="24"/>
         </w:rPr>
@@ -1476,7 +1520,7 @@
           <w:spacing w:val="-16"/>
           <w:sz w:val="24"/>
         </w:rPr>
-        <w:t> </w:t>
+        <w:t xml:space="preserve"> </w:t>
       </w:r>
       <w:r>
         <w:rPr>
@@ -1496,7 +1540,7 @@
           <w:spacing w:val="-12"/>
           <w:sz w:val="24"/>
         </w:rPr>
-        <w:t> </w:t>
+        <w:t xml:space="preserve"> </w:t>
       </w:r>
       <w:r>
         <w:rPr>
@@ -1516,7 +1560,7 @@
           <w:spacing w:val="-12"/>
           <w:sz w:val="24"/>
         </w:rPr>
-        <w:t> </w:t>
+        <w:t xml:space="preserve"> </w:t>
       </w:r>
       <w:r>
         <w:rPr>
@@ -1536,7 +1580,7 @@
           <w:spacing w:val="-12"/>
           <w:sz w:val="24"/>
         </w:rPr>
-        <w:t> </w:t>
+        <w:t xml:space="preserve"> </w:t>
       </w:r>
       <w:r>
         <w:rPr>
@@ -1556,7 +1600,7 @@
           <w:spacing w:val="-12"/>
           <w:sz w:val="24"/>
         </w:rPr>
-        <w:t> </w:t>
+        <w:t xml:space="preserve"> </w:t>
       </w:r>
       <w:r>
         <w:rPr>
@@ -1576,7 +1620,7 @@
           <w:spacing w:val="-12"/>
           <w:sz w:val="24"/>
         </w:rPr>
-        <w:t> </w:t>
+        <w:t xml:space="preserve"> </w:t>
       </w:r>
       <w:r>
         <w:rPr>
@@ -1596,17 +1640,39 @@
           <w:spacing w:val="-12"/>
           <w:sz w:val="24"/>
         </w:rPr>
-        <w:t> </w:t>
-      </w:r>
-      <w:r>
-        <w:rPr>
-          <w:rFonts w:ascii="Tahoma" w:hAnsi="Tahoma"/>
-          <w:b/>
-          <w:color w:val="C00000"/>
-          <w:spacing w:val="-2"/>
-          <w:sz w:val="24"/>
-        </w:rPr>
-        <w:t>(Backup)</w:t>
+        <w:t xml:space="preserve"> </w:t>
+      </w:r>
+      <w:r>
+        <w:rPr>
+          <w:rFonts w:ascii="Tahoma" w:hAnsi="Tahoma"/>
+          <w:b/>
+          <w:color w:val="C00000"/>
+          <w:spacing w:val="-2"/>
+          <w:sz w:val="24"/>
+        </w:rPr>
+        <w:t>(</w:t>
+      </w:r>
+      <w:proofErr w:type="spellStart"/>
+      <w:r>
+        <w:rPr>
+          <w:rFonts w:ascii="Tahoma" w:hAnsi="Tahoma"/>
+          <w:b/>
+          <w:color w:val="C00000"/>
+          <w:spacing w:val="-2"/>
+          <w:sz w:val="24"/>
+        </w:rPr>
+        <w:t>Backup</w:t>
+      </w:r>
+      <w:proofErr w:type="spellEnd"/>
+      <w:r>
+        <w:rPr>
+          <w:rFonts w:ascii="Tahoma" w:hAnsi="Tahoma"/>
+          <w:b/>
+          <w:color w:val="C00000"/>
+          <w:spacing w:val="-2"/>
+          <w:sz w:val="24"/>
+        </w:rPr>
+        <w:t>)</w:t>
       </w:r>
       <w:r>
         <w:rPr>
@@ -1616,7 +1682,7 @@
           <w:spacing w:val="-12"/>
           <w:sz w:val="24"/>
         </w:rPr>
-        <w:t> </w:t>
+        <w:t xml:space="preserve"> </w:t>
       </w:r>
       <w:r>
         <w:rPr>
@@ -1630,7 +1696,7 @@
           <w:spacing w:val="-20"/>
           <w:sz w:val="24"/>
         </w:rPr>
-        <w:t> </w:t>
+        <w:t xml:space="preserve"> </w:t>
       </w:r>
       <w:r>
         <w:rPr>
@@ -1650,17 +1716,39 @@
           <w:spacing w:val="-11"/>
           <w:sz w:val="24"/>
         </w:rPr>
-        <w:t> </w:t>
-      </w:r>
-      <w:r>
-        <w:rPr>
-          <w:rFonts w:ascii="Tahoma" w:hAnsi="Tahoma"/>
-          <w:b/>
-          <w:color w:val="C00000"/>
-          <w:spacing w:val="-2"/>
-          <w:sz w:val="24"/>
-        </w:rPr>
-        <w:t>(Recovery)</w:t>
+        <w:t xml:space="preserve"> </w:t>
+      </w:r>
+      <w:r>
+        <w:rPr>
+          <w:rFonts w:ascii="Tahoma" w:hAnsi="Tahoma"/>
+          <w:b/>
+          <w:color w:val="C00000"/>
+          <w:spacing w:val="-2"/>
+          <w:sz w:val="24"/>
+        </w:rPr>
+        <w:t>(</w:t>
+      </w:r>
+      <w:proofErr w:type="spellStart"/>
+      <w:r>
+        <w:rPr>
+          <w:rFonts w:ascii="Tahoma" w:hAnsi="Tahoma"/>
+          <w:b/>
+          <w:color w:val="C00000"/>
+          <w:spacing w:val="-2"/>
+          <w:sz w:val="24"/>
+        </w:rPr>
+        <w:t>Recovery</w:t>
+      </w:r>
+      <w:proofErr w:type="spellEnd"/>
+      <w:r>
+        <w:rPr>
+          <w:rFonts w:ascii="Tahoma" w:hAnsi="Tahoma"/>
+          <w:b/>
+          <w:color w:val="C00000"/>
+          <w:spacing w:val="-2"/>
+          <w:sz w:val="24"/>
+        </w:rPr>
+        <w:t>)</w:t>
       </w:r>
       <w:r>
         <w:rPr>
@@ -1670,14 +1758,14 @@
           <w:spacing w:val="-11"/>
           <w:sz w:val="24"/>
         </w:rPr>
-        <w:t> </w:t>
-      </w:r>
-      <w:r>
-        <w:rPr>
-          <w:spacing w:val="-2"/>
-          <w:sz w:val="24"/>
-        </w:rPr>
-        <w:t>ante </w:t>
+        <w:t xml:space="preserve"> </w:t>
+      </w:r>
+      <w:r>
+        <w:rPr>
+          <w:spacing w:val="-2"/>
+          <w:sz w:val="24"/>
+        </w:rPr>
+        <w:t xml:space="preserve">ante </w:t>
       </w:r>
       <w:r>
         <w:rPr>
@@ -1691,7 +1779,7 @@
           <w:spacing w:val="-14"/>
           <w:sz w:val="24"/>
         </w:rPr>
-        <w:t> </w:t>
+        <w:t xml:space="preserve"> </w:t>
       </w:r>
       <w:r>
         <w:rPr>
@@ -1705,7 +1793,7 @@
           <w:spacing w:val="-12"/>
           <w:sz w:val="24"/>
         </w:rPr>
-        <w:t> </w:t>
+        <w:t xml:space="preserve"> </w:t>
       </w:r>
       <w:r>
         <w:rPr>
@@ -1719,21 +1807,30 @@
           <w:spacing w:val="-16"/>
           <w:sz w:val="24"/>
         </w:rPr>
-        <w:t> </w:t>
+        <w:t xml:space="preserve"> </w:t>
       </w:r>
       <w:r>
         <w:rPr>
           <w:spacing w:val="-6"/>
           <w:sz w:val="24"/>
         </w:rPr>
-        <w:t>(Recovery</w:t>
-      </w:r>
+        <w:t>(</w:t>
+      </w:r>
+      <w:proofErr w:type="spellStart"/>
+      <w:r>
+        <w:rPr>
+          <w:spacing w:val="-6"/>
+          <w:sz w:val="24"/>
+        </w:rPr>
+        <w:t>Recovery</w:t>
+      </w:r>
+      <w:proofErr w:type="spellEnd"/>
       <w:r>
         <w:rPr>
           <w:spacing w:val="-15"/>
           <w:sz w:val="24"/>
         </w:rPr>
-        <w:t> </w:t>
+        <w:t xml:space="preserve"> </w:t>
       </w:r>
       <w:r>
         <w:rPr>
@@ -1747,21 +1844,30 @@
           <w:spacing w:val="-13"/>
           <w:sz w:val="24"/>
         </w:rPr>
-        <w:t> </w:t>
-      </w:r>
+        <w:t xml:space="preserve"> </w:t>
+      </w:r>
+      <w:proofErr w:type="spellStart"/>
       <w:r>
         <w:rPr>
           <w:spacing w:val="-6"/>
           <w:sz w:val="24"/>
         </w:rPr>
-        <w:t>Objective)</w:t>
+        <w:t>Objective</w:t>
+      </w:r>
+      <w:proofErr w:type="spellEnd"/>
+      <w:r>
+        <w:rPr>
+          <w:spacing w:val="-6"/>
+          <w:sz w:val="24"/>
+        </w:rPr>
+        <w:t>)</w:t>
       </w:r>
       <w:r>
         <w:rPr>
           <w:spacing w:val="-16"/>
           <w:sz w:val="24"/>
         </w:rPr>
-        <w:t> </w:t>
+        <w:t xml:space="preserve"> </w:t>
       </w:r>
       <w:r>
         <w:rPr>
@@ -1775,7 +1881,7 @@
           <w:spacing w:val="-15"/>
           <w:sz w:val="24"/>
         </w:rPr>
-        <w:t> </w:t>
+        <w:t xml:space="preserve"> </w:t>
       </w:r>
       <w:r>
         <w:rPr>
@@ -1789,21 +1895,30 @@
           <w:spacing w:val="-13"/>
           <w:sz w:val="24"/>
         </w:rPr>
-        <w:t> </w:t>
+        <w:t xml:space="preserve"> </w:t>
       </w:r>
       <w:r>
         <w:rPr>
           <w:spacing w:val="-6"/>
           <w:sz w:val="24"/>
         </w:rPr>
-        <w:t>(Recovery</w:t>
-      </w:r>
+        <w:t>(</w:t>
+      </w:r>
+      <w:proofErr w:type="spellStart"/>
+      <w:r>
+        <w:rPr>
+          <w:spacing w:val="-6"/>
+          <w:sz w:val="24"/>
+        </w:rPr>
+        <w:t>Recovery</w:t>
+      </w:r>
+      <w:proofErr w:type="spellEnd"/>
       <w:r>
         <w:rPr>
           <w:spacing w:val="-15"/>
           <w:sz w:val="24"/>
         </w:rPr>
-        <w:t> </w:t>
+        <w:t xml:space="preserve"> </w:t>
       </w:r>
       <w:r>
         <w:rPr>
@@ -1817,29 +1932,37 @@
           <w:spacing w:val="-15"/>
           <w:sz w:val="24"/>
         </w:rPr>
-        <w:t> </w:t>
-      </w:r>
+        <w:t xml:space="preserve"> </w:t>
+      </w:r>
+      <w:proofErr w:type="spellStart"/>
       <w:r>
         <w:rPr>
           <w:spacing w:val="-6"/>
           <w:sz w:val="24"/>
         </w:rPr>
-        <w:t>Objective).</w:t>
+        <w:t>Objective</w:t>
+      </w:r>
+      <w:proofErr w:type="spellEnd"/>
+      <w:r>
+        <w:rPr>
+          <w:spacing w:val="-6"/>
+          <w:sz w:val="24"/>
+        </w:rPr>
+        <w:t>).</w:t>
       </w:r>
     </w:p>
     <w:p>
       <w:pPr>
-        <w:pStyle w:val="ListParagraph"/>
+        <w:pStyle w:val="Prrafodelista"/>
         <w:numPr>
           <w:ilvl w:val="0"/>
           <w:numId w:val="1"/>
         </w:numPr>
         <w:tabs>
-          <w:tab w:pos="634" w:val="left" w:leader="none"/>
+          <w:tab w:val="left" w:pos="634"/>
         </w:tabs>
-        <w:spacing w:line="242" w:lineRule="auto" w:before="100" w:after="0"/>
-        <w:ind w:left="634" w:right="37" w:hanging="361"/>
-        <w:jc w:val="left"/>
+        <w:spacing w:line="242" w:lineRule="auto"/>
+        <w:ind w:right="37"/>
         <w:rPr>
           <w:sz w:val="24"/>
         </w:rPr>
@@ -1861,7 +1984,7 @@
           <w:spacing w:val="-18"/>
           <w:sz w:val="24"/>
         </w:rPr>
-        <w:t> </w:t>
+        <w:t xml:space="preserve"> </w:t>
       </w:r>
       <w:r>
         <w:rPr>
@@ -1880,7 +2003,7 @@
           <w:spacing w:val="-17"/>
           <w:sz w:val="24"/>
         </w:rPr>
-        <w:t> </w:t>
+        <w:t xml:space="preserve"> </w:t>
       </w:r>
       <w:r>
         <w:rPr>
@@ -1899,7 +2022,7 @@
           <w:spacing w:val="-11"/>
           <w:sz w:val="24"/>
         </w:rPr>
-        <w:t> </w:t>
+        <w:t xml:space="preserve"> </w:t>
       </w:r>
       <w:r>
         <w:rPr>
@@ -1918,7 +2041,7 @@
           <w:spacing w:val="-11"/>
           <w:sz w:val="24"/>
         </w:rPr>
-        <w:t> </w:t>
+        <w:t xml:space="preserve"> </w:t>
       </w:r>
       <w:r>
         <w:rPr>
@@ -1937,7 +2060,7 @@
           <w:spacing w:val="-11"/>
           <w:sz w:val="24"/>
         </w:rPr>
-        <w:t> </w:t>
+        <w:t xml:space="preserve"> </w:t>
       </w:r>
       <w:r>
         <w:rPr>
@@ -1956,7 +2079,7 @@
           <w:spacing w:val="-11"/>
           <w:sz w:val="24"/>
         </w:rPr>
-        <w:t> </w:t>
+        <w:t xml:space="preserve"> </w:t>
       </w:r>
       <w:r>
         <w:rPr>
@@ -1975,7 +2098,7 @@
           <w:spacing w:val="-11"/>
           <w:sz w:val="24"/>
         </w:rPr>
-        <w:t> </w:t>
+        <w:t xml:space="preserve"> </w:t>
       </w:r>
       <w:r>
         <w:rPr>
@@ -1994,7 +2117,7 @@
           <w:spacing w:val="-11"/>
           <w:sz w:val="24"/>
         </w:rPr>
-        <w:t> </w:t>
+        <w:t xml:space="preserve"> </w:t>
       </w:r>
       <w:r>
         <w:rPr>
@@ -2013,7 +2136,7 @@
           <w:spacing w:val="-11"/>
           <w:sz w:val="24"/>
         </w:rPr>
-        <w:t> </w:t>
+        <w:t xml:space="preserve"> </w:t>
       </w:r>
       <w:r>
         <w:rPr>
@@ -2032,7 +2155,7 @@
           <w:spacing w:val="-9"/>
           <w:sz w:val="24"/>
         </w:rPr>
-        <w:t> </w:t>
+        <w:t xml:space="preserve"> </w:t>
       </w:r>
       <w:r>
         <w:rPr>
@@ -2045,7 +2168,7 @@
           <w:spacing w:val="-22"/>
           <w:sz w:val="24"/>
         </w:rPr>
-        <w:t> </w:t>
+        <w:t xml:space="preserve"> </w:t>
       </w:r>
       <w:r>
         <w:rPr>
@@ -2058,7 +2181,7 @@
           <w:spacing w:val="-21"/>
           <w:sz w:val="24"/>
         </w:rPr>
-        <w:t> </w:t>
+        <w:t xml:space="preserve"> </w:t>
       </w:r>
       <w:r>
         <w:rPr>
@@ -2071,36 +2194,48 @@
           <w:spacing w:val="-21"/>
           <w:sz w:val="24"/>
         </w:rPr>
-        <w:t> </w:t>
-      </w:r>
-      <w:r>
-        <w:rPr>
-          <w:sz w:val="24"/>
-        </w:rPr>
-        <w:t>botella, aplicando acciones de afinamiento (tuning).</w:t>
+        <w:t xml:space="preserve"> </w:t>
+      </w:r>
+      <w:r>
+        <w:rPr>
+          <w:sz w:val="24"/>
+        </w:rPr>
+        <w:t>botella, aplicando acciones de afinamiento (</w:t>
+      </w:r>
+      <w:proofErr w:type="spellStart"/>
+      <w:r>
+        <w:rPr>
+          <w:sz w:val="24"/>
+        </w:rPr>
+        <w:t>tuning</w:t>
+      </w:r>
+      <w:proofErr w:type="spellEnd"/>
+      <w:r>
+        <w:rPr>
+          <w:sz w:val="24"/>
+        </w:rPr>
+        <w:t>).</w:t>
       </w:r>
     </w:p>
     <w:p>
       <w:pPr>
-        <w:pStyle w:val="ListParagraph"/>
+        <w:pStyle w:val="Prrafodelista"/>
         <w:numPr>
           <w:ilvl w:val="0"/>
           <w:numId w:val="1"/>
         </w:numPr>
         <w:tabs>
-          <w:tab w:pos="634" w:val="left" w:leader="none"/>
-          <w:tab w:pos="2090" w:val="left" w:leader="none"/>
-          <w:tab w:pos="3806" w:val="left" w:leader="none"/>
-          <w:tab w:pos="4351" w:val="left" w:leader="none"/>
-          <w:tab w:pos="5049" w:val="left" w:leader="none"/>
-          <w:tab w:pos="6930" w:val="left" w:leader="none"/>
-          <w:tab w:pos="8331" w:val="left" w:leader="none"/>
-          <w:tab w:pos="9029" w:val="left" w:leader="none"/>
-          <w:tab w:pos="10553" w:val="left" w:leader="none"/>
+          <w:tab w:val="left" w:pos="634"/>
+          <w:tab w:val="left" w:pos="2090"/>
+          <w:tab w:val="left" w:pos="3806"/>
+          <w:tab w:val="left" w:pos="4351"/>
+          <w:tab w:val="left" w:pos="5049"/>
+          <w:tab w:val="left" w:pos="6930"/>
+          <w:tab w:val="left" w:pos="8331"/>
+          <w:tab w:val="left" w:pos="9029"/>
+          <w:tab w:val="left" w:pos="10553"/>
         </w:tabs>
-        <w:spacing w:line="242" w:lineRule="auto" w:before="99" w:after="0"/>
-        <w:ind w:left="634" w:right="32" w:hanging="361"/>
-        <w:jc w:val="left"/>
+        <w:spacing w:before="99" w:line="242" w:lineRule="auto"/>
         <w:rPr>
           <w:sz w:val="24"/>
         </w:rPr>
@@ -2250,7 +2385,7 @@
           <w:spacing w:val="-6"/>
           <w:sz w:val="24"/>
         </w:rPr>
-        <w:t>la </w:t>
+        <w:t xml:space="preserve">la </w:t>
       </w:r>
       <w:r>
         <w:rPr>
@@ -2263,7 +2398,7 @@
           <w:spacing w:val="-1"/>
           <w:sz w:val="24"/>
         </w:rPr>
-        <w:t> </w:t>
+        <w:t xml:space="preserve"> </w:t>
       </w:r>
       <w:r>
         <w:rPr>
@@ -2274,17 +2409,15 @@
     </w:p>
     <w:p>
       <w:pPr>
-        <w:pStyle w:val="ListParagraph"/>
+        <w:pStyle w:val="Prrafodelista"/>
         <w:numPr>
           <w:ilvl w:val="0"/>
           <w:numId w:val="1"/>
         </w:numPr>
         <w:tabs>
-          <w:tab w:pos="634" w:val="left" w:leader="none"/>
+          <w:tab w:val="left" w:pos="634"/>
         </w:tabs>
-        <w:spacing w:line="242" w:lineRule="auto" w:before="100" w:after="0"/>
-        <w:ind w:left="634" w:right="32" w:hanging="361"/>
-        <w:jc w:val="left"/>
+        <w:spacing w:line="242" w:lineRule="auto"/>
         <w:rPr>
           <w:sz w:val="24"/>
         </w:rPr>
@@ -2306,7 +2439,7 @@
           <w:spacing w:val="5"/>
           <w:sz w:val="24"/>
         </w:rPr>
-        <w:t> </w:t>
+        <w:t xml:space="preserve"> </w:t>
       </w:r>
       <w:r>
         <w:rPr>
@@ -2325,7 +2458,7 @@
           <w:spacing w:val="5"/>
           <w:sz w:val="24"/>
         </w:rPr>
-        <w:t> </w:t>
+        <w:t xml:space="preserve"> </w:t>
       </w:r>
       <w:r>
         <w:rPr>
@@ -2344,7 +2477,7 @@
           <w:spacing w:val="5"/>
           <w:sz w:val="24"/>
         </w:rPr>
-        <w:t> </w:t>
+        <w:t xml:space="preserve"> </w:t>
       </w:r>
       <w:r>
         <w:rPr>
@@ -2363,7 +2496,7 @@
           <w:spacing w:val="5"/>
           <w:sz w:val="24"/>
         </w:rPr>
-        <w:t> </w:t>
+        <w:t xml:space="preserve"> </w:t>
       </w:r>
       <w:r>
         <w:rPr>
@@ -2382,7 +2515,7 @@
           <w:spacing w:val="5"/>
           <w:sz w:val="24"/>
         </w:rPr>
-        <w:t> </w:t>
+        <w:t xml:space="preserve"> </w:t>
       </w:r>
       <w:r>
         <w:rPr>
@@ -2401,7 +2534,7 @@
           <w:spacing w:val="5"/>
           <w:sz w:val="24"/>
         </w:rPr>
-        <w:t> </w:t>
+        <w:t xml:space="preserve"> </w:t>
       </w:r>
       <w:r>
         <w:rPr>
@@ -2420,16 +2553,27 @@
           <w:spacing w:val="5"/>
           <w:sz w:val="24"/>
         </w:rPr>
-        <w:t> </w:t>
-      </w:r>
-      <w:r>
-        <w:rPr>
-          <w:rFonts w:ascii="Tahoma" w:hAnsi="Tahoma"/>
-          <w:b/>
-          <w:color w:val="C00000"/>
-          <w:sz w:val="24"/>
-        </w:rPr>
-        <w:t>runbook/bitácora</w:t>
+        <w:t xml:space="preserve"> </w:t>
+      </w:r>
+      <w:proofErr w:type="spellStart"/>
+      <w:r>
+        <w:rPr>
+          <w:rFonts w:ascii="Tahoma" w:hAnsi="Tahoma"/>
+          <w:b/>
+          <w:color w:val="C00000"/>
+          <w:sz w:val="24"/>
+        </w:rPr>
+        <w:t>runbook</w:t>
+      </w:r>
+      <w:proofErr w:type="spellEnd"/>
+      <w:r>
+        <w:rPr>
+          <w:rFonts w:ascii="Tahoma" w:hAnsi="Tahoma"/>
+          <w:b/>
+          <w:color w:val="C00000"/>
+          <w:sz w:val="24"/>
+        </w:rPr>
+        <w:t>/bitácora</w:t>
       </w:r>
       <w:r>
         <w:rPr>
@@ -2439,7 +2583,7 @@
           <w:spacing w:val="8"/>
           <w:sz w:val="24"/>
         </w:rPr>
-        <w:t> </w:t>
+        <w:t xml:space="preserve"> </w:t>
       </w:r>
       <w:r>
         <w:rPr>
@@ -2458,7 +2602,7 @@
           <w:spacing w:val="5"/>
           <w:sz w:val="24"/>
         </w:rPr>
-        <w:t> </w:t>
+        <w:t xml:space="preserve"> </w:t>
       </w:r>
       <w:r>
         <w:rPr>
@@ -2478,7 +2622,7 @@
     </w:p>
     <w:p>
       <w:pPr>
-        <w:pStyle w:val="Heading2"/>
+        <w:pStyle w:val="Ttulo2"/>
         <w:spacing w:before="241"/>
         <w:rPr>
           <w:u w:val="none"/>
@@ -2497,7 +2641,7 @@
           <w:w w:val="90"/>
           <w:u w:val="none"/>
         </w:rPr>
-        <w:t> </w:t>
+        <w:t xml:space="preserve"> </w:t>
       </w:r>
       <w:r>
         <w:rPr>
@@ -2511,7 +2655,7 @@
           <w:spacing w:val="-7"/>
           <w:u w:val="none"/>
         </w:rPr>
-        <w:t> </w:t>
+        <w:t xml:space="preserve"> </w:t>
       </w:r>
       <w:r>
         <w:rPr>
@@ -2525,8 +2669,7 @@
     <w:p>
       <w:pPr>
         <w:spacing w:before="204"/>
-        <w:ind w:left="273" w:right="0" w:firstLine="0"/>
-        <w:jc w:val="left"/>
+        <w:ind w:left="273"/>
         <w:rPr>
           <w:rFonts w:ascii="Tahoma"/>
           <w:b/>
@@ -2550,7 +2693,7 @@
           <w:sz w:val="24"/>
           <w:u w:val="single"/>
         </w:rPr>
-        <w:t> </w:t>
+        <w:t xml:space="preserve"> </w:t>
       </w:r>
       <w:r>
         <w:rPr>
@@ -2565,223 +2708,201 @@
     </w:p>
     <w:p>
       <w:pPr>
-        <w:pStyle w:val="BodyText"/>
+        <w:pStyle w:val="Textoindependiente"/>
         <w:spacing w:line="242" w:lineRule="auto"/>
         <w:ind w:right="32"/>
       </w:pPr>
       <w:r>
-        <w:rPr/>
         <w:t>Usted continúa desempeñándose como Administrador de Base de Datos (DBA) de la empresa</w:t>
       </w:r>
       <w:r>
         <w:rPr>
           <w:spacing w:val="-20"/>
         </w:rPr>
-        <w:t> </w:t>
-      </w:r>
-      <w:r>
-        <w:rPr/>
+        <w:t xml:space="preserve"> </w:t>
+      </w:r>
+      <w:r>
         <w:t>de</w:t>
       </w:r>
       <w:r>
         <w:rPr>
           <w:spacing w:val="-19"/>
         </w:rPr>
-        <w:t> </w:t>
-      </w:r>
-      <w:r>
-        <w:rPr/>
+        <w:t xml:space="preserve"> </w:t>
+      </w:r>
+      <w:r>
         <w:t>productos</w:t>
       </w:r>
       <w:r>
         <w:rPr>
           <w:spacing w:val="-21"/>
         </w:rPr>
-        <w:t> </w:t>
-      </w:r>
-      <w:r>
-        <w:rPr/>
+        <w:t xml:space="preserve"> </w:t>
+      </w:r>
+      <w:r>
         <w:t>de</w:t>
       </w:r>
       <w:r>
         <w:rPr>
           <w:spacing w:val="-21"/>
         </w:rPr>
-        <w:t> </w:t>
-      </w:r>
-      <w:r>
-        <w:rPr/>
+        <w:t xml:space="preserve"> </w:t>
+      </w:r>
+      <w:r>
         <w:t>consumo</w:t>
       </w:r>
       <w:r>
         <w:rPr>
           <w:spacing w:val="-20"/>
         </w:rPr>
-        <w:t> </w:t>
-      </w:r>
-      <w:r>
-        <w:rPr/>
+        <w:t xml:space="preserve"> </w:t>
+      </w:r>
+      <w:r>
         <w:t>masivo</w:t>
       </w:r>
       <w:r>
         <w:rPr>
           <w:spacing w:val="-20"/>
         </w:rPr>
-        <w:t> </w:t>
-      </w:r>
-      <w:r>
-        <w:rPr/>
+        <w:t xml:space="preserve"> </w:t>
+      </w:r>
+      <w:r>
         <w:t>presentada</w:t>
       </w:r>
       <w:r>
         <w:rPr>
           <w:spacing w:val="-19"/>
         </w:rPr>
-        <w:t> </w:t>
-      </w:r>
-      <w:r>
-        <w:rPr/>
+        <w:t xml:space="preserve"> </w:t>
+      </w:r>
+      <w:r>
         <w:t>en</w:t>
       </w:r>
       <w:r>
         <w:rPr>
           <w:spacing w:val="-21"/>
         </w:rPr>
-        <w:t> </w:t>
-      </w:r>
-      <w:r>
-        <w:rPr/>
+        <w:t xml:space="preserve"> </w:t>
+      </w:r>
+      <w:r>
         <w:t>la</w:t>
       </w:r>
       <w:r>
         <w:rPr>
           <w:spacing w:val="-22"/>
         </w:rPr>
-        <w:t> </w:t>
-      </w:r>
-      <w:r>
-        <w:rPr/>
+        <w:t xml:space="preserve"> </w:t>
+      </w:r>
+      <w:r>
         <w:t>Clase</w:t>
       </w:r>
       <w:r>
         <w:rPr>
           <w:spacing w:val="-18"/>
         </w:rPr>
-        <w:t> </w:t>
-      </w:r>
-      <w:r>
-        <w:rPr/>
+        <w:t xml:space="preserve"> </w:t>
+      </w:r>
+      <w:r>
         <w:t>Práctica</w:t>
       </w:r>
       <w:r>
         <w:rPr>
           <w:spacing w:val="-20"/>
         </w:rPr>
-        <w:t> </w:t>
-      </w:r>
-      <w:r>
-        <w:rPr/>
+        <w:t xml:space="preserve"> </w:t>
+      </w:r>
+      <w:r>
         <w:t>No.</w:t>
       </w:r>
       <w:r>
         <w:rPr>
           <w:spacing w:val="-21"/>
         </w:rPr>
-        <w:t> </w:t>
-      </w:r>
-      <w:r>
-        <w:rPr/>
+        <w:t xml:space="preserve"> </w:t>
+      </w:r>
+      <w:r>
         <w:t>1,</w:t>
       </w:r>
       <w:r>
         <w:rPr>
           <w:spacing w:val="-21"/>
         </w:rPr>
-        <w:t> </w:t>
-      </w:r>
-      <w:r>
-        <w:rPr/>
+        <w:t xml:space="preserve"> </w:t>
+      </w:r>
+      <w:r>
         <w:t>la</w:t>
       </w:r>
       <w:r>
         <w:rPr>
           <w:spacing w:val="-14"/>
         </w:rPr>
-        <w:t> </w:t>
-      </w:r>
-      <w:r>
-        <w:rPr/>
+        <w:t xml:space="preserve"> </w:t>
+      </w:r>
+      <w:r>
         <w:t>cual opera</w:t>
       </w:r>
       <w:r>
         <w:rPr>
           <w:spacing w:val="-2"/>
         </w:rPr>
-        <w:t> </w:t>
-      </w:r>
-      <w:r>
-        <w:rPr/>
+        <w:t xml:space="preserve"> </w:t>
+      </w:r>
+      <w:r>
         <w:t>con</w:t>
       </w:r>
       <w:r>
         <w:rPr>
           <w:spacing w:val="-1"/>
         </w:rPr>
-        <w:t> </w:t>
-      </w:r>
-      <w:r>
-        <w:rPr/>
+        <w:t xml:space="preserve"> </w:t>
+      </w:r>
+      <w:r>
         <w:t>Casa</w:t>
       </w:r>
       <w:r>
         <w:rPr>
           <w:spacing w:val="-1"/>
         </w:rPr>
-        <w:t> </w:t>
-      </w:r>
-      <w:r>
-        <w:rPr/>
+        <w:t xml:space="preserve"> </w:t>
+      </w:r>
+      <w:r>
         <w:t>Matriz en</w:t>
       </w:r>
       <w:r>
         <w:rPr>
           <w:spacing w:val="-1"/>
         </w:rPr>
-        <w:t> </w:t>
-      </w:r>
-      <w:r>
-        <w:rPr/>
+        <w:t xml:space="preserve"> </w:t>
+      </w:r>
+      <w:r>
         <w:t>Managua</w:t>
       </w:r>
       <w:r>
         <w:rPr>
           <w:spacing w:val="-2"/>
         </w:rPr>
-        <w:t> </w:t>
-      </w:r>
-      <w:r>
-        <w:rPr/>
+        <w:t xml:space="preserve"> </w:t>
+      </w:r>
+      <w:r>
         <w:t>y sucursales en</w:t>
       </w:r>
       <w:r>
         <w:rPr>
           <w:spacing w:val="-1"/>
         </w:rPr>
-        <w:t> </w:t>
-      </w:r>
-      <w:r>
-        <w:rPr/>
+        <w:t xml:space="preserve"> </w:t>
+      </w:r>
+      <w:r>
         <w:t>Masaya, Rivas y León. La</w:t>
       </w:r>
       <w:r>
         <w:rPr>
           <w:spacing w:val="-2"/>
         </w:rPr>
-        <w:t> </w:t>
-      </w:r>
-      <w:r>
-        <w:rPr/>
-        <w:t>Gerencia </w:t>
+        <w:t xml:space="preserve"> </w:t>
+      </w:r>
+      <w:r>
+        <w:t xml:space="preserve">Gerencia </w:t>
       </w:r>
       <w:r>
         <w:rPr>
@@ -2793,7 +2914,7 @@
         <w:rPr>
           <w:spacing w:val="-12"/>
         </w:rPr>
-        <w:t> </w:t>
+        <w:t xml:space="preserve"> </w:t>
       </w:r>
       <w:r>
         <w:rPr>
@@ -2805,7 +2926,7 @@
         <w:rPr>
           <w:spacing w:val="-12"/>
         </w:rPr>
-        <w:t> </w:t>
+        <w:t xml:space="preserve"> </w:t>
       </w:r>
       <w:r>
         <w:rPr>
@@ -2817,7 +2938,7 @@
         <w:rPr>
           <w:spacing w:val="-14"/>
         </w:rPr>
-        <w:t> </w:t>
+        <w:t xml:space="preserve"> </w:t>
       </w:r>
       <w:r>
         <w:rPr>
@@ -2829,7 +2950,7 @@
         <w:rPr>
           <w:spacing w:val="-12"/>
         </w:rPr>
-        <w:t> </w:t>
+        <w:t xml:space="preserve"> </w:t>
       </w:r>
       <w:r>
         <w:rPr>
@@ -2841,7 +2962,7 @@
         <w:rPr>
           <w:spacing w:val="-14"/>
         </w:rPr>
-        <w:t> </w:t>
+        <w:t xml:space="preserve"> </w:t>
       </w:r>
       <w:r>
         <w:rPr>
@@ -2853,7 +2974,7 @@
         <w:rPr>
           <w:spacing w:val="-12"/>
         </w:rPr>
-        <w:t> </w:t>
+        <w:t xml:space="preserve"> </w:t>
       </w:r>
       <w:r>
         <w:rPr>
@@ -2865,7 +2986,7 @@
         <w:rPr>
           <w:spacing w:val="-12"/>
         </w:rPr>
-        <w:t> </w:t>
+        <w:t xml:space="preserve"> </w:t>
       </w:r>
       <w:r>
         <w:rPr>
@@ -2877,7 +2998,7 @@
         <w:rPr>
           <w:spacing w:val="-12"/>
         </w:rPr>
-        <w:t> </w:t>
+        <w:t xml:space="preserve"> </w:t>
       </w:r>
       <w:r>
         <w:rPr>
@@ -2889,7 +3010,7 @@
         <w:rPr>
           <w:spacing w:val="-11"/>
         </w:rPr>
-        <w:t> </w:t>
+        <w:t xml:space="preserve"> </w:t>
       </w:r>
       <w:r>
         <w:rPr>
@@ -2901,7 +3022,7 @@
         <w:rPr>
           <w:spacing w:val="-15"/>
         </w:rPr>
-        <w:t> </w:t>
+        <w:t xml:space="preserve"> </w:t>
       </w:r>
       <w:r>
         <w:rPr>
@@ -2913,7 +3034,7 @@
         <w:rPr>
           <w:spacing w:val="-12"/>
         </w:rPr>
-        <w:t> </w:t>
+        <w:t xml:space="preserve"> </w:t>
       </w:r>
       <w:r>
         <w:rPr>
@@ -2925,7 +3046,7 @@
         <w:rPr>
           <w:spacing w:val="-15"/>
         </w:rPr>
-        <w:t> </w:t>
+        <w:t xml:space="preserve"> </w:t>
       </w:r>
       <w:r>
         <w:rPr>
@@ -2937,271 +3058,249 @@
         <w:rPr>
           <w:spacing w:val="-11"/>
         </w:rPr>
-        <w:t> </w:t>
+        <w:t xml:space="preserve"> </w:t>
       </w:r>
       <w:r>
         <w:rPr>
           <w:spacing w:val="-4"/>
         </w:rPr>
-        <w:t>Venta </w:t>
-      </w:r>
-      <w:r>
-        <w:rPr/>
+        <w:t xml:space="preserve">Venta </w:t>
+      </w:r>
+      <w:r>
         <w:t>e</w:t>
       </w:r>
       <w:r>
         <w:rPr>
           <w:spacing w:val="-11"/>
         </w:rPr>
-        <w:t> </w:t>
-      </w:r>
-      <w:r>
-        <w:rPr/>
+        <w:t xml:space="preserve"> </w:t>
+      </w:r>
+      <w:r>
         <w:t>Inventario,</w:t>
       </w:r>
       <w:r>
         <w:rPr>
           <w:spacing w:val="-11"/>
         </w:rPr>
-        <w:t> </w:t>
-      </w:r>
-      <w:r>
-        <w:rPr/>
+        <w:t xml:space="preserve"> </w:t>
+      </w:r>
+      <w:r>
         <w:t>Contabilidad,</w:t>
       </w:r>
       <w:r>
         <w:rPr>
           <w:spacing w:val="-11"/>
         </w:rPr>
-        <w:t> </w:t>
-      </w:r>
-      <w:r>
-        <w:rPr/>
+        <w:t xml:space="preserve"> </w:t>
+      </w:r>
+      <w:r>
         <w:t>Recursos</w:t>
       </w:r>
       <w:r>
         <w:rPr>
           <w:spacing w:val="-11"/>
         </w:rPr>
-        <w:t> </w:t>
-      </w:r>
-      <w:r>
-        <w:rPr/>
+        <w:t xml:space="preserve"> </w:t>
+      </w:r>
+      <w:r>
         <w:t>Humanos</w:t>
       </w:r>
       <w:r>
         <w:rPr>
           <w:spacing w:val="-11"/>
         </w:rPr>
-        <w:t> </w:t>
-      </w:r>
-      <w:r>
-        <w:rPr/>
+        <w:t xml:space="preserve"> </w:t>
+      </w:r>
+      <w:r>
         <w:t>y</w:t>
       </w:r>
       <w:r>
         <w:rPr>
           <w:spacing w:val="-11"/>
         </w:rPr>
-        <w:t> </w:t>
-      </w:r>
-      <w:r>
-        <w:rPr/>
+        <w:t xml:space="preserve"> </w:t>
+      </w:r>
+      <w:r>
         <w:t>Presupuesto,</w:t>
       </w:r>
       <w:r>
         <w:rPr>
           <w:spacing w:val="-11"/>
         </w:rPr>
-        <w:t> </w:t>
-      </w:r>
-      <w:r>
-        <w:rPr/>
+        <w:t xml:space="preserve"> </w:t>
+      </w:r>
+      <w:r>
         <w:t>dado</w:t>
       </w:r>
       <w:r>
         <w:rPr>
           <w:spacing w:val="-10"/>
         </w:rPr>
-        <w:t> </w:t>
-      </w:r>
-      <w:r>
-        <w:rPr/>
+        <w:t xml:space="preserve"> </w:t>
+      </w:r>
+      <w:r>
         <w:t>que</w:t>
       </w:r>
       <w:r>
         <w:rPr>
           <w:spacing w:val="-11"/>
         </w:rPr>
-        <w:t> </w:t>
-      </w:r>
-      <w:r>
-        <w:rPr/>
+        <w:t xml:space="preserve"> </w:t>
+      </w:r>
+      <w:r>
         <w:t>actualmente</w:t>
       </w:r>
       <w:r>
         <w:rPr>
           <w:spacing w:val="-11"/>
         </w:rPr>
-        <w:t> </w:t>
-      </w:r>
-      <w:r>
-        <w:rPr/>
+        <w:t xml:space="preserve"> </w:t>
+      </w:r>
+      <w:r>
         <w:t>el respaldo</w:t>
       </w:r>
       <w:r>
         <w:rPr>
           <w:spacing w:val="-1"/>
         </w:rPr>
-        <w:t> </w:t>
-      </w:r>
-      <w:r>
-        <w:rPr/>
+        <w:t xml:space="preserve"> </w:t>
+      </w:r>
+      <w:r>
         <w:t>se</w:t>
       </w:r>
       <w:r>
         <w:rPr>
           <w:spacing w:val="-1"/>
         </w:rPr>
-        <w:t> </w:t>
-      </w:r>
-      <w:r>
-        <w:rPr/>
+        <w:t xml:space="preserve"> </w:t>
+      </w:r>
+      <w:r>
         <w:t>realiza</w:t>
       </w:r>
       <w:r>
         <w:rPr>
           <w:spacing w:val="-5"/>
         </w:rPr>
-        <w:t> </w:t>
-      </w:r>
-      <w:r>
-        <w:rPr/>
+        <w:t xml:space="preserve"> </w:t>
+      </w:r>
+      <w:r>
         <w:t>de</w:t>
       </w:r>
       <w:r>
         <w:rPr>
           <w:spacing w:val="-2"/>
         </w:rPr>
-        <w:t> </w:t>
-      </w:r>
-      <w:r>
-        <w:rPr/>
+        <w:t xml:space="preserve"> </w:t>
+      </w:r>
+      <w:r>
         <w:t>forma</w:t>
       </w:r>
       <w:r>
         <w:rPr>
           <w:spacing w:val="-2"/>
         </w:rPr>
-        <w:t> </w:t>
-      </w:r>
-      <w:r>
-        <w:rPr/>
+        <w:t xml:space="preserve"> </w:t>
+      </w:r>
+      <w:r>
         <w:t>manual</w:t>
       </w:r>
       <w:r>
         <w:rPr>
           <w:spacing w:val="-2"/>
         </w:rPr>
-        <w:t> </w:t>
-      </w:r>
-      <w:r>
-        <w:rPr/>
+        <w:t xml:space="preserve"> </w:t>
+      </w:r>
+      <w:r>
         <w:t>y</w:t>
       </w:r>
       <w:r>
         <w:rPr>
           <w:spacing w:val="-3"/>
         </w:rPr>
-        <w:t> </w:t>
-      </w:r>
-      <w:r>
-        <w:rPr/>
+        <w:t xml:space="preserve"> </w:t>
+      </w:r>
+      <w:r>
         <w:t>no</w:t>
       </w:r>
       <w:r>
         <w:rPr>
           <w:spacing w:val="-1"/>
         </w:rPr>
-        <w:t> </w:t>
-      </w:r>
-      <w:r>
-        <w:rPr/>
+        <w:t xml:space="preserve"> </w:t>
+      </w:r>
+      <w:r>
         <w:t>existen</w:t>
       </w:r>
       <w:r>
         <w:rPr>
           <w:spacing w:val="-1"/>
         </w:rPr>
-        <w:t> </w:t>
-      </w:r>
-      <w:r>
-        <w:rPr/>
+        <w:t xml:space="preserve"> </w:t>
+      </w:r>
+      <w:r>
         <w:t>políticas</w:t>
       </w:r>
       <w:r>
         <w:rPr>
           <w:spacing w:val="-1"/>
         </w:rPr>
-        <w:t> </w:t>
-      </w:r>
-      <w:r>
-        <w:rPr/>
+        <w:t xml:space="preserve"> </w:t>
+      </w:r>
+      <w:r>
         <w:t>formales</w:t>
       </w:r>
       <w:r>
         <w:rPr>
           <w:spacing w:val="-2"/>
         </w:rPr>
-        <w:t> </w:t>
-      </w:r>
-      <w:r>
-        <w:rPr/>
+        <w:t xml:space="preserve"> </w:t>
+      </w:r>
+      <w:r>
         <w:t>de</w:t>
       </w:r>
       <w:r>
         <w:rPr>
           <w:spacing w:val="-2"/>
         </w:rPr>
-        <w:t> </w:t>
-      </w:r>
-      <w:r>
-        <w:rPr/>
+        <w:t xml:space="preserve"> </w:t>
+      </w:r>
+      <w:r>
         <w:t>seguridad</w:t>
       </w:r>
       <w:r>
         <w:rPr>
           <w:spacing w:val="-1"/>
         </w:rPr>
-        <w:t> </w:t>
-      </w:r>
-      <w:r>
-        <w:rPr/>
+        <w:t xml:space="preserve"> </w:t>
+      </w:r>
+      <w:r>
         <w:t>ni</w:t>
       </w:r>
       <w:r>
         <w:rPr>
           <w:spacing w:val="-2"/>
         </w:rPr>
-        <w:t> </w:t>
-      </w:r>
-      <w:r>
-        <w:rPr/>
-        <w:t>de recuperación ante fallas. En base a lo anterior, desarrolle al menos las siguientes actividades de administración:</w:t>
+        <w:t xml:space="preserve"> </w:t>
+      </w:r>
+      <w:r>
+        <w:t xml:space="preserve">de recuperación ante fallas. En base a lo anterior, desarrolle al menos las siguientes actividades de </w:t>
+      </w:r>
+      <w:r>
+        <w:t>administración:</w:t>
       </w:r>
     </w:p>
     <w:p>
       <w:pPr>
-        <w:pStyle w:val="ListParagraph"/>
+        <w:pStyle w:val="Prrafodelista"/>
         <w:numPr>
           <w:ilvl w:val="1"/>
           <w:numId w:val="1"/>
         </w:numPr>
         <w:tabs>
-          <w:tab w:pos="994" w:val="left" w:leader="none"/>
+          <w:tab w:val="left" w:pos="994"/>
         </w:tabs>
-        <w:spacing w:line="242" w:lineRule="auto" w:before="118" w:after="0"/>
-        <w:ind w:left="994" w:right="34" w:hanging="360"/>
+        <w:spacing w:before="118" w:line="242" w:lineRule="auto"/>
+        <w:ind w:right="34"/>
         <w:jc w:val="both"/>
         <w:rPr>
           <w:sz w:val="24"/>
@@ -3222,7 +3321,7 @@
           <w:b/>
           <w:sz w:val="24"/>
         </w:rPr>
-        <w:t> </w:t>
+        <w:t xml:space="preserve"> </w:t>
       </w:r>
       <w:r>
         <w:rPr>
@@ -3231,7 +3330,7 @@
           <w:spacing w:val="-6"/>
           <w:sz w:val="24"/>
         </w:rPr>
-        <w:t>Seguridad: </w:t>
+        <w:t xml:space="preserve">Seguridad: </w:t>
       </w:r>
       <w:r>
         <w:rPr>
@@ -3245,7 +3344,7 @@
           <w:spacing w:val="-13"/>
           <w:sz w:val="24"/>
         </w:rPr>
-        <w:t> </w:t>
+        <w:t xml:space="preserve"> </w:t>
       </w:r>
       <w:r>
         <w:rPr>
@@ -3259,7 +3358,7 @@
           <w:spacing w:val="-12"/>
           <w:sz w:val="24"/>
         </w:rPr>
-        <w:t> </w:t>
+        <w:t xml:space="preserve"> </w:t>
       </w:r>
       <w:r>
         <w:rPr>
@@ -3273,7 +3372,7 @@
           <w:spacing w:val="-13"/>
           <w:sz w:val="24"/>
         </w:rPr>
-        <w:t> </w:t>
+        <w:t xml:space="preserve"> </w:t>
       </w:r>
       <w:r>
         <w:rPr>
@@ -3287,21 +3386,21 @@
           <w:spacing w:val="-13"/>
           <w:sz w:val="24"/>
         </w:rPr>
-        <w:t> </w:t>
+        <w:t xml:space="preserve"> </w:t>
       </w:r>
       <w:r>
         <w:rPr>
           <w:spacing w:val="-6"/>
           <w:sz w:val="24"/>
         </w:rPr>
-        <w:t>aplicación, </w:t>
+        <w:t xml:space="preserve">aplicación, </w:t>
       </w:r>
       <w:r>
         <w:rPr>
           <w:spacing w:val="-8"/>
           <w:sz w:val="24"/>
         </w:rPr>
-        <w:t>auditor, solo-lectura), asigne privilegios mínimos necesarios por rol y aplique políticas </w:t>
+        <w:t xml:space="preserve">auditor, solo-lectura), asigne privilegios mínimos necesarios por rol y aplique políticas </w:t>
       </w:r>
       <w:r>
         <w:rPr>
@@ -3312,65 +3411,109 @@
     </w:p>
     <w:p>
       <w:pPr>
-        <w:pStyle w:val="ListParagraph"/>
-        <w:spacing w:after="0" w:line="242" w:lineRule="auto"/>
+        <w:pStyle w:val="Prrafodelista"/>
+        <w:spacing w:line="242" w:lineRule="auto"/>
         <w:jc w:val="both"/>
         <w:rPr>
           <w:sz w:val="24"/>
         </w:rPr>
         <w:sectPr>
-          <w:footerReference w:type="default" r:id="rId5"/>
+          <w:footerReference w:type="default" r:id="rId9"/>
           <w:type w:val="continuous"/>
           <w:pgSz w:w="12240" w:h="15840"/>
-          <w:pgMar w:header="0" w:footer="915" w:top="640" w:bottom="1100" w:left="720" w:right="720"/>
+          <w:pgMar w:top="640" w:right="720" w:bottom="1100" w:left="720" w:header="0" w:footer="915" w:gutter="0"/>
           <w:pgNumType w:start="1"/>
+          <w:cols w:space="720"/>
         </w:sectPr>
       </w:pPr>
     </w:p>
     <w:p>
       <w:pPr>
-        <w:pStyle w:val="ListParagraph"/>
+        <w:pStyle w:val="Prrafodelista"/>
         <w:numPr>
           <w:ilvl w:val="1"/>
           <w:numId w:val="1"/>
         </w:numPr>
         <w:tabs>
-          <w:tab w:pos="994" w:val="left" w:leader="none"/>
+          <w:tab w:val="left" w:pos="994"/>
         </w:tabs>
-        <w:spacing w:line="242" w:lineRule="auto" w:before="89" w:after="0"/>
-        <w:ind w:left="994" w:right="37" w:hanging="360"/>
+        <w:spacing w:before="89" w:line="242" w:lineRule="auto"/>
+        <w:ind w:right="37"/>
         <w:jc w:val="both"/>
         <w:rPr>
           <w:sz w:val="24"/>
         </w:rPr>
       </w:pPr>
-      <w:r>
-        <w:rPr>
-          <w:rFonts w:ascii="Tahoma" w:hAnsi="Tahoma"/>
-          <w:b/>
-          <w:sz w:val="24"/>
-        </w:rPr>
-        <w:t>Backup y Recovery: </w:t>
-      </w:r>
-      <w:r>
-        <w:rPr>
-          <w:sz w:val="24"/>
-        </w:rPr>
-        <w:t>diseñe un esquema de respaldo (completo, diferencial e incremental) con su calendarización, y ejecute una simulación de restauración (recovery) ante pérdida de datos.</w:t>
+      <w:proofErr w:type="spellStart"/>
+      <w:r>
+        <w:rPr>
+          <w:rFonts w:ascii="Tahoma" w:hAnsi="Tahoma"/>
+          <w:b/>
+          <w:sz w:val="24"/>
+        </w:rPr>
+        <w:lastRenderedPageBreak/>
+        <w:t>Backup</w:t>
+      </w:r>
+      <w:proofErr w:type="spellEnd"/>
+      <w:r>
+        <w:rPr>
+          <w:rFonts w:ascii="Tahoma" w:hAnsi="Tahoma"/>
+          <w:b/>
+          <w:sz w:val="24"/>
+        </w:rPr>
+        <w:t xml:space="preserve"> y </w:t>
+      </w:r>
+      <w:proofErr w:type="spellStart"/>
+      <w:r>
+        <w:rPr>
+          <w:rFonts w:ascii="Tahoma" w:hAnsi="Tahoma"/>
+          <w:b/>
+          <w:sz w:val="24"/>
+        </w:rPr>
+        <w:t>Recovery</w:t>
+      </w:r>
+      <w:proofErr w:type="spellEnd"/>
+      <w:r>
+        <w:rPr>
+          <w:rFonts w:ascii="Tahoma" w:hAnsi="Tahoma"/>
+          <w:b/>
+          <w:sz w:val="24"/>
+        </w:rPr>
+        <w:t xml:space="preserve">: </w:t>
+      </w:r>
+      <w:r>
+        <w:rPr>
+          <w:sz w:val="24"/>
+        </w:rPr>
+        <w:t>diseñe un esquema de respaldo (completo, diferencial e incremental) con su calendarización, y ejecute una simulación de restauración (</w:t>
+      </w:r>
+      <w:proofErr w:type="spellStart"/>
+      <w:r>
+        <w:rPr>
+          <w:sz w:val="24"/>
+        </w:rPr>
+        <w:t>recovery</w:t>
+      </w:r>
+      <w:proofErr w:type="spellEnd"/>
+      <w:r>
+        <w:rPr>
+          <w:sz w:val="24"/>
+        </w:rPr>
+        <w:t>) ante pérdida de datos.</w:t>
       </w:r>
     </w:p>
     <w:p>
       <w:pPr>
-        <w:pStyle w:val="ListParagraph"/>
+        <w:pStyle w:val="Prrafodelista"/>
         <w:numPr>
           <w:ilvl w:val="1"/>
           <w:numId w:val="1"/>
         </w:numPr>
         <w:tabs>
-          <w:tab w:pos="994" w:val="left" w:leader="none"/>
+          <w:tab w:val="left" w:pos="994"/>
         </w:tabs>
-        <w:spacing w:line="242" w:lineRule="auto" w:before="100" w:after="0"/>
-        <w:ind w:left="994" w:right="35" w:hanging="360"/>
+        <w:spacing w:line="242" w:lineRule="auto"/>
+        <w:ind w:right="35"/>
         <w:jc w:val="both"/>
         <w:rPr>
           <w:sz w:val="24"/>
@@ -3392,7 +3535,7 @@
           <w:spacing w:val="-12"/>
           <w:sz w:val="24"/>
         </w:rPr>
-        <w:t> </w:t>
+        <w:t xml:space="preserve"> </w:t>
       </w:r>
       <w:r>
         <w:rPr>
@@ -3410,8 +3553,9 @@
           <w:spacing w:val="-12"/>
           <w:sz w:val="24"/>
         </w:rPr>
-        <w:t> </w:t>
-      </w:r>
+        <w:t xml:space="preserve"> </w:t>
+      </w:r>
+      <w:proofErr w:type="spellStart"/>
       <w:r>
         <w:rPr>
           <w:rFonts w:ascii="Tahoma" w:hAnsi="Tahoma"/>
@@ -3421,6 +3565,7 @@
         </w:rPr>
         <w:t>Tuning</w:t>
       </w:r>
+      <w:proofErr w:type="spellEnd"/>
       <w:r>
         <w:rPr>
           <w:rFonts w:ascii="Tahoma" w:hAnsi="Tahoma"/>
@@ -3428,7 +3573,7 @@
           <w:spacing w:val="-11"/>
           <w:sz w:val="24"/>
         </w:rPr>
-        <w:t> </w:t>
+        <w:t xml:space="preserve"> </w:t>
       </w:r>
       <w:r>
         <w:rPr>
@@ -3446,7 +3591,7 @@
           <w:spacing w:val="-11"/>
           <w:sz w:val="24"/>
         </w:rPr>
-        <w:t> </w:t>
+        <w:t xml:space="preserve"> </w:t>
       </w:r>
       <w:r>
         <w:rPr>
@@ -3464,7 +3609,7 @@
           <w:spacing w:val="-5"/>
           <w:sz w:val="24"/>
         </w:rPr>
-        <w:t> </w:t>
+        <w:t xml:space="preserve"> </w:t>
       </w:r>
       <w:r>
         <w:rPr>
@@ -3478,7 +3623,7 @@
           <w:spacing w:val="-16"/>
           <w:sz w:val="24"/>
         </w:rPr>
-        <w:t> </w:t>
+        <w:t xml:space="preserve"> </w:t>
       </w:r>
       <w:r>
         <w:rPr>
@@ -3492,7 +3637,7 @@
           <w:spacing w:val="-15"/>
           <w:sz w:val="24"/>
         </w:rPr>
-        <w:t> </w:t>
+        <w:t xml:space="preserve"> </w:t>
       </w:r>
       <w:r>
         <w:rPr>
@@ -3506,7 +3651,7 @@
           <w:spacing w:val="-15"/>
           <w:sz w:val="24"/>
         </w:rPr>
-        <w:t> </w:t>
+        <w:t xml:space="preserve"> </w:t>
       </w:r>
       <w:r>
         <w:rPr>
@@ -3520,14 +3665,14 @@
           <w:spacing w:val="-15"/>
           <w:sz w:val="24"/>
         </w:rPr>
-        <w:t> </w:t>
+        <w:t xml:space="preserve"> </w:t>
       </w:r>
       <w:r>
         <w:rPr>
           <w:spacing w:val="-6"/>
           <w:sz w:val="24"/>
         </w:rPr>
-        <w:t>índices </w:t>
+        <w:t xml:space="preserve">índices </w:t>
       </w:r>
       <w:r>
         <w:rPr>
@@ -3540,20 +3685,26 @@
           <w:spacing w:val="-11"/>
           <w:sz w:val="24"/>
         </w:rPr>
-        <w:t> </w:t>
-      </w:r>
-      <w:r>
-        <w:rPr>
-          <w:sz w:val="24"/>
-        </w:rPr>
-        <w:t>analice</w:t>
+        <w:t xml:space="preserve"> </w:t>
+      </w:r>
+      <w:r>
+        <w:rPr>
+          <w:sz w:val="24"/>
+        </w:rPr>
+        <w:t>ana</w:t>
+      </w:r>
+      <w:r>
+        <w:rPr>
+          <w:sz w:val="24"/>
+        </w:rPr>
+        <w:t>lice</w:t>
       </w:r>
       <w:r>
         <w:rPr>
           <w:spacing w:val="-11"/>
           <w:sz w:val="24"/>
         </w:rPr>
-        <w:t> </w:t>
+        <w:t xml:space="preserve"> </w:t>
       </w:r>
       <w:r>
         <w:rPr>
@@ -3566,7 +3717,7 @@
           <w:spacing w:val="-10"/>
           <w:sz w:val="24"/>
         </w:rPr>
-        <w:t> </w:t>
+        <w:t xml:space="preserve"> </w:t>
       </w:r>
       <w:r>
         <w:rPr>
@@ -3579,7 +3730,7 @@
           <w:spacing w:val="-13"/>
           <w:sz w:val="24"/>
         </w:rPr>
-        <w:t> </w:t>
+        <w:t xml:space="preserve"> </w:t>
       </w:r>
       <w:r>
         <w:rPr>
@@ -3592,7 +3743,7 @@
           <w:spacing w:val="-11"/>
           <w:sz w:val="24"/>
         </w:rPr>
-        <w:t> </w:t>
+        <w:t xml:space="preserve"> </w:t>
       </w:r>
       <w:r>
         <w:rPr>
@@ -3605,7 +3756,7 @@
           <w:spacing w:val="-12"/>
           <w:sz w:val="24"/>
         </w:rPr>
-        <w:t> </w:t>
+        <w:t xml:space="preserve"> </w:t>
       </w:r>
       <w:r>
         <w:rPr>
@@ -3618,7 +3769,7 @@
           <w:spacing w:val="-11"/>
           <w:sz w:val="24"/>
         </w:rPr>
-        <w:t> </w:t>
+        <w:t xml:space="preserve"> </w:t>
       </w:r>
       <w:r>
         <w:rPr>
@@ -3631,7 +3782,7 @@
           <w:spacing w:val="-10"/>
           <w:sz w:val="24"/>
         </w:rPr>
-        <w:t> </w:t>
+        <w:t xml:space="preserve"> </w:t>
       </w:r>
       <w:r>
         <w:rPr>
@@ -3644,7 +3795,7 @@
           <w:spacing w:val="-10"/>
           <w:sz w:val="24"/>
         </w:rPr>
-        <w:t> </w:t>
+        <w:t xml:space="preserve"> </w:t>
       </w:r>
       <w:r>
         <w:rPr>
@@ -3657,7 +3808,7 @@
           <w:spacing w:val="-14"/>
           <w:sz w:val="24"/>
         </w:rPr>
-        <w:t> </w:t>
+        <w:t xml:space="preserve"> </w:t>
       </w:r>
       <w:r>
         <w:rPr>
@@ -3668,16 +3819,16 @@
     </w:p>
     <w:p>
       <w:pPr>
-        <w:pStyle w:val="ListParagraph"/>
+        <w:pStyle w:val="Prrafodelista"/>
         <w:numPr>
           <w:ilvl w:val="1"/>
           <w:numId w:val="1"/>
         </w:numPr>
         <w:tabs>
-          <w:tab w:pos="994" w:val="left" w:leader="none"/>
+          <w:tab w:val="left" w:pos="994"/>
         </w:tabs>
-        <w:spacing w:line="242" w:lineRule="auto" w:before="98" w:after="0"/>
-        <w:ind w:left="994" w:right="35" w:hanging="360"/>
+        <w:spacing w:before="98" w:line="242" w:lineRule="auto"/>
+        <w:ind w:right="35"/>
         <w:jc w:val="both"/>
         <w:rPr>
           <w:sz w:val="24"/>
@@ -3689,13 +3840,27 @@
           <w:b/>
           <w:sz w:val="24"/>
         </w:rPr>
-        <w:t>Auditoría: </w:t>
-      </w:r>
-      <w:r>
-        <w:rPr>
-          <w:sz w:val="24"/>
-        </w:rPr>
-        <w:t>implemente un mecanismo (log/trigger/bitácora) que registre </w:t>
+        <w:t xml:space="preserve">Auditoría: </w:t>
+      </w:r>
+      <w:r>
+        <w:rPr>
+          <w:sz w:val="24"/>
+        </w:rPr>
+        <w:t>implemente un mecanismo (log/</w:t>
+      </w:r>
+      <w:proofErr w:type="spellStart"/>
+      <w:r>
+        <w:rPr>
+          <w:sz w:val="24"/>
+        </w:rPr>
+        <w:t>trigger</w:t>
+      </w:r>
+      <w:proofErr w:type="spellEnd"/>
+      <w:r>
+        <w:rPr>
+          <w:sz w:val="24"/>
+        </w:rPr>
+        <w:t xml:space="preserve">/bitácora) que registre </w:t>
       </w:r>
       <w:r>
         <w:rPr>
@@ -3709,7 +3874,7 @@
           <w:spacing w:val="-20"/>
           <w:sz w:val="24"/>
         </w:rPr>
-        <w:t> </w:t>
+        <w:t xml:space="preserve"> </w:t>
       </w:r>
       <w:r>
         <w:rPr>
@@ -3723,7 +3888,7 @@
           <w:spacing w:val="-19"/>
           <w:sz w:val="24"/>
         </w:rPr>
-        <w:t> </w:t>
+        <w:t xml:space="preserve"> </w:t>
       </w:r>
       <w:r>
         <w:rPr>
@@ -3737,7 +3902,7 @@
           <w:spacing w:val="-19"/>
           <w:sz w:val="24"/>
         </w:rPr>
-        <w:t> </w:t>
+        <w:t xml:space="preserve"> </w:t>
       </w:r>
       <w:r>
         <w:rPr>
@@ -3751,7 +3916,7 @@
           <w:spacing w:val="-19"/>
           <w:sz w:val="24"/>
         </w:rPr>
-        <w:t> </w:t>
+        <w:t xml:space="preserve"> </w:t>
       </w:r>
       <w:r>
         <w:rPr>
@@ -3765,7 +3930,7 @@
           <w:spacing w:val="-19"/>
           <w:sz w:val="24"/>
         </w:rPr>
-        <w:t> </w:t>
+        <w:t xml:space="preserve"> </w:t>
       </w:r>
       <w:r>
         <w:rPr>
@@ -3779,7 +3944,7 @@
           <w:spacing w:val="-19"/>
           <w:sz w:val="24"/>
         </w:rPr>
-        <w:t> </w:t>
+        <w:t xml:space="preserve"> </w:t>
       </w:r>
       <w:r>
         <w:rPr>
@@ -3793,7 +3958,7 @@
           <w:spacing w:val="-19"/>
           <w:sz w:val="24"/>
         </w:rPr>
-        <w:t> </w:t>
+        <w:t xml:space="preserve"> </w:t>
       </w:r>
       <w:r>
         <w:rPr>
@@ -3807,7 +3972,7 @@
           <w:spacing w:val="-18"/>
           <w:sz w:val="24"/>
         </w:rPr>
-        <w:t> </w:t>
+        <w:t xml:space="preserve"> </w:t>
       </w:r>
       <w:r>
         <w:rPr>
@@ -3821,14 +3986,14 @@
           <w:spacing w:val="-18"/>
           <w:sz w:val="24"/>
         </w:rPr>
-        <w:t> </w:t>
-      </w:r>
-      <w:r>
-        <w:rPr>
-          <w:spacing w:val="-2"/>
-          <w:sz w:val="24"/>
-        </w:rPr>
-        <w:t>(Facturación, </w:t>
+        <w:t xml:space="preserve"> </w:t>
+      </w:r>
+      <w:r>
+        <w:rPr>
+          <w:spacing w:val="-2"/>
+          <w:sz w:val="24"/>
+        </w:rPr>
+        <w:t xml:space="preserve">(Facturación, </w:t>
       </w:r>
       <w:r>
         <w:rPr>
@@ -3841,7 +4006,7 @@
           <w:spacing w:val="-10"/>
           <w:sz w:val="24"/>
         </w:rPr>
-        <w:t> </w:t>
+        <w:t xml:space="preserve"> </w:t>
       </w:r>
       <w:r>
         <w:rPr>
@@ -3852,16 +4017,16 @@
     </w:p>
     <w:p>
       <w:pPr>
-        <w:pStyle w:val="ListParagraph"/>
+        <w:pStyle w:val="Prrafodelista"/>
         <w:numPr>
           <w:ilvl w:val="1"/>
           <w:numId w:val="1"/>
         </w:numPr>
         <w:tabs>
-          <w:tab w:pos="994" w:val="left" w:leader="none"/>
+          <w:tab w:val="left" w:pos="994"/>
         </w:tabs>
-        <w:spacing w:line="242" w:lineRule="auto" w:before="100" w:after="0"/>
-        <w:ind w:left="994" w:right="36" w:hanging="360"/>
+        <w:spacing w:line="242" w:lineRule="auto"/>
+        <w:ind w:right="36"/>
         <w:jc w:val="both"/>
         <w:rPr>
           <w:sz w:val="24"/>
@@ -3873,20 +4038,34 @@
           <w:b/>
           <w:sz w:val="24"/>
         </w:rPr>
-        <w:t>Automatización: </w:t>
-      </w:r>
-      <w:r>
-        <w:rPr>
-          <w:sz w:val="24"/>
-        </w:rPr>
-        <w:t>programe tareas (jobs/procedimientos almacenados) que ejecuten</w:t>
+        <w:t xml:space="preserve">Automatización: </w:t>
+      </w:r>
+      <w:r>
+        <w:rPr>
+          <w:sz w:val="24"/>
+        </w:rPr>
+        <w:t>programe tareas (</w:t>
+      </w:r>
+      <w:proofErr w:type="spellStart"/>
+      <w:r>
+        <w:rPr>
+          <w:sz w:val="24"/>
+        </w:rPr>
+        <w:t>jobs</w:t>
+      </w:r>
+      <w:proofErr w:type="spellEnd"/>
+      <w:r>
+        <w:rPr>
+          <w:sz w:val="24"/>
+        </w:rPr>
+        <w:t>/procedimientos almacenados) que ejecuten</w:t>
       </w:r>
       <w:r>
         <w:rPr>
           <w:spacing w:val="-10"/>
           <w:sz w:val="24"/>
         </w:rPr>
-        <w:t> </w:t>
+        <w:t xml:space="preserve"> </w:t>
       </w:r>
       <w:r>
         <w:rPr>
@@ -3899,7 +4078,7 @@
           <w:spacing w:val="-12"/>
           <w:sz w:val="24"/>
         </w:rPr>
-        <w:t> </w:t>
+        <w:t xml:space="preserve"> </w:t>
       </w:r>
       <w:r>
         <w:rPr>
@@ -3912,7 +4091,7 @@
           <w:spacing w:val="-9"/>
           <w:sz w:val="24"/>
         </w:rPr>
-        <w:t> </w:t>
+        <w:t xml:space="preserve"> </w:t>
       </w:r>
       <w:r>
         <w:rPr>
@@ -3925,7 +4104,7 @@
           <w:spacing w:val="-12"/>
           <w:sz w:val="24"/>
         </w:rPr>
-        <w:t> </w:t>
+        <w:t xml:space="preserve"> </w:t>
       </w:r>
       <w:r>
         <w:rPr>
@@ -3938,7 +4117,7 @@
           <w:spacing w:val="-9"/>
           <w:sz w:val="24"/>
         </w:rPr>
-        <w:t> </w:t>
+        <w:t xml:space="preserve"> </w:t>
       </w:r>
       <w:r>
         <w:rPr>
@@ -3951,7 +4130,7 @@
           <w:spacing w:val="-15"/>
           <w:sz w:val="24"/>
         </w:rPr>
-        <w:t> </w:t>
+        <w:t xml:space="preserve"> </w:t>
       </w:r>
       <w:r>
         <w:rPr>
@@ -3964,7 +4143,7 @@
           <w:spacing w:val="-10"/>
           <w:sz w:val="24"/>
         </w:rPr>
-        <w:t> </w:t>
+        <w:t xml:space="preserve"> </w:t>
       </w:r>
       <w:r>
         <w:rPr>
@@ -3977,7 +4156,7 @@
           <w:spacing w:val="-11"/>
           <w:sz w:val="24"/>
         </w:rPr>
-        <w:t> </w:t>
+        <w:t xml:space="preserve"> </w:t>
       </w:r>
       <w:r>
         <w:rPr>
@@ -3990,7 +4169,7 @@
           <w:spacing w:val="-10"/>
           <w:sz w:val="24"/>
         </w:rPr>
-        <w:t> </w:t>
+        <w:t xml:space="preserve"> </w:t>
       </w:r>
       <w:r>
         <w:rPr>
@@ -4003,7 +4182,7 @@
           <w:spacing w:val="-10"/>
           <w:sz w:val="24"/>
         </w:rPr>
-        <w:t> </w:t>
+        <w:t xml:space="preserve"> </w:t>
       </w:r>
       <w:r>
         <w:rPr>
@@ -4014,7 +4193,7 @@
     </w:p>
     <w:p>
       <w:pPr>
-        <w:pStyle w:val="Heading2"/>
+        <w:pStyle w:val="Ttulo2"/>
         <w:spacing w:before="202"/>
         <w:rPr>
           <w:u w:val="none"/>
@@ -4023,95 +4202,85 @@
       <w:r>
         <w:rPr>
           <w:w w:val="95"/>
-          <w:u w:val="single"/>
         </w:rPr>
         <w:t>Actividad</w:t>
       </w:r>
       <w:r>
         <w:rPr>
           <w:spacing w:val="50"/>
-          <w:u w:val="single"/>
-        </w:rPr>
-        <w:t> </w:t>
+        </w:rPr>
+        <w:t xml:space="preserve"> </w:t>
       </w:r>
       <w:r>
         <w:rPr>
           <w:spacing w:val="-5"/>
           <w:w w:val="95"/>
-          <w:u w:val="single"/>
         </w:rPr>
         <w:t>II.</w:t>
       </w:r>
     </w:p>
     <w:p>
       <w:pPr>
-        <w:pStyle w:val="BodyText"/>
+        <w:pStyle w:val="Textoindependiente"/>
         <w:spacing w:line="242" w:lineRule="auto"/>
         <w:ind w:right="37"/>
       </w:pPr>
       <w:r>
-        <w:rPr/>
         <w:t>Simule un</w:t>
       </w:r>
       <w:r>
         <w:rPr>
           <w:spacing w:val="-1"/>
         </w:rPr>
-        <w:t> </w:t>
-      </w:r>
-      <w:r>
-        <w:rPr/>
+        <w:t xml:space="preserve"> </w:t>
+      </w:r>
+      <w:r>
         <w:t>incidente</w:t>
       </w:r>
       <w:r>
         <w:rPr>
           <w:spacing w:val="-1"/>
         </w:rPr>
-        <w:t> </w:t>
-      </w:r>
-      <w:r>
-        <w:rPr/>
+        <w:t xml:space="preserve"> </w:t>
+      </w:r>
+      <w:r>
         <w:t>de contingencia (por ejemplo:</w:t>
       </w:r>
       <w:r>
         <w:rPr>
           <w:spacing w:val="-1"/>
         </w:rPr>
-        <w:t> </w:t>
-      </w:r>
-      <w:r>
-        <w:rPr/>
+        <w:t xml:space="preserve"> </w:t>
+      </w:r>
+      <w:r>
         <w:t>caída</w:t>
       </w:r>
       <w:r>
         <w:rPr>
           <w:spacing w:val="-2"/>
         </w:rPr>
-        <w:t> </w:t>
-      </w:r>
-      <w:r>
-        <w:rPr/>
+        <w:t xml:space="preserve"> </w:t>
+      </w:r>
+      <w:r>
         <w:t>del servidor</w:t>
       </w:r>
       <w:r>
         <w:rPr>
           <w:spacing w:val="-2"/>
         </w:rPr>
-        <w:t> </w:t>
-      </w:r>
-      <w:r>
-        <w:rPr/>
+        <w:t xml:space="preserve"> </w:t>
+      </w:r>
+      <w:r>
         <w:t>de la</w:t>
       </w:r>
       <w:r>
         <w:rPr>
           <w:spacing w:val="-2"/>
         </w:rPr>
-        <w:t> </w:t>
-      </w:r>
-      <w:r>
-        <w:rPr/>
-        <w:t>sucursal de León o corrupción de la base de datos de Facturación en Casa Matriz). A partir del incidente, aplique su plan de recuperación y documente paso a paso las acciones </w:t>
+        <w:t xml:space="preserve"> </w:t>
+      </w:r>
+      <w:r>
+        <w:t xml:space="preserve">sucursal de León o corrupción de la base de datos de Facturación en Casa Matriz). A partir del incidente, aplique su plan de recuperación y documente paso a paso las acciones </w:t>
       </w:r>
       <w:r>
         <w:rPr>
@@ -4123,7 +4292,7 @@
         <w:rPr>
           <w:spacing w:val="-14"/>
         </w:rPr>
-        <w:t> </w:t>
+        <w:t xml:space="preserve"> </w:t>
       </w:r>
       <w:r>
         <w:rPr>
@@ -4135,7 +4304,7 @@
         <w:rPr>
           <w:spacing w:val="-13"/>
         </w:rPr>
-        <w:t> </w:t>
+        <w:t xml:space="preserve"> </w:t>
       </w:r>
       <w:r>
         <w:rPr>
@@ -4147,7 +4316,7 @@
         <w:rPr>
           <w:spacing w:val="-12"/>
         </w:rPr>
-        <w:t> </w:t>
+        <w:t xml:space="preserve"> </w:t>
       </w:r>
       <w:r>
         <w:rPr>
@@ -4159,7 +4328,7 @@
         <w:rPr>
           <w:spacing w:val="-15"/>
         </w:rPr>
-        <w:t> </w:t>
+        <w:t xml:space="preserve"> </w:t>
       </w:r>
       <w:r>
         <w:rPr>
@@ -4171,7 +4340,7 @@
         <w:rPr>
           <w:spacing w:val="-14"/>
         </w:rPr>
-        <w:t> </w:t>
+        <w:t xml:space="preserve"> </w:t>
       </w:r>
       <w:r>
         <w:rPr>
@@ -4183,7 +4352,7 @@
         <w:rPr>
           <w:spacing w:val="-15"/>
         </w:rPr>
-        <w:t> </w:t>
+        <w:t xml:space="preserve"> </w:t>
       </w:r>
       <w:r>
         <w:rPr>
@@ -4195,7 +4364,7 @@
         <w:rPr>
           <w:spacing w:val="-12"/>
         </w:rPr>
-        <w:t> </w:t>
+        <w:t xml:space="preserve"> </w:t>
       </w:r>
       <w:r>
         <w:rPr>
@@ -4207,7 +4376,7 @@
         <w:rPr>
           <w:spacing w:val="-14"/>
         </w:rPr>
-        <w:t> </w:t>
+        <w:t xml:space="preserve"> </w:t>
       </w:r>
       <w:r>
         <w:rPr>
@@ -4219,7 +4388,7 @@
         <w:rPr>
           <w:spacing w:val="-12"/>
         </w:rPr>
-        <w:t> </w:t>
+        <w:t xml:space="preserve"> </w:t>
       </w:r>
       <w:r>
         <w:rPr>
@@ -4231,7 +4400,7 @@
         <w:rPr>
           <w:spacing w:val="-13"/>
         </w:rPr>
-        <w:t> </w:t>
+        <w:t xml:space="preserve"> </w:t>
       </w:r>
       <w:r>
         <w:rPr>
@@ -4243,7 +4412,7 @@
         <w:rPr>
           <w:spacing w:val="-14"/>
         </w:rPr>
-        <w:t> </w:t>
+        <w:t xml:space="preserve"> </w:t>
       </w:r>
       <w:r>
         <w:rPr>
@@ -4255,7 +4424,7 @@
         <w:rPr>
           <w:spacing w:val="-14"/>
         </w:rPr>
-        <w:t> </w:t>
+        <w:t xml:space="preserve"> </w:t>
       </w:r>
       <w:r>
         <w:rPr>
@@ -4267,22 +4436,27 @@
         <w:rPr>
           <w:spacing w:val="-14"/>
         </w:rPr>
-        <w:t> </w:t>
+        <w:t xml:space="preserve"> </w:t>
       </w:r>
       <w:r>
         <w:rPr>
           <w:spacing w:val="-4"/>
         </w:rPr>
-        <w:t>recuperados </w:t>
-      </w:r>
-      <w:r>
-        <w:rPr/>
+        <w:t>recupe</w:t>
+      </w:r>
+      <w:r>
+        <w:rPr>
+          <w:spacing w:val="-4"/>
+        </w:rPr>
+        <w:t xml:space="preserve">rados </w:t>
+      </w:r>
+      <w:r>
         <w:t>(RPO real), comparándolos contra lo planificado.</w:t>
       </w:r>
     </w:p>
     <w:p>
       <w:pPr>
-        <w:pStyle w:val="Heading2"/>
+        <w:pStyle w:val="Ttulo2"/>
         <w:spacing w:before="198"/>
         <w:rPr>
           <w:u w:val="none"/>
@@ -4291,35 +4465,31 @@
       <w:r>
         <w:rPr>
           <w:w w:val="95"/>
-          <w:u w:val="single"/>
         </w:rPr>
         <w:t>Actividad</w:t>
       </w:r>
       <w:r>
         <w:rPr>
           <w:spacing w:val="50"/>
-          <w:u w:val="single"/>
-        </w:rPr>
-        <w:t> </w:t>
+        </w:rPr>
+        <w:t xml:space="preserve"> </w:t>
       </w:r>
       <w:r>
         <w:rPr>
           <w:spacing w:val="-4"/>
           <w:w w:val="95"/>
-          <w:u w:val="single"/>
         </w:rPr>
         <w:t>III.</w:t>
       </w:r>
     </w:p>
     <w:p>
       <w:pPr>
-        <w:pStyle w:val="BodyText"/>
+        <w:pStyle w:val="Textoindependiente"/>
         <w:spacing w:line="242" w:lineRule="auto"/>
         <w:ind w:right="33"/>
       </w:pPr>
       <w:r>
-        <w:rPr/>
-        <w:t>Diseñe, de forma verbal y auxiliándose de gráficos y figuras, una propuesta de Alta Disponibilidad y Replicación (maestro-esclavo, maestro-maestro o clúster, según </w:t>
+        <w:t xml:space="preserve">Diseñe, de forma verbal y auxiliándose de gráficos y figuras, una propuesta de Alta Disponibilidad y Replicación (maestro-esclavo, maestro-maestro o clúster, según </w:t>
       </w:r>
       <w:r>
         <w:rPr>
@@ -4331,7 +4501,7 @@
         <w:rPr>
           <w:spacing w:val="-17"/>
         </w:rPr>
-        <w:t> </w:t>
+        <w:t xml:space="preserve"> </w:t>
       </w:r>
       <w:r>
         <w:rPr>
@@ -4343,19 +4513,25 @@
         <w:rPr>
           <w:spacing w:val="-17"/>
         </w:rPr>
-        <w:t> </w:t>
-      </w:r>
-      <w:r>
-        <w:rPr>
-          <w:spacing w:val="-2"/>
-        </w:rPr>
-        <w:t>integre</w:t>
+        <w:t xml:space="preserve"> </w:t>
+      </w:r>
+      <w:r>
+        <w:rPr>
+          <w:spacing w:val="-2"/>
+        </w:rPr>
+        <w:t>integ</w:t>
+      </w:r>
+      <w:r>
+        <w:rPr>
+          <w:spacing w:val="-2"/>
+        </w:rPr>
+        <w:t>re</w:t>
       </w:r>
       <w:r>
         <w:rPr>
           <w:spacing w:val="-18"/>
         </w:rPr>
-        <w:t> </w:t>
+        <w:t xml:space="preserve"> </w:t>
       </w:r>
       <w:r>
         <w:rPr>
@@ -4367,7 +4543,7 @@
         <w:rPr>
           <w:spacing w:val="-17"/>
         </w:rPr>
-        <w:t> </w:t>
+        <w:t xml:space="preserve"> </w:t>
       </w:r>
       <w:r>
         <w:rPr>
@@ -4379,7 +4555,7 @@
         <w:rPr>
           <w:spacing w:val="-17"/>
         </w:rPr>
-        <w:t> </w:t>
+        <w:t xml:space="preserve"> </w:t>
       </w:r>
       <w:r>
         <w:rPr>
@@ -4391,7 +4567,7 @@
         <w:rPr>
           <w:spacing w:val="-17"/>
         </w:rPr>
-        <w:t> </w:t>
+        <w:t xml:space="preserve"> </w:t>
       </w:r>
       <w:r>
         <w:rPr>
@@ -4403,7 +4579,7 @@
         <w:rPr>
           <w:spacing w:val="-17"/>
         </w:rPr>
-        <w:t> </w:t>
+        <w:t xml:space="preserve"> </w:t>
       </w:r>
       <w:r>
         <w:rPr>
@@ -4415,7 +4591,7 @@
         <w:rPr>
           <w:spacing w:val="-17"/>
         </w:rPr>
-        <w:t> </w:t>
+        <w:t xml:space="preserve"> </w:t>
       </w:r>
       <w:r>
         <w:rPr>
@@ -4427,7 +4603,7 @@
         <w:rPr>
           <w:spacing w:val="-16"/>
         </w:rPr>
-        <w:t> </w:t>
+        <w:t xml:space="preserve"> </w:t>
       </w:r>
       <w:r>
         <w:rPr>
@@ -4439,7 +4615,7 @@
         <w:rPr>
           <w:spacing w:val="-17"/>
         </w:rPr>
-        <w:t> </w:t>
+        <w:t xml:space="preserve"> </w:t>
       </w:r>
       <w:r>
         <w:rPr>
@@ -4451,147 +4627,135 @@
         <w:rPr>
           <w:spacing w:val="-18"/>
         </w:rPr>
-        <w:t> </w:t>
-      </w:r>
-      <w:r>
-        <w:rPr>
-          <w:spacing w:val="-2"/>
-        </w:rPr>
-        <w:t>propuesta </w:t>
-      </w:r>
-      <w:r>
-        <w:rPr/>
+        <w:t xml:space="preserve"> </w:t>
+      </w:r>
+      <w:r>
+        <w:rPr>
+          <w:spacing w:val="-2"/>
+        </w:rPr>
+        <w:t xml:space="preserve">propuesta </w:t>
+      </w:r>
+      <w:r>
         <w:t>indicando</w:t>
       </w:r>
       <w:r>
         <w:rPr>
           <w:spacing w:val="-16"/>
         </w:rPr>
-        <w:t> </w:t>
-      </w:r>
-      <w:r>
-        <w:rPr/>
+        <w:t xml:space="preserve"> </w:t>
+      </w:r>
+      <w:r>
         <w:t>cómo</w:t>
       </w:r>
       <w:r>
         <w:rPr>
           <w:spacing w:val="-13"/>
         </w:rPr>
-        <w:t> </w:t>
-      </w:r>
-      <w:r>
-        <w:rPr/>
+        <w:t xml:space="preserve"> </w:t>
+      </w:r>
+      <w:r>
         <w:t>se</w:t>
       </w:r>
       <w:r>
         <w:rPr>
           <w:spacing w:val="-16"/>
         </w:rPr>
-        <w:t> </w:t>
-      </w:r>
-      <w:r>
-        <w:rPr/>
+        <w:t xml:space="preserve"> </w:t>
+      </w:r>
+      <w:r>
         <w:t>relaciona</w:t>
       </w:r>
       <w:r>
         <w:rPr>
           <w:spacing w:val="-15"/>
         </w:rPr>
-        <w:t> </w:t>
-      </w:r>
-      <w:r>
-        <w:rPr/>
+        <w:t xml:space="preserve"> </w:t>
+      </w:r>
+      <w:r>
         <w:t>esta</w:t>
       </w:r>
       <w:r>
         <w:rPr>
           <w:spacing w:val="-15"/>
         </w:rPr>
-        <w:t> </w:t>
-      </w:r>
-      <w:r>
-        <w:rPr/>
+        <w:t xml:space="preserve"> </w:t>
+      </w:r>
+      <w:r>
         <w:t>arquitectura</w:t>
       </w:r>
       <w:r>
         <w:rPr>
           <w:spacing w:val="-15"/>
         </w:rPr>
-        <w:t> </w:t>
-      </w:r>
-      <w:r>
-        <w:rPr/>
+        <w:t xml:space="preserve"> </w:t>
+      </w:r>
+      <w:r>
         <w:t>con</w:t>
       </w:r>
       <w:r>
         <w:rPr>
           <w:spacing w:val="-14"/>
         </w:rPr>
-        <w:t> </w:t>
-      </w:r>
-      <w:r>
-        <w:rPr/>
+        <w:t xml:space="preserve"> </w:t>
+      </w:r>
+      <w:r>
         <w:t>el</w:t>
       </w:r>
       <w:r>
         <w:rPr>
           <w:spacing w:val="-17"/>
         </w:rPr>
-        <w:t> </w:t>
-      </w:r>
-      <w:r>
-        <w:rPr/>
+        <w:t xml:space="preserve"> </w:t>
+      </w:r>
+      <w:r>
         <w:t>RAID</w:t>
       </w:r>
       <w:r>
         <w:rPr>
           <w:spacing w:val="-15"/>
         </w:rPr>
-        <w:t> </w:t>
-      </w:r>
-      <w:r>
-        <w:rPr/>
+        <w:t xml:space="preserve"> </w:t>
+      </w:r>
+      <w:r>
         <w:t>y</w:t>
       </w:r>
       <w:r>
         <w:rPr>
           <w:spacing w:val="-16"/>
         </w:rPr>
-        <w:t> </w:t>
-      </w:r>
-      <w:r>
-        <w:rPr/>
+        <w:t xml:space="preserve"> </w:t>
+      </w:r>
+      <w:r>
         <w:t>el</w:t>
       </w:r>
       <w:r>
         <w:rPr>
           <w:spacing w:val="-15"/>
         </w:rPr>
-        <w:t> </w:t>
-      </w:r>
-      <w:r>
-        <w:rPr/>
+        <w:t xml:space="preserve"> </w:t>
+      </w:r>
+      <w:proofErr w:type="spellStart"/>
+      <w:r>
         <w:t>Datacenter</w:t>
       </w:r>
+      <w:proofErr w:type="spellEnd"/>
       <w:r>
         <w:rPr>
           <w:spacing w:val="-14"/>
         </w:rPr>
-        <w:t> </w:t>
-      </w:r>
-      <w:r>
-        <w:rPr/>
+        <w:t xml:space="preserve"> </w:t>
+      </w:r>
+      <w:r>
         <w:t>diseñados</w:t>
       </w:r>
       <w:r>
         <w:rPr>
           <w:spacing w:val="-16"/>
         </w:rPr>
-        <w:t> </w:t>
-      </w:r>
-      <w:r>
-        <w:rPr/>
-        <w:t>en </w:t>
+        <w:t xml:space="preserve"> </w:t>
+      </w:r>
+      <w:r>
+        <w:t xml:space="preserve">en </w:t>
       </w:r>
       <w:r>
         <w:rPr>
@@ -4603,7 +4767,7 @@
         <w:rPr>
           <w:spacing w:val="-14"/>
         </w:rPr>
-        <w:t> </w:t>
+        <w:t xml:space="preserve"> </w:t>
       </w:r>
       <w:r>
         <w:rPr>
@@ -4615,7 +4779,7 @@
         <w:rPr>
           <w:spacing w:val="-13"/>
         </w:rPr>
-        <w:t> </w:t>
+        <w:t xml:space="preserve"> </w:t>
       </w:r>
       <w:r>
         <w:rPr>
@@ -4627,7 +4791,7 @@
         <w:rPr>
           <w:spacing w:val="-14"/>
         </w:rPr>
-        <w:t> </w:t>
+        <w:t xml:space="preserve"> </w:t>
       </w:r>
       <w:r>
         <w:rPr>
@@ -4639,7 +4803,7 @@
         <w:rPr>
           <w:spacing w:val="-15"/>
         </w:rPr>
-        <w:t> </w:t>
+        <w:t xml:space="preserve"> </w:t>
       </w:r>
       <w:r>
         <w:rPr>
@@ -4651,7 +4815,7 @@
         <w:rPr>
           <w:spacing w:val="-13"/>
         </w:rPr>
-        <w:t> </w:t>
+        <w:t xml:space="preserve"> </w:t>
       </w:r>
       <w:r>
         <w:rPr>
@@ -4663,7 +4827,7 @@
         <w:rPr>
           <w:spacing w:val="-16"/>
         </w:rPr>
-        <w:t> </w:t>
+        <w:t xml:space="preserve"> </w:t>
       </w:r>
       <w:r>
         <w:rPr>
@@ -4675,7 +4839,7 @@
         <w:rPr>
           <w:spacing w:val="-15"/>
         </w:rPr>
-        <w:t> </w:t>
+        <w:t xml:space="preserve"> </w:t>
       </w:r>
       <w:r>
         <w:rPr>
@@ -4687,7 +4851,7 @@
         <w:rPr>
           <w:spacing w:val="-13"/>
         </w:rPr>
-        <w:t> </w:t>
+        <w:t xml:space="preserve"> </w:t>
       </w:r>
       <w:r>
         <w:rPr>
@@ -4699,7 +4863,7 @@
         <w:rPr>
           <w:spacing w:val="-13"/>
         </w:rPr>
-        <w:t> </w:t>
+        <w:t xml:space="preserve"> </w:t>
       </w:r>
       <w:r>
         <w:rPr>
@@ -4711,7 +4875,7 @@
         <w:rPr>
           <w:spacing w:val="-13"/>
         </w:rPr>
-        <w:t> </w:t>
+        <w:t xml:space="preserve"> </w:t>
       </w:r>
       <w:r>
         <w:rPr>
@@ -4723,7 +4887,7 @@
         <w:rPr>
           <w:spacing w:val="-14"/>
         </w:rPr>
-        <w:t> </w:t>
+        <w:t xml:space="preserve"> </w:t>
       </w:r>
       <w:r>
         <w:rPr>
@@ -4735,7 +4899,7 @@
         <w:rPr>
           <w:spacing w:val="-15"/>
         </w:rPr>
-        <w:t> </w:t>
+        <w:t xml:space="preserve"> </w:t>
       </w:r>
       <w:r>
         <w:rPr>
@@ -4747,7 +4911,7 @@
         <w:rPr>
           <w:spacing w:val="-14"/>
         </w:rPr>
-        <w:t> </w:t>
+        <w:t xml:space="preserve"> </w:t>
       </w:r>
       <w:r>
         <w:rPr>
@@ -4759,7 +4923,7 @@
         <w:rPr>
           <w:spacing w:val="-12"/>
         </w:rPr>
-        <w:t> </w:t>
+        <w:t xml:space="preserve"> </w:t>
       </w:r>
       <w:r>
         <w:rPr>
@@ -4771,105 +4935,95 @@
         <w:rPr>
           <w:spacing w:val="-13"/>
         </w:rPr>
-        <w:t> </w:t>
-      </w:r>
-      <w:r>
-        <w:rPr>
-          <w:spacing w:val="-2"/>
-        </w:rPr>
-        <w:t>fallas </w:t>
-      </w:r>
-      <w:r>
-        <w:rPr/>
+        <w:t xml:space="preserve"> </w:t>
+      </w:r>
+      <w:r>
+        <w:rPr>
+          <w:spacing w:val="-2"/>
+        </w:rPr>
+        <w:t xml:space="preserve">fallas </w:t>
+      </w:r>
+      <w:r>
         <w:t>de hardware, de red o del propio motor de base de</w:t>
       </w:r>
       <w:r>
         <w:rPr>
           <w:spacing w:val="-1"/>
         </w:rPr>
-        <w:t> </w:t>
-      </w:r>
-      <w:r>
-        <w:rPr/>
+        <w:t xml:space="preserve"> </w:t>
+      </w:r>
+      <w:r>
         <w:t>datos.</w:t>
       </w:r>
     </w:p>
     <w:p>
       <w:pPr>
-        <w:pStyle w:val="Heading2"/>
+        <w:pStyle w:val="Ttulo2"/>
         <w:spacing w:before="200"/>
         <w:rPr>
           <w:u w:val="none"/>
         </w:rPr>
       </w:pPr>
       <w:r>
-        <w:rPr>
-          <w:u w:val="single"/>
-        </w:rPr>
         <w:t>Evaluación</w:t>
       </w:r>
       <w:r>
         <w:rPr>
           <w:spacing w:val="-14"/>
-          <w:u w:val="single"/>
-        </w:rPr>
-        <w:t> </w:t>
-      </w:r>
-      <w:r>
-        <w:rPr>
-          <w:u w:val="single"/>
-        </w:rPr>
+        </w:rPr>
+        <w:t xml:space="preserve"> </w:t>
+      </w:r>
+      <w:r>
         <w:t>de</w:t>
       </w:r>
       <w:r>
         <w:rPr>
           <w:spacing w:val="-13"/>
-          <w:u w:val="single"/>
-        </w:rPr>
-        <w:t> </w:t>
-      </w:r>
-      <w:r>
-        <w:rPr>
-          <w:u w:val="single"/>
-        </w:rPr>
+        </w:rPr>
+        <w:t xml:space="preserve"> </w:t>
+      </w:r>
+      <w:r>
         <w:t>lo</w:t>
       </w:r>
       <w:r>
         <w:rPr>
           <w:spacing w:val="-13"/>
-          <w:u w:val="single"/>
-        </w:rPr>
-        <w:t> </w:t>
-      </w:r>
-      <w:r>
-        <w:rPr>
-          <w:spacing w:val="-2"/>
-          <w:u w:val="single"/>
+        </w:rPr>
+        <w:t xml:space="preserve"> </w:t>
+      </w:r>
+      <w:r>
+        <w:rPr>
+          <w:spacing w:val="-2"/>
         </w:rPr>
         <w:t>aprendido:</w:t>
       </w:r>
     </w:p>
     <w:p>
       <w:pPr>
-        <w:pStyle w:val="BodyText"/>
-        <w:spacing w:line="242" w:lineRule="auto" w:before="105"/>
+        <w:pStyle w:val="Textoindependiente"/>
+        <w:spacing w:before="105" w:line="242" w:lineRule="auto"/>
         <w:ind w:right="35"/>
       </w:pPr>
       <w:r>
-        <w:rPr/>
-        <w:t>La clase se desarrollará de manera que los estudiantes demuestren y apliquen los conocimientos de administración de bases de datos mediante la resolución del caso empresarial y la sustentación oral de las decisiones tomadas como DBA (seguridad, </w:t>
-      </w:r>
-      <w:r>
-        <w:rPr>
-          <w:spacing w:val="-2"/>
-        </w:rPr>
-        <w:t>respaldo/recuperación,</w:t>
+        <w:t xml:space="preserve">La clase se desarrollará de manera que los estudiantes demuestren y apliquen los conocimientos de administración de bases de datos mediante la resolución del caso empresarial y la sustentación oral de las decisiones tomadas como DBA (seguridad, </w:t>
+      </w:r>
+      <w:r>
+        <w:rPr>
+          <w:spacing w:val="-2"/>
+        </w:rPr>
+        <w:t>respaldo/re</w:t>
+      </w:r>
+      <w:r>
+        <w:rPr>
+          <w:spacing w:val="-2"/>
+        </w:rPr>
+        <w:t>cuperación,</w:t>
       </w:r>
       <w:r>
         <w:rPr>
           <w:spacing w:val="-5"/>
         </w:rPr>
-        <w:t> </w:t>
+        <w:t xml:space="preserve"> </w:t>
       </w:r>
       <w:r>
         <w:rPr>
@@ -4881,7 +5035,7 @@
         <w:rPr>
           <w:spacing w:val="-7"/>
         </w:rPr>
-        <w:t> </w:t>
+        <w:t xml:space="preserve"> </w:t>
       </w:r>
       <w:r>
         <w:rPr>
@@ -4893,7 +5047,7 @@
         <w:rPr>
           <w:spacing w:val="-5"/>
         </w:rPr>
-        <w:t> </w:t>
+        <w:t xml:space="preserve"> </w:t>
       </w:r>
       <w:r>
         <w:rPr>
@@ -4905,7 +5059,7 @@
         <w:rPr>
           <w:spacing w:val="-7"/>
         </w:rPr>
-        <w:t> </w:t>
+        <w:t xml:space="preserve"> </w:t>
       </w:r>
       <w:r>
         <w:rPr>
@@ -4917,7 +5071,7 @@
         <w:rPr>
           <w:spacing w:val="-5"/>
         </w:rPr>
-        <w:t> </w:t>
+        <w:t xml:space="preserve"> </w:t>
       </w:r>
       <w:r>
         <w:rPr>
@@ -4929,7 +5083,7 @@
         <w:rPr>
           <w:spacing w:val="-8"/>
         </w:rPr>
-        <w:t> </w:t>
+        <w:t xml:space="preserve"> </w:t>
       </w:r>
       <w:r>
         <w:rPr>
@@ -4941,7 +5095,7 @@
         <w:rPr>
           <w:spacing w:val="-7"/>
         </w:rPr>
-        <w:t> </w:t>
+        <w:t xml:space="preserve"> </w:t>
       </w:r>
       <w:r>
         <w:rPr>
@@ -4953,22 +5107,21 @@
         <w:rPr>
           <w:spacing w:val="-6"/>
         </w:rPr>
-        <w:t> </w:t>
-      </w:r>
-      <w:r>
-        <w:rPr>
-          <w:spacing w:val="-2"/>
-        </w:rPr>
-        <w:t>el </w:t>
-      </w:r>
-      <w:r>
-        <w:rPr/>
+        <w:t xml:space="preserve"> </w:t>
+      </w:r>
+      <w:r>
+        <w:rPr>
+          <w:spacing w:val="-2"/>
+        </w:rPr>
+        <w:t xml:space="preserve">el </w:t>
+      </w:r>
+      <w:r>
         <w:t>avance de la pre-defensa de los Proyectos de Curso.</w:t>
       </w:r>
     </w:p>
     <w:p>
       <w:pPr>
-        <w:pStyle w:val="Heading2"/>
+        <w:pStyle w:val="Ttulo2"/>
         <w:spacing w:before="199"/>
         <w:rPr>
           <w:u w:val="none"/>
@@ -4977,409 +5130,399 @@
       <w:r>
         <w:rPr>
           <w:spacing w:val="-2"/>
-          <w:u w:val="single"/>
         </w:rPr>
         <w:t>Asignación</w:t>
       </w:r>
       <w:r>
         <w:rPr>
           <w:spacing w:val="-15"/>
-          <w:u w:val="single"/>
-        </w:rPr>
-        <w:t> </w:t>
-      </w:r>
-      <w:r>
-        <w:rPr>
-          <w:spacing w:val="-2"/>
-          <w:u w:val="single"/>
+        </w:rPr>
+        <w:t xml:space="preserve"> </w:t>
+      </w:r>
+      <w:r>
+        <w:rPr>
+          <w:spacing w:val="-2"/>
         </w:rPr>
         <w:t>de</w:t>
       </w:r>
       <w:r>
         <w:rPr>
           <w:spacing w:val="-14"/>
-          <w:u w:val="single"/>
-        </w:rPr>
-        <w:t> </w:t>
-      </w:r>
-      <w:r>
-        <w:rPr>
-          <w:spacing w:val="-2"/>
-          <w:u w:val="single"/>
+        </w:rPr>
+        <w:t xml:space="preserve"> </w:t>
+      </w:r>
+      <w:r>
+        <w:rPr>
+          <w:spacing w:val="-2"/>
         </w:rPr>
         <w:t>trabajo</w:t>
       </w:r>
       <w:r>
         <w:rPr>
           <w:spacing w:val="-14"/>
-          <w:u w:val="single"/>
-        </w:rPr>
-        <w:t> </w:t>
-      </w:r>
-      <w:r>
-        <w:rPr>
-          <w:spacing w:val="-2"/>
-          <w:u w:val="single"/>
+        </w:rPr>
+        <w:t xml:space="preserve"> </w:t>
+      </w:r>
+      <w:r>
+        <w:rPr>
+          <w:spacing w:val="-2"/>
         </w:rPr>
         <w:t>extra</w:t>
       </w:r>
       <w:r>
         <w:rPr>
           <w:spacing w:val="-13"/>
-          <w:u w:val="single"/>
-        </w:rPr>
-        <w:t> </w:t>
-      </w:r>
-      <w:r>
-        <w:rPr>
-          <w:spacing w:val="-2"/>
-          <w:u w:val="single"/>
+        </w:rPr>
+        <w:t xml:space="preserve"> </w:t>
+      </w:r>
+      <w:r>
+        <w:rPr>
+          <w:spacing w:val="-2"/>
         </w:rPr>
         <w:t>–</w:t>
       </w:r>
       <w:r>
         <w:rPr>
           <w:spacing w:val="-14"/>
-          <w:u w:val="single"/>
-        </w:rPr>
-        <w:t> </w:t>
-      </w:r>
-      <w:r>
-        <w:rPr>
-          <w:spacing w:val="-2"/>
-          <w:u w:val="single"/>
+        </w:rPr>
+        <w:t xml:space="preserve"> </w:t>
+      </w:r>
+      <w:r>
+        <w:rPr>
+          <w:spacing w:val="-2"/>
         </w:rPr>
         <w:t>clase</w:t>
       </w:r>
       <w:r>
         <w:rPr>
           <w:spacing w:val="-14"/>
-          <w:u w:val="single"/>
-        </w:rPr>
-        <w:t> </w:t>
-      </w:r>
-      <w:r>
-        <w:rPr>
-          <w:spacing w:val="-2"/>
-          <w:u w:val="single"/>
+        </w:rPr>
+        <w:t xml:space="preserve"> </w:t>
+      </w:r>
+      <w:r>
+        <w:rPr>
+          <w:spacing w:val="-2"/>
         </w:rPr>
         <w:t>(TAREA):</w:t>
       </w:r>
     </w:p>
     <w:p>
       <w:pPr>
-        <w:pStyle w:val="BodyText"/>
+        <w:pStyle w:val="Textoindependiente"/>
         <w:spacing w:line="242" w:lineRule="auto"/>
         <w:ind w:right="34"/>
       </w:pPr>
       <w:r>
-        <w:rPr/>
         <w:t>Los</w:t>
       </w:r>
       <w:r>
         <w:rPr>
           <w:spacing w:val="-20"/>
         </w:rPr>
-        <w:t> </w:t>
-      </w:r>
-      <w:r>
-        <w:rPr/>
+        <w:t xml:space="preserve"> </w:t>
+      </w:r>
+      <w:r>
         <w:t>estudiantes</w:t>
       </w:r>
       <w:r>
         <w:rPr>
           <w:spacing w:val="-21"/>
         </w:rPr>
-        <w:t> </w:t>
-      </w:r>
-      <w:r>
-        <w:rPr/>
+        <w:t xml:space="preserve"> </w:t>
+      </w:r>
+      <w:r>
         <w:t>deben</w:t>
       </w:r>
       <w:r>
         <w:rPr>
           <w:spacing w:val="-20"/>
         </w:rPr>
-        <w:t> </w:t>
-      </w:r>
-      <w:r>
-        <w:rPr/>
+        <w:t xml:space="preserve"> </w:t>
+      </w:r>
+      <w:r>
         <w:t>investigar</w:t>
       </w:r>
       <w:r>
         <w:rPr>
           <w:spacing w:val="-22"/>
         </w:rPr>
-        <w:t> </w:t>
-      </w:r>
-      <w:r>
-        <w:rPr/>
+        <w:t xml:space="preserve"> </w:t>
+      </w:r>
+      <w:r>
         <w:t>y</w:t>
       </w:r>
       <w:r>
         <w:rPr>
           <w:spacing w:val="-20"/>
         </w:rPr>
-        <w:t> </w:t>
-      </w:r>
-      <w:r>
-        <w:rPr/>
+        <w:t xml:space="preserve"> </w:t>
+      </w:r>
+      <w:r>
         <w:t>desarrollar</w:t>
       </w:r>
       <w:r>
         <w:rPr>
           <w:spacing w:val="-21"/>
         </w:rPr>
-        <w:t> </w:t>
-      </w:r>
-      <w:r>
-        <w:rPr/>
+        <w:t xml:space="preserve"> </w:t>
+      </w:r>
+      <w:r>
         <w:t>un</w:t>
       </w:r>
       <w:r>
         <w:rPr>
           <w:spacing w:val="-21"/>
         </w:rPr>
-        <w:t> </w:t>
-      </w:r>
-      <w:r>
-        <w:rPr/>
+        <w:t xml:space="preserve"> </w:t>
+      </w:r>
+      <w:r>
         <w:t>caso</w:t>
       </w:r>
       <w:r>
         <w:rPr>
           <w:spacing w:val="-21"/>
         </w:rPr>
-        <w:t> </w:t>
-      </w:r>
-      <w:r>
-        <w:rPr/>
+        <w:t xml:space="preserve"> </w:t>
+      </w:r>
+      <w:r>
         <w:t>práctico</w:t>
       </w:r>
       <w:r>
         <w:rPr>
           <w:spacing w:val="-21"/>
         </w:rPr>
-        <w:t> </w:t>
-      </w:r>
-      <w:r>
-        <w:rPr/>
+        <w:t xml:space="preserve"> </w:t>
+      </w:r>
+      <w:r>
         <w:t>sobre</w:t>
       </w:r>
       <w:r>
         <w:rPr>
           <w:spacing w:val="-20"/>
         </w:rPr>
-        <w:t> </w:t>
-      </w:r>
-      <w:r>
-        <w:rPr/>
+        <w:t xml:space="preserve"> </w:t>
+      </w:r>
+      <w:r>
         <w:t>Gobierno</w:t>
       </w:r>
       <w:r>
         <w:rPr>
           <w:spacing w:val="-21"/>
         </w:rPr>
-        <w:t> </w:t>
-      </w:r>
-      <w:r>
-        <w:rPr/>
+        <w:t xml:space="preserve"> </w:t>
+      </w:r>
+      <w:r>
         <w:t>de</w:t>
       </w:r>
       <w:r>
         <w:rPr>
           <w:spacing w:val="-20"/>
         </w:rPr>
-        <w:t> </w:t>
-      </w:r>
-      <w:r>
-        <w:rPr/>
-        <w:t>Datos (Data Governance), normativa de protección de datos personales aplicable en Nicaragua,</w:t>
+        <w:t xml:space="preserve"> </w:t>
+      </w:r>
+      <w:r>
+        <w:t xml:space="preserve">Datos (Data </w:t>
+      </w:r>
+      <w:proofErr w:type="spellStart"/>
+      <w:r>
+        <w:t>Governance</w:t>
+      </w:r>
+      <w:proofErr w:type="spellEnd"/>
+      <w:r>
+        <w:t>), normativa de protección de datos personales aplicable en Nicaragua,</w:t>
       </w:r>
       <w:r>
         <w:rPr>
           <w:spacing w:val="-11"/>
         </w:rPr>
-        <w:t> </w:t>
-      </w:r>
-      <w:r>
-        <w:rPr/>
+        <w:t xml:space="preserve"> </w:t>
+      </w:r>
+      <w:r>
         <w:t>y</w:t>
       </w:r>
       <w:r>
         <w:rPr>
           <w:spacing w:val="-11"/>
         </w:rPr>
-        <w:t> </w:t>
-      </w:r>
-      <w:r>
-        <w:rPr/>
+        <w:t xml:space="preserve"> </w:t>
+      </w:r>
+      <w:r>
         <w:t>administración</w:t>
       </w:r>
       <w:r>
         <w:rPr>
           <w:spacing w:val="-12"/>
         </w:rPr>
-        <w:t> </w:t>
-      </w:r>
-      <w:r>
-        <w:rPr/>
+        <w:t xml:space="preserve"> </w:t>
+      </w:r>
+      <w:r>
         <w:t>de</w:t>
       </w:r>
       <w:r>
         <w:rPr>
           <w:spacing w:val="-14"/>
         </w:rPr>
-        <w:t> </w:t>
-      </w:r>
-      <w:r>
-        <w:rPr/>
+        <w:t xml:space="preserve"> </w:t>
+      </w:r>
+      <w:r>
         <w:t>bases</w:t>
       </w:r>
       <w:r>
         <w:rPr>
           <w:spacing w:val="-11"/>
         </w:rPr>
-        <w:t> </w:t>
-      </w:r>
-      <w:r>
-        <w:rPr/>
+        <w:t xml:space="preserve"> </w:t>
+      </w:r>
+      <w:r>
         <w:t>de</w:t>
       </w:r>
       <w:r>
         <w:rPr>
           <w:spacing w:val="-12"/>
         </w:rPr>
-        <w:t> </w:t>
-      </w:r>
-      <w:r>
-        <w:rPr/>
+        <w:t xml:space="preserve"> </w:t>
+      </w:r>
+      <w:r>
         <w:t>datos</w:t>
       </w:r>
       <w:r>
         <w:rPr>
           <w:spacing w:val="-14"/>
         </w:rPr>
-        <w:t> </w:t>
-      </w:r>
-      <w:r>
-        <w:rPr/>
+        <w:t xml:space="preserve"> </w:t>
+      </w:r>
+      <w:r>
         <w:t>en</w:t>
       </w:r>
       <w:r>
         <w:rPr>
           <w:spacing w:val="-12"/>
         </w:rPr>
-        <w:t> </w:t>
-      </w:r>
-      <w:r>
-        <w:rPr/>
+        <w:t xml:space="preserve"> </w:t>
+      </w:r>
+      <w:r>
         <w:t>la</w:t>
       </w:r>
       <w:r>
         <w:rPr>
           <w:spacing w:val="-13"/>
         </w:rPr>
-        <w:t> </w:t>
-      </w:r>
-      <w:r>
-        <w:rPr/>
+        <w:t xml:space="preserve"> </w:t>
+      </w:r>
+      <w:r>
         <w:t>nube</w:t>
       </w:r>
       <w:r>
         <w:rPr>
           <w:spacing w:val="-14"/>
         </w:rPr>
-        <w:t> </w:t>
-      </w:r>
-      <w:r>
-        <w:rPr/>
-        <w:t>(DBaaS:</w:t>
+        <w:t xml:space="preserve"> </w:t>
+      </w:r>
+      <w:r>
+        <w:t>(</w:t>
+      </w:r>
+      <w:proofErr w:type="spellStart"/>
+      <w:r>
+        <w:t>DBaaS</w:t>
+      </w:r>
+      <w:proofErr w:type="spellEnd"/>
+      <w:r>
+        <w:t>:</w:t>
       </w:r>
       <w:r>
         <w:rPr>
           <w:spacing w:val="-11"/>
         </w:rPr>
-        <w:t> </w:t>
-      </w:r>
-      <w:r>
-        <w:rPr/>
+        <w:t xml:space="preserve"> </w:t>
+      </w:r>
+      <w:r>
         <w:t>Amazon</w:t>
       </w:r>
       <w:r>
         <w:rPr>
           <w:spacing w:val="-12"/>
         </w:rPr>
-        <w:t> </w:t>
-      </w:r>
-      <w:r>
-        <w:rPr/>
+        <w:t xml:space="preserve"> </w:t>
+      </w:r>
+      <w:r>
         <w:t>RDS,</w:t>
       </w:r>
       <w:r>
         <w:rPr>
           <w:spacing w:val="-11"/>
         </w:rPr>
-        <w:t> </w:t>
-      </w:r>
-      <w:r>
-        <w:rPr/>
-        <w:t>Azure SQL Database o equivalente), comparando responsabilidades del DBA en un esquema on-premise</w:t>
-      </w:r>
+        <w:t xml:space="preserve"> </w:t>
+      </w:r>
+      <w:proofErr w:type="spellStart"/>
+      <w:r>
+        <w:t>Azure</w:t>
+      </w:r>
+      <w:proofErr w:type="spellEnd"/>
+      <w:r>
+        <w:t xml:space="preserve"> SQL </w:t>
+      </w:r>
+      <w:proofErr w:type="spellStart"/>
+      <w:r>
+        <w:t>Database</w:t>
+      </w:r>
+      <w:proofErr w:type="spellEnd"/>
+      <w:r>
+        <w:t xml:space="preserve"> o equivalente), comparando responsabilidades del DBA en un esquema </w:t>
+      </w:r>
+      <w:proofErr w:type="spellStart"/>
+      <w:r>
+        <w:t>on-premise</w:t>
+      </w:r>
+      <w:proofErr w:type="spellEnd"/>
       <w:r>
         <w:rPr>
           <w:spacing w:val="-21"/>
         </w:rPr>
-        <w:t> </w:t>
-      </w:r>
-      <w:r>
-        <w:rPr/>
+        <w:t xml:space="preserve"> </w:t>
+      </w:r>
+      <w:r>
         <w:t>versus</w:t>
       </w:r>
       <w:r>
         <w:rPr>
           <w:spacing w:val="-21"/>
         </w:rPr>
-        <w:t> </w:t>
-      </w:r>
-      <w:r>
-        <w:rPr/>
+        <w:t xml:space="preserve"> </w:t>
+      </w:r>
+      <w:r>
         <w:t>uno</w:t>
       </w:r>
       <w:r>
         <w:rPr>
           <w:spacing w:val="-20"/>
         </w:rPr>
-        <w:t> </w:t>
-      </w:r>
-      <w:r>
-        <w:rPr/>
+        <w:t xml:space="preserve"> </w:t>
+      </w:r>
+      <w:r>
         <w:t>en</w:t>
       </w:r>
       <w:r>
         <w:rPr>
           <w:spacing w:val="-21"/>
         </w:rPr>
-        <w:t> </w:t>
-      </w:r>
-      <w:r>
-        <w:rPr/>
+        <w:t xml:space="preserve"> </w:t>
+      </w:r>
+      <w:r>
         <w:t>la</w:t>
       </w:r>
       <w:r>
         <w:rPr>
           <w:spacing w:val="-22"/>
         </w:rPr>
-        <w:t> </w:t>
-      </w:r>
-      <w:r>
-        <w:rPr/>
+        <w:t xml:space="preserve"> </w:t>
+      </w:r>
+      <w:r>
         <w:t>nube.</w:t>
       </w:r>
     </w:p>
     <w:p>
       <w:pPr>
-        <w:pStyle w:val="Heading2"/>
+        <w:pStyle w:val="Ttulo2"/>
         <w:spacing w:before="201"/>
         <w:rPr>
           <w:u w:val="none"/>
@@ -5388,16 +5531,15 @@
       <w:r>
         <w:rPr>
           <w:spacing w:val="-2"/>
-          <w:u w:val="single"/>
         </w:rPr>
         <w:t>Bibliografía:</w:t>
       </w:r>
     </w:p>
     <w:p>
       <w:pPr>
-        <w:pStyle w:val="BodyText"/>
+        <w:pStyle w:val="Textoindependiente"/>
         <w:spacing w:line="242" w:lineRule="auto"/>
-        <w:ind w:right="40"/>
+        <w:ind w:left="720" w:right="40" w:hanging="447"/>
       </w:pPr>
       <w:r>
         <w:rPr>
@@ -5410,7 +5552,7 @@
           <w:spacing w:val="-8"/>
           <w:w w:val="105"/>
         </w:rPr>
-        <w:t> </w:t>
+        <w:t xml:space="preserve"> </w:t>
       </w:r>
       <w:r>
         <w:rPr>
@@ -5423,7 +5565,7 @@
           <w:spacing w:val="-8"/>
           <w:w w:val="105"/>
         </w:rPr>
-        <w:t> </w:t>
+        <w:t xml:space="preserve"> </w:t>
       </w:r>
       <w:r>
         <w:rPr>
@@ -5436,7 +5578,7 @@
           <w:spacing w:val="-9"/>
           <w:w w:val="105"/>
         </w:rPr>
-        <w:t> </w:t>
+        <w:t xml:space="preserve"> </w:t>
       </w:r>
       <w:r>
         <w:rPr>
@@ -5449,7 +5591,7 @@
           <w:spacing w:val="-7"/>
           <w:w w:val="105"/>
         </w:rPr>
-        <w:t> </w:t>
+        <w:t xml:space="preserve"> </w:t>
       </w:r>
       <w:r>
         <w:rPr>
@@ -5462,7 +5604,7 @@
           <w:spacing w:val="-8"/>
           <w:w w:val="105"/>
         </w:rPr>
-        <w:t> </w:t>
+        <w:t xml:space="preserve"> </w:t>
       </w:r>
       <w:r>
         <w:rPr>
@@ -5475,7 +5617,7 @@
           <w:spacing w:val="-9"/>
           <w:w w:val="105"/>
         </w:rPr>
-        <w:t> </w:t>
+        <w:t xml:space="preserve"> </w:t>
       </w:r>
       <w:r>
         <w:rPr>
@@ -5488,7 +5630,7 @@
           <w:spacing w:val="-7"/>
           <w:w w:val="105"/>
         </w:rPr>
-        <w:t> </w:t>
+        <w:t xml:space="preserve"> </w:t>
       </w:r>
       <w:r>
         <w:rPr>
@@ -5501,7 +5643,7 @@
           <w:spacing w:val="-8"/>
           <w:w w:val="105"/>
         </w:rPr>
-        <w:t> </w:t>
+        <w:t xml:space="preserve"> </w:t>
       </w:r>
       <w:r>
         <w:rPr>
@@ -5514,7 +5656,7 @@
           <w:spacing w:val="-8"/>
           <w:w w:val="105"/>
         </w:rPr>
-        <w:t> </w:t>
+        <w:t xml:space="preserve"> </w:t>
       </w:r>
       <w:r>
         <w:rPr>
@@ -5527,7 +5669,7 @@
           <w:spacing w:val="-8"/>
           <w:w w:val="105"/>
         </w:rPr>
-        <w:t> </w:t>
+        <w:t xml:space="preserve"> </w:t>
       </w:r>
       <w:r>
         <w:rPr>
@@ -5540,7 +5682,7 @@
           <w:spacing w:val="-7"/>
           <w:w w:val="105"/>
         </w:rPr>
-        <w:t> </w:t>
+        <w:t xml:space="preserve"> </w:t>
       </w:r>
       <w:r>
         <w:rPr>
@@ -5553,7 +5695,7 @@
           <w:spacing w:val="-24"/>
           <w:w w:val="105"/>
         </w:rPr>
-        <w:t> </w:t>
+        <w:t xml:space="preserve"> </w:t>
       </w:r>
       <w:r>
         <w:rPr>
@@ -5566,7 +5708,7 @@
           <w:spacing w:val="-22"/>
           <w:w w:val="105"/>
         </w:rPr>
-        <w:t> </w:t>
+        <w:t xml:space="preserve"> </w:t>
       </w:r>
       <w:r>
         <w:rPr>
@@ -5579,7 +5721,7 @@
           <w:spacing w:val="-22"/>
           <w:w w:val="105"/>
         </w:rPr>
-        <w:t> </w:t>
+        <w:t xml:space="preserve"> </w:t>
       </w:r>
       <w:r>
         <w:rPr>
@@ -5592,7 +5734,7 @@
           <w:spacing w:val="-22"/>
           <w:w w:val="105"/>
         </w:rPr>
-        <w:t> </w:t>
+        <w:t xml:space="preserve"> </w:t>
       </w:r>
       <w:r>
         <w:rPr>
@@ -5605,7 +5747,7 @@
           <w:spacing w:val="-22"/>
           <w:w w:val="105"/>
         </w:rPr>
-        <w:t> </w:t>
+        <w:t xml:space="preserve"> </w:t>
       </w:r>
       <w:r>
         <w:rPr>
@@ -5613,21 +5755,43 @@
         </w:rPr>
         <w:t>clase.</w:t>
       </w:r>
+      <w:bookmarkStart w:id="0" w:name="_GoBack"/>
+      <w:bookmarkEnd w:id="0"/>
     </w:p>
     <w:sectPr>
       <w:pgSz w:w="12240" w:h="15840"/>
-      <w:pgMar w:header="0" w:footer="915" w:top="620" w:bottom="1140" w:left="720" w:right="720"/>
+      <w:pgMar w:top="620" w:right="720" w:bottom="1140" w:left="720" w:header="0" w:footer="915" w:gutter="0"/>
+      <w:cols w:space="720"/>
     </w:sectPr>
   </w:body>
 </w:document>
 </file>
 
+<file path=word/endnotes.xml><?xml version="1.0" encoding="utf-8"?>
+<w:endnotes xmlns:wpc="http://schemas.microsoft.com/office/word/2010/wordprocessingCanvas" xmlns:mc="http://schemas.openxmlformats.org/markup-compatibility/2006" xmlns:o="urn:schemas-microsoft-com:office:office" xmlns:r="http://schemas.openxmlformats.org/officeDocument/2006/relationships" xmlns:m="http://schemas.openxmlformats.org/officeDocument/2006/math" xmlns:v="urn:schemas-microsoft-com:vml" xmlns:wp14="http://schemas.microsoft.com/office/word/2010/wordprocessingDrawing" xmlns:wp="http://schemas.openxmlformats.org/drawingml/2006/wordprocessingDrawing" xmlns:w10="urn:schemas-microsoft-com:office:word" xmlns:w="http://schemas.openxmlformats.org/wordprocessingml/2006/main" xmlns:w14="http://schemas.microsoft.com/office/word/2010/wordml" xmlns:wpg="http://schemas.microsoft.com/office/word/2010/wordprocessingGroup" xmlns:wpi="http://schemas.microsoft.com/office/word/2010/wordprocessingInk" xmlns:wne="http://schemas.microsoft.com/office/word/2006/wordml" xmlns:wps="http://schemas.microsoft.com/office/word/2010/wordprocessingShape" mc:Ignorable="w14 wp14">
+  <w:endnote w:type="separator" w:id="-1">
+    <w:p>
+      <w:r>
+        <w:separator/>
+      </w:r>
+    </w:p>
+  </w:endnote>
+  <w:endnote w:type="continuationSeparator" w:id="0">
+    <w:p>
+      <w:r>
+        <w:continuationSeparator/>
+      </w:r>
+    </w:p>
+  </w:endnote>
+</w:endnotes>
+</file>
+
 <file path=word/footer1.xml><?xml version="1.0" encoding="utf-8"?>
-<w:ftr xmlns:mc="http://schemas.openxmlformats.org/markup-compatibility/2006" xmlns:ve="http://schemas.openxmlformats.org/markup-compatibility/2006" xmlns:o="urn:schemas-microsoft-com:office:office" xmlns:r="http://schemas.openxmlformats.org/officeDocument/2006/relationships" xmlns:m="http://schemas.openxmlformats.org/officeDocument/2006/math" xmlns:v="urn:schemas-microsoft-com:vml" xmlns:wp="http://schemas.openxmlformats.org/drawingml/2006/wordprocessingDrawing" xmlns:w10="urn:schemas-microsoft-com:office:word" xmlns:w="http://schemas.openxmlformats.org/wordprocessingml/2006/main" xmlns:wne="http://schemas.microsoft.com/office/word/2006/wordml" xmlns:a="http://schemas.openxmlformats.org/drawingml/2006/main" xmlns:pic="http://schemas.openxmlformats.org/drawingml/2006/picture" xmlns:wpg="http://schemas.microsoft.com/office/word/2010/wordprocessingGroup" xmlns:wps="http://schemas.microsoft.com/office/word/2010/wordprocessingShape" xmlns:w14="http://schemas.microsoft.com/office/word/2010/wordml" mc:Ignorable="w14" xml:space="preserve">
+<w:ftr xmlns:wpc="http://schemas.microsoft.com/office/word/2010/wordprocessingCanvas" xmlns:mc="http://schemas.openxmlformats.org/markup-compatibility/2006" xmlns:o="urn:schemas-microsoft-com:office:office" xmlns:r="http://schemas.openxmlformats.org/officeDocument/2006/relationships" xmlns:m="http://schemas.openxmlformats.org/officeDocument/2006/math" xmlns:v="urn:schemas-microsoft-com:vml" xmlns:wp14="http://schemas.microsoft.com/office/word/2010/wordprocessingDrawing" xmlns:wp="http://schemas.openxmlformats.org/drawingml/2006/wordprocessingDrawing" xmlns:w10="urn:schemas-microsoft-com:office:word" xmlns:w="http://schemas.openxmlformats.org/wordprocessingml/2006/main" xmlns:w14="http://schemas.microsoft.com/office/word/2010/wordml" xmlns:wpg="http://schemas.microsoft.com/office/word/2010/wordprocessingGroup" xmlns:wpi="http://schemas.microsoft.com/office/word/2010/wordprocessingInk" xmlns:wne="http://schemas.microsoft.com/office/word/2006/wordml" xmlns:wps="http://schemas.microsoft.com/office/word/2010/wordprocessingShape" mc:Ignorable="w14 wp14">
   <w:p>
     <w:pPr>
-      <w:pStyle w:val="BodyText"/>
-      <w:spacing w:line="14" w:lineRule="auto" w:before="0"/>
+      <w:pStyle w:val="Textoindependiente"/>
+      <w:spacing w:before="0" w:line="14" w:lineRule="auto"/>
       <w:ind w:left="0"/>
       <w:jc w:val="left"/>
       <w:rPr>
@@ -5636,12 +5800,14 @@
     </w:pPr>
     <w:r>
       <w:rPr>
+        <w:noProof/>
         <w:sz w:val="20"/>
+        <w:lang w:val="es-US" w:eastAsia="es-US"/>
       </w:rPr>
       <mc:AlternateContent>
         <mc:Choice Requires="wps">
           <w:drawing>
-            <wp:anchor distT="0" distB="0" distL="0" distR="0" allowOverlap="1" layoutInCell="1" locked="0" behindDoc="1" simplePos="0" relativeHeight="487546880">
+            <wp:anchor distT="0" distB="0" distL="0" distR="0" simplePos="0" relativeHeight="487546880" behindDoc="1" locked="0" layoutInCell="1" allowOverlap="1">
               <wp:simplePos x="0" y="0"/>
               <wp:positionH relativeFrom="page">
                 <wp:posOffset>3891407</wp:posOffset>
@@ -5654,13 +5820,14 @@
               <wp:wrapNone/>
               <wp:docPr id="1" name="Textbox 1"/>
               <wp:cNvGraphicFramePr>
-                <a:graphicFrameLocks/>
+                <a:graphicFrameLocks xmlns:a="http://schemas.openxmlformats.org/drawingml/2006/main"/>
               </wp:cNvGraphicFramePr>
-              <a:graphic>
+              <a:graphic xmlns:a="http://schemas.openxmlformats.org/drawingml/2006/main">
                 <a:graphicData uri="http://schemas.microsoft.com/office/word/2010/wordprocessingShape">
                   <wps:wsp>
-                    <wps:cNvPr id="1" name="Textbox 1"/>
-                    <wps:cNvSpPr txBox="1"/>
+                    <wps:cNvSpPr txBox="1">
+                      <a:spLocks/>
+                    </wps:cNvSpPr>
                     <wps:spPr>
                       <a:xfrm>
                         <a:off x="0" y="0"/>
@@ -5675,8 +5842,7 @@
                         <w:p>
                           <w:pPr>
                             <w:spacing w:before="10"/>
-                            <w:ind w:left="60" w:right="0" w:firstLine="0"/>
-                            <w:jc w:val="left"/>
+                            <w:ind w:left="60"/>
                             <w:rPr>
                               <w:rFonts w:ascii="Times New Roman"/>
                               <w:sz w:val="20"/>
@@ -5696,7 +5862,7 @@
                               <w:spacing w:val="-10"/>
                               <w:sz w:val="20"/>
                             </w:rPr>
-                            <w:instrText> PAGE </w:instrText>
+                            <w:instrText xml:space="preserve"> PAGE </w:instrText>
                           </w:r>
                           <w:r>
                             <w:rPr>
@@ -5709,6 +5875,7 @@
                           <w:r>
                             <w:rPr>
                               <w:rFonts w:ascii="Times New Roman"/>
+                              <w:noProof/>
                               <w:spacing w:val="-10"/>
                               <w:sz w:val="20"/>
                             </w:rPr>
@@ -5736,18 +5903,18 @@
         </mc:Choice>
         <mc:Fallback>
           <w:pict>
-            <v:shapetype id="_x0000_t202" o:spt="202" coordsize="21600,21600" path="m,l,21600r21600,l21600,xe">
+            <v:shapetype id="_x0000_t202" coordsize="21600,21600" o:spt="202" path="m,l,21600r21600,l21600,xe">
               <v:stroke joinstyle="miter"/>
               <v:path gradientshapeok="t" o:connecttype="rect"/>
             </v:shapetype>
-            <v:shape style="position:absolute;margin-left:306.410004pt;margin-top:733.16449pt;width:12pt;height:13.05pt;mso-position-horizontal-relative:page;mso-position-vertical-relative:page;z-index:-15769600" type="#_x0000_t202" id="docshape1" filled="false" stroked="false">
+            <v:shape id="Textbox 1" o:spid="_x0000_s1029" type="#_x0000_t202" style="position:absolute;margin-left:306.4pt;margin-top:733.15pt;width:12pt;height:13.05pt;z-index:-15769600;visibility:visible;mso-wrap-style:square;mso-wrap-distance-left:0;mso-wrap-distance-top:0;mso-wrap-distance-right:0;mso-wrap-distance-bottom:0;mso-position-horizontal:absolute;mso-position-horizontal-relative:page;mso-position-vertical:absolute;mso-position-vertical-relative:page;v-text-anchor:top" o:gfxdata="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" filled="f" stroked="f">
+              <v:path arrowok="t"/>
               <v:textbox inset="0,0,0,0">
                 <w:txbxContent>
                   <w:p>
                     <w:pPr>
                       <w:spacing w:before="10"/>
-                      <w:ind w:left="60" w:right="0" w:firstLine="0"/>
-                      <w:jc w:val="left"/>
+                      <w:ind w:left="60"/>
                       <w:rPr>
                         <w:rFonts w:ascii="Times New Roman"/>
                         <w:sz w:val="20"/>
@@ -5767,7 +5934,7 @@
                         <w:spacing w:val="-10"/>
                         <w:sz w:val="20"/>
                       </w:rPr>
-                      <w:instrText> PAGE </w:instrText>
+                      <w:instrText xml:space="preserve"> PAGE </w:instrText>
                     </w:r>
                     <w:r>
                       <w:rPr>
@@ -5780,6 +5947,7 @@
                     <w:r>
                       <w:rPr>
                         <w:rFonts w:ascii="Times New Roman"/>
+                        <w:noProof/>
                         <w:spacing w:val="-10"/>
                         <w:sz w:val="20"/>
                       </w:rPr>
@@ -5796,7 +5964,7 @@
                   </w:p>
                 </w:txbxContent>
               </v:textbox>
-              <w10:wrap type="none"/>
+              <w10:wrap anchorx="page" anchory="page"/>
             </v:shape>
           </w:pict>
         </mc:Fallback>
@@ -5806,11 +5974,32 @@
 </w:ftr>
 </file>
 
+<file path=word/footnotes.xml><?xml version="1.0" encoding="utf-8"?>
+<w:footnotes xmlns:wpc="http://schemas.microsoft.com/office/word/2010/wordprocessingCanvas" xmlns:mc="http://schemas.openxmlformats.org/markup-compatibility/2006" xmlns:o="urn:schemas-microsoft-com:office:office" xmlns:r="http://schemas.openxmlformats.org/officeDocument/2006/relationships" xmlns:m="http://schemas.openxmlformats.org/officeDocument/2006/math" xmlns:v="urn:schemas-microsoft-com:vml" xmlns:wp14="http://schemas.microsoft.com/office/word/2010/wordprocessingDrawing" xmlns:wp="http://schemas.openxmlformats.org/drawingml/2006/wordprocessingDrawing" xmlns:w10="urn:schemas-microsoft-com:office:word" xmlns:w="http://schemas.openxmlformats.org/wordprocessingml/2006/main" xmlns:w14="http://schemas.microsoft.com/office/word/2010/wordml" xmlns:wpg="http://schemas.microsoft.com/office/word/2010/wordprocessingGroup" xmlns:wpi="http://schemas.microsoft.com/office/word/2010/wordprocessingInk" xmlns:wne="http://schemas.microsoft.com/office/word/2006/wordml" xmlns:wps="http://schemas.microsoft.com/office/word/2010/wordprocessingShape" mc:Ignorable="w14 wp14">
+  <w:footnote w:type="separator" w:id="-1">
+    <w:p>
+      <w:r>
+        <w:separator/>
+      </w:r>
+    </w:p>
+  </w:footnote>
+  <w:footnote w:type="continuationSeparator" w:id="0">
+    <w:p>
+      <w:r>
+        <w:continuationSeparator/>
+      </w:r>
+    </w:p>
+  </w:footnote>
+</w:footnotes>
+</file>
+
 <file path=word/numbering.xml><?xml version="1.0" encoding="utf-8"?>
-<w:numbering xmlns:ve="http://schemas.openxmlformats.org/markup-compatibility/2006" xmlns:o="urn:schemas-microsoft-com:office:office" xmlns:r="http://schemas.openxmlformats.org/officeDocument/2006/relationships" xmlns:m="http://schemas.openxmlformats.org/officeDocument/2006/math" xmlns:v="urn:schemas-microsoft-com:vml" xmlns:wp="http://schemas.openxmlformats.org/drawingml/2006/wordprocessingDrawing" xmlns:w10="urn:schemas-microsoft-com:office:word" xmlns:w="http://schemas.openxmlformats.org/wordprocessingml/2006/main" xmlns:wne="http://schemas.microsoft.com/office/word/2006/wordml">
+<w:numbering xmlns:wpc="http://schemas.microsoft.com/office/word/2010/wordprocessingCanvas" xmlns:mc="http://schemas.openxmlformats.org/markup-compatibility/2006" xmlns:o="urn:schemas-microsoft-com:office:office" xmlns:r="http://schemas.openxmlformats.org/officeDocument/2006/relationships" xmlns:m="http://schemas.openxmlformats.org/officeDocument/2006/math" xmlns:v="urn:schemas-microsoft-com:vml" xmlns:wp14="http://schemas.microsoft.com/office/word/2010/wordprocessingDrawing" xmlns:wp="http://schemas.openxmlformats.org/drawingml/2006/wordprocessingDrawing" xmlns:w10="urn:schemas-microsoft-com:office:word" xmlns:w="http://schemas.openxmlformats.org/wordprocessingml/2006/main" xmlns:w14="http://schemas.microsoft.com/office/word/2010/wordml" xmlns:wpg="http://schemas.microsoft.com/office/word/2010/wordprocessingGroup" xmlns:wpi="http://schemas.microsoft.com/office/word/2010/wordprocessingInk" xmlns:wne="http://schemas.microsoft.com/office/word/2006/wordml" xmlns:wps="http://schemas.microsoft.com/office/word/2010/wordprocessingShape" mc:Ignorable="w14 wp14">
   <w:abstractNum w:abstractNumId="0">
+    <w:nsid w:val="50A33C12"/>
     <w:multiLevelType w:val="hybridMultilevel"/>
-    <w:lvl w:ilvl="0">
+    <w:tmpl w:val="9B0EEEF6"/>
+    <w:lvl w:ilvl="0" w:tplc="16669A12">
       <w:start w:val="1"/>
       <w:numFmt w:val="decimal"/>
       <w:lvlText w:val="%1."/>
@@ -5826,7 +6015,7 @@
         <w:lang w:val="es-ES" w:eastAsia="en-US" w:bidi="ar-SA"/>
       </w:rPr>
     </w:lvl>
-    <w:lvl w:ilvl="1">
+    <w:lvl w:ilvl="1" w:tplc="42DA1D44">
       <w:start w:val="1"/>
       <w:numFmt w:val="decimal"/>
       <w:lvlText w:val="%2."/>
@@ -5836,7 +6025,7 @@
         <w:jc w:val="left"/>
       </w:pPr>
       <w:rPr>
-        <w:rFonts w:hint="default" w:ascii="Verdana" w:hAnsi="Verdana" w:eastAsia="Verdana" w:cs="Verdana"/>
+        <w:rFonts w:ascii="Verdana" w:eastAsia="Verdana" w:hAnsi="Verdana" w:cs="Verdana" w:hint="default"/>
         <w:b w:val="0"/>
         <w:bCs w:val="0"/>
         <w:i w:val="0"/>
@@ -5848,8 +6037,7 @@
         <w:lang w:val="es-ES" w:eastAsia="en-US" w:bidi="ar-SA"/>
       </w:rPr>
     </w:lvl>
-    <w:lvl w:ilvl="2">
-      <w:start w:val="0"/>
+    <w:lvl w:ilvl="2" w:tplc="FF527FAA">
       <w:numFmt w:val="bullet"/>
       <w:lvlText w:val="•"/>
       <w:lvlJc w:val="left"/>
@@ -5861,8 +6049,7 @@
         <w:lang w:val="es-ES" w:eastAsia="en-US" w:bidi="ar-SA"/>
       </w:rPr>
     </w:lvl>
-    <w:lvl w:ilvl="3">
-      <w:start w:val="0"/>
+    <w:lvl w:ilvl="3" w:tplc="FEE66134">
       <w:numFmt w:val="bullet"/>
       <w:lvlText w:val="•"/>
       <w:lvlJc w:val="left"/>
@@ -5874,8 +6061,7 @@
         <w:lang w:val="es-ES" w:eastAsia="en-US" w:bidi="ar-SA"/>
       </w:rPr>
     </w:lvl>
-    <w:lvl w:ilvl="4">
-      <w:start w:val="0"/>
+    <w:lvl w:ilvl="4" w:tplc="9B0A3D6C">
       <w:numFmt w:val="bullet"/>
       <w:lvlText w:val="•"/>
       <w:lvlJc w:val="left"/>
@@ -5887,8 +6073,7 @@
         <w:lang w:val="es-ES" w:eastAsia="en-US" w:bidi="ar-SA"/>
       </w:rPr>
     </w:lvl>
-    <w:lvl w:ilvl="5">
-      <w:start w:val="0"/>
+    <w:lvl w:ilvl="5" w:tplc="C6984390">
       <w:numFmt w:val="bullet"/>
       <w:lvlText w:val="•"/>
       <w:lvlJc w:val="left"/>
@@ -5900,8 +6085,7 @@
         <w:lang w:val="es-ES" w:eastAsia="en-US" w:bidi="ar-SA"/>
       </w:rPr>
     </w:lvl>
-    <w:lvl w:ilvl="6">
-      <w:start w:val="0"/>
+    <w:lvl w:ilvl="6" w:tplc="46A82060">
       <w:numFmt w:val="bullet"/>
       <w:lvlText w:val="•"/>
       <w:lvlJc w:val="left"/>
@@ -5913,8 +6097,7 @@
         <w:lang w:val="es-ES" w:eastAsia="en-US" w:bidi="ar-SA"/>
       </w:rPr>
     </w:lvl>
-    <w:lvl w:ilvl="7">
-      <w:start w:val="0"/>
+    <w:lvl w:ilvl="7" w:tplc="6024CE82">
       <w:numFmt w:val="bullet"/>
       <w:lvlText w:val="•"/>
       <w:lvlJc w:val="left"/>
@@ -5926,8 +6109,7 @@
         <w:lang w:val="es-ES" w:eastAsia="en-US" w:bidi="ar-SA"/>
       </w:rPr>
     </w:lvl>
-    <w:lvl w:ilvl="8">
-      <w:start w:val="0"/>
+    <w:lvl w:ilvl="8" w:tplc="0010B35E">
       <w:numFmt w:val="bullet"/>
       <w:lvlText w:val="•"/>
       <w:lvlJc w:val="left"/>
@@ -5947,14 +6129,14 @@
 </file>
 
 <file path=word/styles.xml><?xml version="1.0" encoding="utf-8"?>
-<w:styles xmlns:r="http://schemas.openxmlformats.org/officeDocument/2006/relationships" xmlns:w="http://schemas.openxmlformats.org/wordprocessingml/2006/main">
+<w:styles xmlns:mc="http://schemas.openxmlformats.org/markup-compatibility/2006" xmlns:r="http://schemas.openxmlformats.org/officeDocument/2006/relationships" xmlns:w="http://schemas.openxmlformats.org/wordprocessingml/2006/main" xmlns:w14="http://schemas.microsoft.com/office/word/2010/wordml" mc:Ignorable="w14">
   <w:docDefaults>
     <w:rPrDefault>
       <w:rPr>
-        <w:rFonts w:cstheme="minorBidi" w:hAnsiTheme="minorHAnsi" w:eastAsiaTheme="minorHAnsi" w:asciiTheme="minorHAnsi"/>
+        <w:rFonts w:asciiTheme="minorHAnsi" w:eastAsiaTheme="minorHAnsi" w:hAnsiTheme="minorHAnsi" w:cstheme="minorBidi"/>
         <w:sz w:val="22"/>
         <w:szCs w:val="22"/>
-        <w:lang w:val="en-US" w:bidi="ar-SA" w:eastAsia="en-US"/>
+        <w:lang w:val="en-US" w:eastAsia="en-US" w:bidi="ar-SA"/>
       </w:rPr>
     </w:rPrDefault>
     <w:pPrDefault>
@@ -5962,19 +6144,222 @@
         <w:widowControl w:val="0"/>
         <w:autoSpaceDE w:val="0"/>
         <w:autoSpaceDN w:val="0"/>
-        <w:spacing w:lineRule="auto" w:line="240" w:before="0" w:after="0"/>
-        <w:ind w:left="0" w:right="0"/>
-        <w:jc w:val="left"/>
       </w:pPr>
     </w:pPrDefault>
   </w:docDefaults>
-  <w:style w:styleId="DefaultParagraphFont" w:default="1" w:type="character">
+  <w:latentStyles w:defLockedState="0" w:defUIPriority="99" w:defSemiHidden="1" w:defUnhideWhenUsed="1" w:defQFormat="0" w:count="267">
+    <w:lsdException w:name="Normal" w:semiHidden="0" w:uiPriority="0" w:unhideWhenUsed="0" w:qFormat="1"/>
+    <w:lsdException w:name="heading 1" w:semiHidden="0" w:uiPriority="9" w:unhideWhenUsed="0" w:qFormat="1"/>
+    <w:lsdException w:name="heading 2" w:uiPriority="9" w:qFormat="1"/>
+    <w:lsdException w:name="heading 3" w:uiPriority="9" w:qFormat="1"/>
+    <w:lsdException w:name="heading 4" w:uiPriority="9" w:qFormat="1"/>
+    <w:lsdException w:name="heading 5" w:uiPriority="9" w:qFormat="1"/>
+    <w:lsdException w:name="heading 6" w:uiPriority="9" w:qFormat="1"/>
+    <w:lsdException w:name="heading 7" w:uiPriority="9" w:qFormat="1"/>
+    <w:lsdException w:name="heading 8" w:uiPriority="9" w:qFormat="1"/>
+    <w:lsdException w:name="heading 9" w:uiPriority="9" w:qFormat="1"/>
+    <w:lsdException w:name="toc 1" w:uiPriority="39"/>
+    <w:lsdException w:name="toc 2" w:uiPriority="39"/>
+    <w:lsdException w:name="toc 3" w:uiPriority="39"/>
+    <w:lsdException w:name="toc 4" w:uiPriority="39"/>
+    <w:lsdException w:name="toc 5" w:uiPriority="39"/>
+    <w:lsdException w:name="toc 6" w:uiPriority="39"/>
+    <w:lsdException w:name="toc 7" w:uiPriority="39"/>
+    <w:lsdException w:name="toc 8" w:uiPriority="39"/>
+    <w:lsdException w:name="toc 9" w:uiPriority="39"/>
+    <w:lsdException w:name="caption" w:uiPriority="35" w:qFormat="1"/>
+    <w:lsdException w:name="Title" w:semiHidden="0" w:uiPriority="10" w:unhideWhenUsed="0" w:qFormat="1"/>
+    <w:lsdException w:name="Default Paragraph Font" w:uiPriority="1"/>
+    <w:lsdException w:name="Subtitle" w:semiHidden="0" w:uiPriority="11" w:unhideWhenUsed="0" w:qFormat="1"/>
+    <w:lsdException w:name="Strong" w:semiHidden="0" w:uiPriority="22" w:unhideWhenUsed="0" w:qFormat="1"/>
+    <w:lsdException w:name="Emphasis" w:semiHidden="0" w:uiPriority="20" w:unhideWhenUsed="0" w:qFormat="1"/>
+    <w:lsdException w:name="Table Grid" w:semiHidden="0" w:uiPriority="59" w:unhideWhenUsed="0"/>
+    <w:lsdException w:name="Placeholder Text" w:unhideWhenUsed="0"/>
+    <w:lsdException w:name="No Spacing" w:semiHidden="0" w:uiPriority="1" w:unhideWhenUsed="0" w:qFormat="1"/>
+    <w:lsdException w:name="Light Shading" w:semiHidden="0" w:uiPriority="60" w:unhideWhenUsed="0"/>
+    <w:lsdException w:name="Light List" w:semiHidden="0" w:uiPriority="61" w:unhideWhenUsed="0"/>
+    <w:lsdException w:name="Light Grid" w:semiHidden="0" w:uiPriority="62" w:unhideWhenUsed="0"/>
+    <w:lsdException w:name="Medium Shading 1" w:semiHidden="0" w:uiPriority="63" w:unhideWhenUsed="0"/>
+    <w:lsdException w:name="Medium Shading 2" w:semiHidden="0" w:uiPriority="64" w:unhideWhenUsed="0"/>
+    <w:lsdException w:name="Medium List 1" w:semiHidden="0" w:uiPriority="65" w:unhideWhenUsed="0"/>
+    <w:lsdException w:name="Medium List 2" w:semiHidden="0" w:uiPriority="66" w:unhideWhenUsed="0"/>
+    <w:lsdException w:name="Medium Grid 1" w:semiHidden="0" w:uiPriority="67" w:unhideWhenUsed="0"/>
+    <w:lsdException w:name="Medium Grid 2" w:semiHidden="0" w:uiPriority="68" w:unhideWhenUsed="0"/>
+    <w:lsdException w:name="Medium Grid 3" w:semiHidden="0" w:uiPriority="69" w:unhideWhenUsed="0"/>
+    <w:lsdException w:name="Dark List" w:semiHidden="0" w:uiPriority="70" w:unhideWhenUsed="0"/>
+    <w:lsdException w:name="Colorful Shading" w:semiHidden="0" w:uiPriority="71" w:unhideWhenUsed="0"/>
+    <w:lsdException w:name="Colorful List" w:semiHidden="0" w:uiPriority="72" w:unhideWhenUsed="0"/>
+    <w:lsdException w:name="Colorful Grid" w:semiHidden="0" w:uiPriority="73" w:unhideWhenUsed="0"/>
+    <w:lsdException w:name="Light Shading Accent 1" w:semiHidden="0" w:uiPriority="60" w:unhideWhenUsed="0"/>
+    <w:lsdException w:name="Light List Accent 1" w:semiHidden="0" w:uiPriority="61" w:unhideWhenUsed="0"/>
+    <w:lsdException w:name="Light Grid Accent 1" w:semiHidden="0" w:uiPriority="62" w:unhideWhenUsed="0"/>
+    <w:lsdException w:name="Medium Shading 1 Accent 1" w:semiHidden="0" w:uiPriority="63" w:unhideWhenUsed="0"/>
+    <w:lsdException w:name="Medium Shading 2 Accent 1" w:semiHidden="0" w:uiPriority="64" w:unhideWhenUsed="0"/>
+    <w:lsdException w:name="Medium List 1 Accent 1" w:semiHidden="0" w:uiPriority="65" w:unhideWhenUsed="0"/>
+    <w:lsdException w:name="Revision" w:unhideWhenUsed="0"/>
+    <w:lsdException w:name="List Paragraph" w:semiHidden="0" w:uiPriority="34" w:unhideWhenUsed="0" w:qFormat="1"/>
+    <w:lsdException w:name="Quote" w:semiHidden="0" w:uiPriority="29" w:unhideWhenUsed="0" w:qFormat="1"/>
+    <w:lsdException w:name="Intense Quote" w:semiHidden="0" w:uiPriority="30" w:unhideWhenUsed="0" w:qFormat="1"/>
+    <w:lsdException w:name="Medium List 2 Accent 1" w:semiHidden="0" w:uiPriority="66" w:unhideWhenUsed="0"/>
+    <w:lsdException w:name="Medium Grid 1 Accent 1" w:semiHidden="0" w:uiPriority="67" w:unhideWhenUsed="0"/>
+    <w:lsdException w:name="Medium Grid 2 Accent 1" w:semiHidden="0" w:uiPriority="68" w:unhideWhenUsed="0"/>
+    <w:lsdException w:name="Medium Grid 3 Accent 1" w:semiHidden="0" w:uiPriority="69" w:unhideWhenUsed="0"/>
+    <w:lsdException w:name="Dark List Accent 1" w:semiHidden="0" w:uiPriority="70" w:unhideWhenUsed="0"/>
+    <w:lsdException w:name="Colorful Shading Accent 1" w:semiHidden="0" w:uiPriority="71" w:unhideWhenUsed="0"/>
+    <w:lsdException w:name="Colorful List Accent 1" w:semiHidden="0" w:uiPriority="72" w:unhideWhenUsed="0"/>
+    <w:lsdException w:name="Colorful Grid Accent 1" w:semiHidden="0" w:uiPriority="73" w:unhideWhenUsed="0"/>
+    <w:lsdException w:name="Light Shading Accent 2" w:semiHidden="0" w:uiPriority="60" w:unhideWhenUsed="0"/>
+    <w:lsdException w:name="Light List Accent 2" w:semiHidden="0" w:uiPriority="61" w:unhideWhenUsed="0"/>
+    <w:lsdException w:name="Light Grid Accent 2" w:semiHidden="0" w:uiPriority="62" w:unhideWhenUsed="0"/>
+    <w:lsdException w:name="Medium Shading 1 Accent 2" w:semiHidden="0" w:uiPriority="63" w:unhideWhenUsed="0"/>
+    <w:lsdException w:name="Medium Shading 2 Accent 2" w:semiHidden="0" w:uiPriority="64" w:unhideWhenUsed="0"/>
+    <w:lsdException w:name="Medium List 1 Accent 2" w:semiHidden="0" w:uiPriority="65" w:unhideWhenUsed="0"/>
+    <w:lsdException w:name="Medium List 2 Accent 2" w:semiHidden="0" w:uiPriority="66" w:unhideWhenUsed="0"/>
+    <w:lsdException w:name="Medium Grid 1 Accent 2" w:semiHidden="0" w:uiPriority="67" w:unhideWhenUsed="0"/>
+    <w:lsdException w:name="Medium Grid 2 Accent 2" w:semiHidden="0" w:uiPriority="68" w:unhideWhenUsed="0"/>
+    <w:lsdException w:name="Medium Grid 3 Accent 2" w:semiHidden="0" w:uiPriority="69" w:unhideWhenUsed="0"/>
+    <w:lsdException w:name="Dark List Accent 2" w:semiHidden="0" w:uiPriority="70" w:unhideWhenUsed="0"/>
+    <w:lsdException w:name="Colorful Shading Accent 2" w:semiHidden="0" w:uiPriority="71" w:unhideWhenUsed="0"/>
+    <w:lsdException w:name="Colorful List Accent 2" w:semiHidden="0" w:uiPriority="72" w:unhideWhenUsed="0"/>
+    <w:lsdException w:name="Colorful Grid Accent 2" w:semiHidden="0" w:uiPriority="73" w:unhideWhenUsed="0"/>
+    <w:lsdException w:name="Light Shading Accent 3" w:semiHidden="0" w:uiPriority="60" w:unhideWhenUsed="0"/>
+    <w:lsdException w:name="Light List Accent 3" w:semiHidden="0" w:uiPriority="61" w:unhideWhenUsed="0"/>
+    <w:lsdException w:name="Light Grid Accent 3" w:semiHidden="0" w:uiPriority="62" w:unhideWhenUsed="0"/>
+    <w:lsdException w:name="Medium Shading 1 Accent 3" w:semiHidden="0" w:uiPriority="63" w:unhideWhenUsed="0"/>
+    <w:lsdException w:name="Medium Shading 2 Accent 3" w:semiHidden="0" w:uiPriority="64" w:unhideWhenUsed="0"/>
+    <w:lsdException w:name="Medium List 1 Accent 3" w:semiHidden="0" w:uiPriority="65" w:unhideWhenUsed="0"/>
+    <w:lsdException w:name="Medium List 2 Accent 3" w:semiHidden="0" w:uiPriority="66" w:unhideWhenUsed="0"/>
+    <w:lsdException w:name="Medium Grid 1 Accent 3" w:semiHidden="0" w:uiPriority="67" w:unhideWhenUsed="0"/>
+    <w:lsdException w:name="Medium Grid 2 Accent 3" w:semiHidden="0" w:uiPriority="68" w:unhideWhenUsed="0"/>
+    <w:lsdException w:name="Medium Grid 3 Accent 3" w:semiHidden="0" w:uiPriority="69" w:unhideWhenUsed="0"/>
+    <w:lsdException w:name="Dark List Accent 3" w:semiHidden="0" w:uiPriority="70" w:unhideWhenUsed="0"/>
+    <w:lsdException w:name="Colorful Shading Accent 3" w:semiHidden="0" w:uiPriority="71" w:unhideWhenUsed="0"/>
+    <w:lsdException w:name="Colorful List Accent 3" w:semiHidden="0" w:uiPriority="72" w:unhideWhenUsed="0"/>
+    <w:lsdException w:name="Colorful Grid Accent 3" w:semiHidden="0" w:uiPriority="73" w:unhideWhenUsed="0"/>
+    <w:lsdException w:name="Light Shading Accent 4" w:semiHidden="0" w:uiPriority="60" w:unhideWhenUsed="0"/>
+    <w:lsdException w:name="Light List Accent 4" w:semiHidden="0" w:uiPriority="61" w:unhideWhenUsed="0"/>
+    <w:lsdException w:name="Light Grid Accent 4" w:semiHidden="0" w:uiPriority="62" w:unhideWhenUsed="0"/>
+    <w:lsdException w:name="Medium Shading 1 Accent 4" w:semiHidden="0" w:uiPriority="63" w:unhideWhenUsed="0"/>
+    <w:lsdException w:name="Medium Shading 2 Accent 4" w:semiHidden="0" w:uiPriority="64" w:unhideWhenUsed="0"/>
+    <w:lsdException w:name="Medium List 1 Accent 4" w:semiHidden="0" w:uiPriority="65" w:unhideWhenUsed="0"/>
+    <w:lsdException w:name="Medium List 2 Accent 4" w:semiHidden="0" w:uiPriority="66" w:unhideWhenUsed="0"/>
+    <w:lsdException w:name="Medium Grid 1 Accent 4" w:semiHidden="0" w:uiPriority="67" w:unhideWhenUsed="0"/>
+    <w:lsdException w:name="Medium Grid 2 Accent 4" w:semiHidden="0" w:uiPriority="68" w:unhideWhenUsed="0"/>
+    <w:lsdException w:name="Medium Grid 3 Accent 4" w:semiHidden="0" w:uiPriority="69" w:unhideWhenUsed="0"/>
+    <w:lsdException w:name="Dark List Accent 4" w:semiHidden="0" w:uiPriority="70" w:unhideWhenUsed="0"/>
+    <w:lsdException w:name="Colorful Shading Accent 4" w:semiHidden="0" w:uiPriority="71" w:unhideWhenUsed="0"/>
+    <w:lsdException w:name="Colorful List Accent 4" w:semiHidden="0" w:uiPriority="72" w:unhideWhenUsed="0"/>
+    <w:lsdException w:name="Colorful Grid Accent 4" w:semiHidden="0" w:uiPriority="73" w:unhideWhenUsed="0"/>
+    <w:lsdException w:name="Light Shading Accent 5" w:semiHidden="0" w:uiPriority="60" w:unhideWhenUsed="0"/>
+    <w:lsdException w:name="Light List Accent 5" w:semiHidden="0" w:uiPriority="61" w:unhideWhenUsed="0"/>
+    <w:lsdException w:name="Light Grid Accent 5" w:semiHidden="0" w:uiPriority="62" w:unhideWhenUsed="0"/>
+    <w:lsdException w:name="Medium Shading 1 Accent 5" w:semiHidden="0" w:uiPriority="63" w:unhideWhenUsed="0"/>
+    <w:lsdException w:name="Medium Shading 2 Accent 5" w:semiHidden="0" w:uiPriority="64" w:unhideWhenUsed="0"/>
+    <w:lsdException w:name="Medium List 1 Accent 5" w:semiHidden="0" w:uiPriority="65" w:unhideWhenUsed="0"/>
+    <w:lsdException w:name="Medium List 2 Accent 5" w:semiHidden="0" w:uiPriority="66" w:unhideWhenUsed="0"/>
+    <w:lsdException w:name="Medium Grid 1 Accent 5" w:semiHidden="0" w:uiPriority="67" w:unhideWhenUsed="0"/>
+    <w:lsdException w:name="Medium Grid 2 Accent 5" w:semiHidden="0" w:uiPriority="68" w:unhideWhenUsed="0"/>
+    <w:lsdException w:name="Medium Grid 3 Accent 5" w:semiHidden="0" w:uiPriority="69" w:unhideWhenUsed="0"/>
+    <w:lsdException w:name="Dark List Accent 5" w:semiHidden="0" w:uiPriority="70" w:unhideWhenUsed="0"/>
+    <w:lsdException w:name="Colorful Shading Accent 5" w:semiHidden="0" w:uiPriority="71" w:unhideWhenUsed="0"/>
+    <w:lsdException w:name="Colorful List Accent 5" w:semiHidden="0" w:uiPriority="72" w:unhideWhenUsed="0"/>
+    <w:lsdException w:name="Colorful Grid Accent 5" w:semiHidden="0" w:uiPriority="73" w:unhideWhenUsed="0"/>
+    <w:lsdException w:name="Light Shading Accent 6" w:semiHidden="0" w:uiPriority="60" w:unhideWhenUsed="0"/>
+    <w:lsdException w:name="Light List Accent 6" w:semiHidden="0" w:uiPriority="61" w:unhideWhenUsed="0"/>
+    <w:lsdException w:name="Light Grid Accent 6" w:semiHidden="0" w:uiPriority="62" w:unhideWhenUsed="0"/>
+    <w:lsdException w:name="Medium Shading 1 Accent 6" w:semiHidden="0" w:uiPriority="63" w:unhideWhenUsed="0"/>
+    <w:lsdException w:name="Medium Shading 2 Accent 6" w:semiHidden="0" w:uiPriority="64" w:unhideWhenUsed="0"/>
+    <w:lsdException w:name="Medium List 1 Accent 6" w:semiHidden="0" w:uiPriority="65" w:unhideWhenUsed="0"/>
+    <w:lsdException w:name="Medium List 2 Accent 6" w:semiHidden="0" w:uiPriority="66" w:unhideWhenUsed="0"/>
+    <w:lsdException w:name="Medium Grid 1 Accent 6" w:semiHidden="0" w:uiPriority="67" w:unhideWhenUsed="0"/>
+    <w:lsdException w:name="Medium Grid 2 Accent 6" w:semiHidden="0" w:uiPriority="68" w:unhideWhenUsed="0"/>
+    <w:lsdException w:name="Medium Grid 3 Accent 6" w:semiHidden="0" w:uiPriority="69" w:unhideWhenUsed="0"/>
+    <w:lsdException w:name="Dark List Accent 6" w:semiHidden="0" w:uiPriority="70" w:unhideWhenUsed="0"/>
+    <w:lsdException w:name="Colorful Shading Accent 6" w:semiHidden="0" w:uiPriority="71" w:unhideWhenUsed="0"/>
+    <w:lsdException w:name="Colorful List Accent 6" w:semiHidden="0" w:uiPriority="72" w:unhideWhenUsed="0"/>
+    <w:lsdException w:name="Colorful Grid Accent 6" w:semiHidden="0" w:uiPriority="73" w:unhideWhenUsed="0"/>
+    <w:lsdException w:name="Subtle Emphasis" w:semiHidden="0" w:uiPriority="19" w:unhideWhenUsed="0" w:qFormat="1"/>
+    <w:lsdException w:name="Intense Emphasis" w:semiHidden="0" w:uiPriority="21" w:unhideWhenUsed="0" w:qFormat="1"/>
+    <w:lsdException w:name="Subtle Reference" w:semiHidden="0" w:uiPriority="31" w:unhideWhenUsed="0" w:qFormat="1"/>
+    <w:lsdException w:name="Intense Reference" w:semiHidden="0" w:uiPriority="32" w:unhideWhenUsed="0" w:qFormat="1"/>
+    <w:lsdException w:name="Book Title" w:semiHidden="0" w:uiPriority="33" w:unhideWhenUsed="0" w:qFormat="1"/>
+    <w:lsdException w:name="Bibliography" w:uiPriority="37"/>
+    <w:lsdException w:name="TOC Heading" w:uiPriority="39" w:qFormat="1"/>
+  </w:latentStyles>
+  <w:style w:type="paragraph" w:default="1" w:styleId="Normal">
+    <w:name w:val="Normal"/>
+    <w:uiPriority w:val="1"/>
+    <w:qFormat/>
+    <w:rPr>
+      <w:rFonts w:ascii="Verdana" w:eastAsia="Verdana" w:hAnsi="Verdana" w:cs="Verdana"/>
+      <w:lang w:val="es-ES"/>
+    </w:rPr>
+  </w:style>
+  <w:style w:type="paragraph" w:styleId="Ttulo1">
+    <w:name w:val="heading 1"/>
+    <w:basedOn w:val="Normal"/>
+    <w:uiPriority w:val="1"/>
+    <w:qFormat/>
+    <w:pPr>
+      <w:spacing w:before="162"/>
+      <w:ind w:left="235"/>
+      <w:jc w:val="center"/>
+      <w:outlineLvl w:val="0"/>
+    </w:pPr>
+    <w:rPr>
+      <w:rFonts w:ascii="Tahoma" w:eastAsia="Tahoma" w:hAnsi="Tahoma" w:cs="Tahoma"/>
+      <w:b/>
+      <w:bCs/>
+      <w:sz w:val="28"/>
+      <w:szCs w:val="28"/>
+    </w:rPr>
+  </w:style>
+  <w:style w:type="paragraph" w:styleId="Ttulo2">
+    <w:name w:val="heading 2"/>
+    <w:basedOn w:val="Normal"/>
+    <w:uiPriority w:val="1"/>
+    <w:qFormat/>
+    <w:pPr>
+      <w:ind w:left="273"/>
+      <w:outlineLvl w:val="1"/>
+    </w:pPr>
+    <w:rPr>
+      <w:rFonts w:ascii="Tahoma" w:eastAsia="Tahoma" w:hAnsi="Tahoma" w:cs="Tahoma"/>
+      <w:b/>
+      <w:bCs/>
+      <w:sz w:val="24"/>
+      <w:szCs w:val="24"/>
+      <w:u w:val="single" w:color="000000"/>
+    </w:rPr>
+  </w:style>
+  <w:style w:type="character" w:default="1" w:styleId="Fuentedeprrafopredeter">
     <w:name w:val="Default Paragraph Font"/>
     <w:uiPriority w:val="1"/>
     <w:semiHidden/>
     <w:unhideWhenUsed/>
   </w:style>
-  <w:style w:styleId="TableNormal" w:default="1" w:type="table">
+  <w:style w:type="table" w:default="1" w:styleId="Tablanormal">
+    <w:name w:val="Normal Table"/>
+    <w:uiPriority w:val="99"/>
+    <w:semiHidden/>
+    <w:unhideWhenUsed/>
+    <w:tblPr>
+      <w:tblInd w:w="0" w:type="dxa"/>
+      <w:tblCellMar>
+        <w:top w:w="0" w:type="dxa"/>
+        <w:left w:w="108" w:type="dxa"/>
+        <w:bottom w:w="0" w:type="dxa"/>
+        <w:right w:w="108" w:type="dxa"/>
+      </w:tblCellMar>
+    </w:tblPr>
+  </w:style>
+  <w:style w:type="numbering" w:default="1" w:styleId="Sinlista">
+    <w:name w:val="No List"/>
+    <w:uiPriority w:val="99"/>
+    <w:semiHidden/>
+    <w:unhideWhenUsed/>
+  </w:style>
+  <w:style w:type="table" w:customStyle="1" w:styleId="TableNormal">
     <w:name w:val="Table Normal"/>
     <w:uiPriority w:val="2"/>
     <w:semiHidden/>
@@ -5990,23 +6375,7 @@
       </w:tblCellMar>
     </w:tblPr>
   </w:style>
-  <w:style w:styleId="NoList" w:default="1" w:type="numbering">
-    <w:name w:val="No List"/>
-    <w:uiPriority w:val="99"/>
-    <w:semiHidden/>
-    <w:unhideWhenUsed/>
-  </w:style>
-  <w:style w:default="1" w:styleId="Normal" w:type="paragraph">
-    <w:name w:val="Normal"/>
-    <w:uiPriority w:val="1"/>
-    <w:qFormat/>
-    <w:pPr/>
-    <w:rPr>
-      <w:rFonts w:ascii="Verdana" w:hAnsi="Verdana" w:eastAsia="Verdana" w:cs="Verdana"/>
-      <w:lang w:val="es-ES" w:eastAsia="en-US" w:bidi="ar-SA"/>
-    </w:rPr>
-  </w:style>
-  <w:style w:styleId="BodyText" w:type="paragraph">
+  <w:style w:type="paragraph" w:styleId="Textoindependiente">
     <w:name w:val="Body Text"/>
     <w:basedOn w:val="Normal"/>
     <w:uiPriority w:val="1"/>
@@ -6017,52 +6386,11 @@
       <w:jc w:val="both"/>
     </w:pPr>
     <w:rPr>
-      <w:rFonts w:ascii="Verdana" w:hAnsi="Verdana" w:eastAsia="Verdana" w:cs="Verdana"/>
       <w:sz w:val="24"/>
       <w:szCs w:val="24"/>
-      <w:lang w:val="es-ES" w:eastAsia="en-US" w:bidi="ar-SA"/>
     </w:rPr>
   </w:style>
-  <w:style w:styleId="Heading1" w:type="paragraph">
-    <w:name w:val="Heading 1"/>
-    <w:basedOn w:val="Normal"/>
-    <w:uiPriority w:val="1"/>
-    <w:qFormat/>
-    <w:pPr>
-      <w:spacing w:before="162"/>
-      <w:ind w:left="235"/>
-      <w:jc w:val="center"/>
-      <w:outlineLvl w:val="1"/>
-    </w:pPr>
-    <w:rPr>
-      <w:rFonts w:ascii="Tahoma" w:hAnsi="Tahoma" w:eastAsia="Tahoma" w:cs="Tahoma"/>
-      <w:b/>
-      <w:bCs/>
-      <w:sz w:val="28"/>
-      <w:szCs w:val="28"/>
-      <w:lang w:val="es-ES" w:eastAsia="en-US" w:bidi="ar-SA"/>
-    </w:rPr>
-  </w:style>
-  <w:style w:styleId="Heading2" w:type="paragraph">
-    <w:name w:val="Heading 2"/>
-    <w:basedOn w:val="Normal"/>
-    <w:uiPriority w:val="1"/>
-    <w:qFormat/>
-    <w:pPr>
-      <w:ind w:left="273"/>
-      <w:outlineLvl w:val="2"/>
-    </w:pPr>
-    <w:rPr>
-      <w:rFonts w:ascii="Tahoma" w:hAnsi="Tahoma" w:eastAsia="Tahoma" w:cs="Tahoma"/>
-      <w:b/>
-      <w:bCs/>
-      <w:sz w:val="24"/>
-      <w:szCs w:val="24"/>
-      <w:u w:val="single" w:color="000000"/>
-      <w:lang w:val="es-ES" w:eastAsia="en-US" w:bidi="ar-SA"/>
-    </w:rPr>
-  </w:style>
-  <w:style w:styleId="ListParagraph" w:type="paragraph">
+  <w:style w:type="paragraph" w:styleId="Prrafodelista">
     <w:name w:val="List Paragraph"/>
     <w:basedOn w:val="Normal"/>
     <w:uiPriority w:val="1"/>
@@ -6071,19 +6399,348 @@
       <w:spacing w:before="100"/>
       <w:ind w:left="634" w:right="32" w:hanging="361"/>
     </w:pPr>
-    <w:rPr>
-      <w:rFonts w:ascii="Verdana" w:hAnsi="Verdana" w:eastAsia="Verdana" w:cs="Verdana"/>
-      <w:lang w:val="es-ES" w:eastAsia="en-US" w:bidi="ar-SA"/>
-    </w:rPr>
   </w:style>
-  <w:style w:styleId="TableParagraph" w:type="paragraph">
+  <w:style w:type="paragraph" w:customStyle="1" w:styleId="TableParagraph">
     <w:name w:val="Table Paragraph"/>
     <w:basedOn w:val="Normal"/>
     <w:uiPriority w:val="1"/>
     <w:qFormat/>
-    <w:pPr/>
+  </w:style>
+  <w:style w:type="paragraph" w:styleId="Textodeglobo">
+    <w:name w:val="Balloon Text"/>
+    <w:basedOn w:val="Normal"/>
+    <w:link w:val="TextodegloboCar"/>
+    <w:uiPriority w:val="99"/>
+    <w:semiHidden/>
+    <w:unhideWhenUsed/>
+    <w:rsid w:val="00682F4A"/>
     <w:rPr>
-      <w:lang w:val="es-ES" w:eastAsia="en-US" w:bidi="ar-SA"/>
+      <w:rFonts w:ascii="Tahoma" w:hAnsi="Tahoma" w:cs="Tahoma"/>
+      <w:sz w:val="16"/>
+      <w:szCs w:val="16"/>
+    </w:rPr>
+  </w:style>
+  <w:style w:type="character" w:customStyle="1" w:styleId="TextodegloboCar">
+    <w:name w:val="Texto de globo Car"/>
+    <w:basedOn w:val="Fuentedeprrafopredeter"/>
+    <w:link w:val="Textodeglobo"/>
+    <w:uiPriority w:val="99"/>
+    <w:semiHidden/>
+    <w:rsid w:val="00682F4A"/>
+    <w:rPr>
+      <w:rFonts w:ascii="Tahoma" w:eastAsia="Verdana" w:hAnsi="Tahoma" w:cs="Tahoma"/>
+      <w:sz w:val="16"/>
+      <w:szCs w:val="16"/>
+      <w:lang w:val="es-ES"/>
+    </w:rPr>
+  </w:style>
+</w:styles>
+</file>
+
+<file path=word/stylesWithEffects.xml><?xml version="1.0" encoding="utf-8"?>
+<w:styles xmlns:wpc="http://schemas.microsoft.com/office/word/2010/wordprocessingCanvas" xmlns:mc="http://schemas.openxmlformats.org/markup-compatibility/2006" xmlns:o="urn:schemas-microsoft-com:office:office" xmlns:r="http://schemas.openxmlformats.org/officeDocument/2006/relationships" xmlns:m="http://schemas.openxmlformats.org/officeDocument/2006/math" xmlns:v="urn:schemas-microsoft-com:vml" xmlns:wp14="http://schemas.microsoft.com/office/word/2010/wordprocessingDrawing" xmlns:wp="http://schemas.openxmlformats.org/drawingml/2006/wordprocessingDrawing" xmlns:w10="urn:schemas-microsoft-com:office:word" xmlns:w="http://schemas.openxmlformats.org/wordprocessingml/2006/main" xmlns:w14="http://schemas.microsoft.com/office/word/2010/wordml" xmlns:wpg="http://schemas.microsoft.com/office/word/2010/wordprocessingGroup" xmlns:wpi="http://schemas.microsoft.com/office/word/2010/wordprocessingInk" xmlns:wne="http://schemas.microsoft.com/office/word/2006/wordml" xmlns:wps="http://schemas.microsoft.com/office/word/2010/wordprocessingShape" mc:Ignorable="w14 wp14">
+  <w:docDefaults>
+    <w:rPrDefault>
+      <w:rPr>
+        <w:rFonts w:asciiTheme="minorHAnsi" w:eastAsiaTheme="minorHAnsi" w:hAnsiTheme="minorHAnsi" w:cstheme="minorBidi"/>
+        <w:sz w:val="22"/>
+        <w:szCs w:val="22"/>
+        <w:lang w:val="en-US" w:eastAsia="en-US" w:bidi="ar-SA"/>
+      </w:rPr>
+    </w:rPrDefault>
+    <w:pPrDefault>
+      <w:pPr>
+        <w:widowControl w:val="0"/>
+        <w:autoSpaceDE w:val="0"/>
+        <w:autoSpaceDN w:val="0"/>
+      </w:pPr>
+    </w:pPrDefault>
+  </w:docDefaults>
+  <w:latentStyles w:defLockedState="0" w:defUIPriority="99" w:defSemiHidden="1" w:defUnhideWhenUsed="1" w:defQFormat="0" w:count="267">
+    <w:lsdException w:name="Normal" w:semiHidden="0" w:uiPriority="0" w:unhideWhenUsed="0" w:qFormat="1"/>
+    <w:lsdException w:name="heading 1" w:semiHidden="0" w:uiPriority="9" w:unhideWhenUsed="0" w:qFormat="1"/>
+    <w:lsdException w:name="heading 2" w:uiPriority="9" w:qFormat="1"/>
+    <w:lsdException w:name="heading 3" w:uiPriority="9" w:qFormat="1"/>
+    <w:lsdException w:name="heading 4" w:uiPriority="9" w:qFormat="1"/>
+    <w:lsdException w:name="heading 5" w:uiPriority="9" w:qFormat="1"/>
+    <w:lsdException w:name="heading 6" w:uiPriority="9" w:qFormat="1"/>
+    <w:lsdException w:name="heading 7" w:uiPriority="9" w:qFormat="1"/>
+    <w:lsdException w:name="heading 8" w:uiPriority="9" w:qFormat="1"/>
+    <w:lsdException w:name="heading 9" w:uiPriority="9" w:qFormat="1"/>
+    <w:lsdException w:name="toc 1" w:uiPriority="39"/>
+    <w:lsdException w:name="toc 2" w:uiPriority="39"/>
+    <w:lsdException w:name="toc 3" w:uiPriority="39"/>
+    <w:lsdException w:name="toc 4" w:uiPriority="39"/>
+    <w:lsdException w:name="toc 5" w:uiPriority="39"/>
+    <w:lsdException w:name="toc 6" w:uiPriority="39"/>
+    <w:lsdException w:name="toc 7" w:uiPriority="39"/>
+    <w:lsdException w:name="toc 8" w:uiPriority="39"/>
+    <w:lsdException w:name="toc 9" w:uiPriority="39"/>
+    <w:lsdException w:name="caption" w:uiPriority="35" w:qFormat="1"/>
+    <w:lsdException w:name="Title" w:semiHidden="0" w:uiPriority="10" w:unhideWhenUsed="0" w:qFormat="1"/>
+    <w:lsdException w:name="Default Paragraph Font" w:uiPriority="1"/>
+    <w:lsdException w:name="Subtitle" w:semiHidden="0" w:uiPriority="11" w:unhideWhenUsed="0" w:qFormat="1"/>
+    <w:lsdException w:name="Strong" w:semiHidden="0" w:uiPriority="22" w:unhideWhenUsed="0" w:qFormat="1"/>
+    <w:lsdException w:name="Emphasis" w:semiHidden="0" w:uiPriority="20" w:unhideWhenUsed="0" w:qFormat="1"/>
+    <w:lsdException w:name="Table Grid" w:semiHidden="0" w:uiPriority="59" w:unhideWhenUsed="0"/>
+    <w:lsdException w:name="Placeholder Text" w:unhideWhenUsed="0"/>
+    <w:lsdException w:name="No Spacing" w:semiHidden="0" w:uiPriority="1" w:unhideWhenUsed="0" w:qFormat="1"/>
+    <w:lsdException w:name="Light Shading" w:semiHidden="0" w:uiPriority="60" w:unhideWhenUsed="0"/>
+    <w:lsdException w:name="Light List" w:semiHidden="0" w:uiPriority="61" w:unhideWhenUsed="0"/>
+    <w:lsdException w:name="Light Grid" w:semiHidden="0" w:uiPriority="62" w:unhideWhenUsed="0"/>
+    <w:lsdException w:name="Medium Shading 1" w:semiHidden="0" w:uiPriority="63" w:unhideWhenUsed="0"/>
+    <w:lsdException w:name="Medium Shading 2" w:semiHidden="0" w:uiPriority="64" w:unhideWhenUsed="0"/>
+    <w:lsdException w:name="Medium List 1" w:semiHidden="0" w:uiPriority="65" w:unhideWhenUsed="0"/>
+    <w:lsdException w:name="Medium List 2" w:semiHidden="0" w:uiPriority="66" w:unhideWhenUsed="0"/>
+    <w:lsdException w:name="Medium Grid 1" w:semiHidden="0" w:uiPriority="67" w:unhideWhenUsed="0"/>
+    <w:lsdException w:name="Medium Grid 2" w:semiHidden="0" w:uiPriority="68" w:unhideWhenUsed="0"/>
+    <w:lsdException w:name="Medium Grid 3" w:semiHidden="0" w:uiPriority="69" w:unhideWhenUsed="0"/>
+    <w:lsdException w:name="Dark List" w:semiHidden="0" w:uiPriority="70" w:unhideWhenUsed="0"/>
+    <w:lsdException w:name="Colorful Shading" w:semiHidden="0" w:uiPriority="71" w:unhideWhenUsed="0"/>
+    <w:lsdException w:name="Colorful List" w:semiHidden="0" w:uiPriority="72" w:unhideWhenUsed="0"/>
+    <w:lsdException w:name="Colorful Grid" w:semiHidden="0" w:uiPriority="73" w:unhideWhenUsed="0"/>
+    <w:lsdException w:name="Light Shading Accent 1" w:semiHidden="0" w:uiPriority="60" w:unhideWhenUsed="0"/>
+    <w:lsdException w:name="Light List Accent 1" w:semiHidden="0" w:uiPriority="61" w:unhideWhenUsed="0"/>
+    <w:lsdException w:name="Light Grid Accent 1" w:semiHidden="0" w:uiPriority="62" w:unhideWhenUsed="0"/>
+    <w:lsdException w:name="Medium Shading 1 Accent 1" w:semiHidden="0" w:uiPriority="63" w:unhideWhenUsed="0"/>
+    <w:lsdException w:name="Medium Shading 2 Accent 1" w:semiHidden="0" w:uiPriority="64" w:unhideWhenUsed="0"/>
+    <w:lsdException w:name="Medium List 1 Accent 1" w:semiHidden="0" w:uiPriority="65" w:unhideWhenUsed="0"/>
+    <w:lsdException w:name="Revision" w:unhideWhenUsed="0"/>
+    <w:lsdException w:name="List Paragraph" w:semiHidden="0" w:uiPriority="34" w:unhideWhenUsed="0" w:qFormat="1"/>
+    <w:lsdException w:name="Quote" w:semiHidden="0" w:uiPriority="29" w:unhideWhenUsed="0" w:qFormat="1"/>
+    <w:lsdException w:name="Intense Quote" w:semiHidden="0" w:uiPriority="30" w:unhideWhenUsed="0" w:qFormat="1"/>
+    <w:lsdException w:name="Medium List 2 Accent 1" w:semiHidden="0" w:uiPriority="66" w:unhideWhenUsed="0"/>
+    <w:lsdException w:name="Medium Grid 1 Accent 1" w:semiHidden="0" w:uiPriority="67" w:unhideWhenUsed="0"/>
+    <w:lsdException w:name="Medium Grid 2 Accent 1" w:semiHidden="0" w:uiPriority="68" w:unhideWhenUsed="0"/>
+    <w:lsdException w:name="Medium Grid 3 Accent 1" w:semiHidden="0" w:uiPriority="69" w:unhideWhenUsed="0"/>
+    <w:lsdException w:name="Dark List Accent 1" w:semiHidden="0" w:uiPriority="70" w:unhideWhenUsed="0"/>
+    <w:lsdException w:name="Colorful Shading Accent 1" w:semiHidden="0" w:uiPriority="71" w:unhideWhenUsed="0"/>
+    <w:lsdException w:name="Colorful List Accent 1" w:semiHidden="0" w:uiPriority="72" w:unhideWhenUsed="0"/>
+    <w:lsdException w:name="Colorful Grid Accent 1" w:semiHidden="0" w:uiPriority="73" w:unhideWhenUsed="0"/>
+    <w:lsdException w:name="Light Shading Accent 2" w:semiHidden="0" w:uiPriority="60" w:unhideWhenUsed="0"/>
+    <w:lsdException w:name="Light List Accent 2" w:semiHidden="0" w:uiPriority="61" w:unhideWhenUsed="0"/>
+    <w:lsdException w:name="Light Grid Accent 2" w:semiHidden="0" w:uiPriority="62" w:unhideWhenUsed="0"/>
+    <w:lsdException w:name="Medium Shading 1 Accent 2" w:semiHidden="0" w:uiPriority="63" w:unhideWhenUsed="0"/>
+    <w:lsdException w:name="Medium Shading 2 Accent 2" w:semiHidden="0" w:uiPriority="64" w:unhideWhenUsed="0"/>
+    <w:lsdException w:name="Medium List 1 Accent 2" w:semiHidden="0" w:uiPriority="65" w:unhideWhenUsed="0"/>
+    <w:lsdException w:name="Medium List 2 Accent 2" w:semiHidden="0" w:uiPriority="66" w:unhideWhenUsed="0"/>
+    <w:lsdException w:name="Medium Grid 1 Accent 2" w:semiHidden="0" w:uiPriority="67" w:unhideWhenUsed="0"/>
+    <w:lsdException w:name="Medium Grid 2 Accent 2" w:semiHidden="0" w:uiPriority="68" w:unhideWhenUsed="0"/>
+    <w:lsdException w:name="Medium Grid 3 Accent 2" w:semiHidden="0" w:uiPriority="69" w:unhideWhenUsed="0"/>
+    <w:lsdException w:name="Dark List Accent 2" w:semiHidden="0" w:uiPriority="70" w:unhideWhenUsed="0"/>
+    <w:lsdException w:name="Colorful Shading Accent 2" w:semiHidden="0" w:uiPriority="71" w:unhideWhenUsed="0"/>
+    <w:lsdException w:name="Colorful List Accent 2" w:semiHidden="0" w:uiPriority="72" w:unhideWhenUsed="0"/>
+    <w:lsdException w:name="Colorful Grid Accent 2" w:semiHidden="0" w:uiPriority="73" w:unhideWhenUsed="0"/>
+    <w:lsdException w:name="Light Shading Accent 3" w:semiHidden="0" w:uiPriority="60" w:unhideWhenUsed="0"/>
+    <w:lsdException w:name="Light List Accent 3" w:semiHidden="0" w:uiPriority="61" w:unhideWhenUsed="0"/>
+    <w:lsdException w:name="Light Grid Accent 3" w:semiHidden="0" w:uiPriority="62" w:unhideWhenUsed="0"/>
+    <w:lsdException w:name="Medium Shading 1 Accent 3" w:semiHidden="0" w:uiPriority="63" w:unhideWhenUsed="0"/>
+    <w:lsdException w:name="Medium Shading 2 Accent 3" w:semiHidden="0" w:uiPriority="64" w:unhideWhenUsed="0"/>
+    <w:lsdException w:name="Medium List 1 Accent 3" w:semiHidden="0" w:uiPriority="65" w:unhideWhenUsed="0"/>
+    <w:lsdException w:name="Medium List 2 Accent 3" w:semiHidden="0" w:uiPriority="66" w:unhideWhenUsed="0"/>
+    <w:lsdException w:name="Medium Grid 1 Accent 3" w:semiHidden="0" w:uiPriority="67" w:unhideWhenUsed="0"/>
+    <w:lsdException w:name="Medium Grid 2 Accent 3" w:semiHidden="0" w:uiPriority="68" w:unhideWhenUsed="0"/>
+    <w:lsdException w:name="Medium Grid 3 Accent 3" w:semiHidden="0" w:uiPriority="69" w:unhideWhenUsed="0"/>
+    <w:lsdException w:name="Dark List Accent 3" w:semiHidden="0" w:uiPriority="70" w:unhideWhenUsed="0"/>
+    <w:lsdException w:name="Colorful Shading Accent 3" w:semiHidden="0" w:uiPriority="71" w:unhideWhenUsed="0"/>
+    <w:lsdException w:name="Colorful List Accent 3" w:semiHidden="0" w:uiPriority="72" w:unhideWhenUsed="0"/>
+    <w:lsdException w:name="Colorful Grid Accent 3" w:semiHidden="0" w:uiPriority="73" w:unhideWhenUsed="0"/>
+    <w:lsdException w:name="Light Shading Accent 4" w:semiHidden="0" w:uiPriority="60" w:unhideWhenUsed="0"/>
+    <w:lsdException w:name="Light List Accent 4" w:semiHidden="0" w:uiPriority="61" w:unhideWhenUsed="0"/>
+    <w:lsdException w:name="Light Grid Accent 4" w:semiHidden="0" w:uiPriority="62" w:unhideWhenUsed="0"/>
+    <w:lsdException w:name="Medium Shading 1 Accent 4" w:semiHidden="0" w:uiPriority="63" w:unhideWhenUsed="0"/>
+    <w:lsdException w:name="Medium Shading 2 Accent 4" w:semiHidden="0" w:uiPriority="64" w:unhideWhenUsed="0"/>
+    <w:lsdException w:name="Medium List 1 Accent 4" w:semiHidden="0" w:uiPriority="65" w:unhideWhenUsed="0"/>
+    <w:lsdException w:name="Medium List 2 Accent 4" w:semiHidden="0" w:uiPriority="66" w:unhideWhenUsed="0"/>
+    <w:lsdException w:name="Medium Grid 1 Accent 4" w:semiHidden="0" w:uiPriority="67" w:unhideWhenUsed="0"/>
+    <w:lsdException w:name="Medium Grid 2 Accent 4" w:semiHidden="0" w:uiPriority="68" w:unhideWhenUsed="0"/>
+    <w:lsdException w:name="Medium Grid 3 Accent 4" w:semiHidden="0" w:uiPriority="69" w:unhideWhenUsed="0"/>
+    <w:lsdException w:name="Dark List Accent 4" w:semiHidden="0" w:uiPriority="70" w:unhideWhenUsed="0"/>
+    <w:lsdException w:name="Colorful Shading Accent 4" w:semiHidden="0" w:uiPriority="71" w:unhideWhenUsed="0"/>
+    <w:lsdException w:name="Colorful List Accent 4" w:semiHidden="0" w:uiPriority="72" w:unhideWhenUsed="0"/>
+    <w:lsdException w:name="Colorful Grid Accent 4" w:semiHidden="0" w:uiPriority="73" w:unhideWhenUsed="0"/>
+    <w:lsdException w:name="Light Shading Accent 5" w:semiHidden="0" w:uiPriority="60" w:unhideWhenUsed="0"/>
+    <w:lsdException w:name="Light List Accent 5" w:semiHidden="0" w:uiPriority="61" w:unhideWhenUsed="0"/>
+    <w:lsdException w:name="Light Grid Accent 5" w:semiHidden="0" w:uiPriority="62" w:unhideWhenUsed="0"/>
+    <w:lsdException w:name="Medium Shading 1 Accent 5" w:semiHidden="0" w:uiPriority="63" w:unhideWhenUsed="0"/>
+    <w:lsdException w:name="Medium Shading 2 Accent 5" w:semiHidden="0" w:uiPriority="64" w:unhideWhenUsed="0"/>
+    <w:lsdException w:name="Medium List 1 Accent 5" w:semiHidden="0" w:uiPriority="65" w:unhideWhenUsed="0"/>
+    <w:lsdException w:name="Medium List 2 Accent 5" w:semiHidden="0" w:uiPriority="66" w:unhideWhenUsed="0"/>
+    <w:lsdException w:name="Medium Grid 1 Accent 5" w:semiHidden="0" w:uiPriority="67" w:unhideWhenUsed="0"/>
+    <w:lsdException w:name="Medium Grid 2 Accent 5" w:semiHidden="0" w:uiPriority="68" w:unhideWhenUsed="0"/>
+    <w:lsdException w:name="Medium Grid 3 Accent 5" w:semiHidden="0" w:uiPriority="69" w:unhideWhenUsed="0"/>
+    <w:lsdException w:name="Dark List Accent 5" w:semiHidden="0" w:uiPriority="70" w:unhideWhenUsed="0"/>
+    <w:lsdException w:name="Colorful Shading Accent 5" w:semiHidden="0" w:uiPriority="71" w:unhideWhenUsed="0"/>
+    <w:lsdException w:name="Colorful List Accent 5" w:semiHidden="0" w:uiPriority="72" w:unhideWhenUsed="0"/>
+    <w:lsdException w:name="Colorful Grid Accent 5" w:semiHidden="0" w:uiPriority="73" w:unhideWhenUsed="0"/>
+    <w:lsdException w:name="Light Shading Accent 6" w:semiHidden="0" w:uiPriority="60" w:unhideWhenUsed="0"/>
+    <w:lsdException w:name="Light List Accent 6" w:semiHidden="0" w:uiPriority="61" w:unhideWhenUsed="0"/>
+    <w:lsdException w:name="Light Grid Accent 6" w:semiHidden="0" w:uiPriority="62" w:unhideWhenUsed="0"/>
+    <w:lsdException w:name="Medium Shading 1 Accent 6" w:semiHidden="0" w:uiPriority="63" w:unhideWhenUsed="0"/>
+    <w:lsdException w:name="Medium Shading 2 Accent 6" w:semiHidden="0" w:uiPriority="64" w:unhideWhenUsed="0"/>
+    <w:lsdException w:name="Medium List 1 Accent 6" w:semiHidden="0" w:uiPriority="65" w:unhideWhenUsed="0"/>
+    <w:lsdException w:name="Medium List 2 Accent 6" w:semiHidden="0" w:uiPriority="66" w:unhideWhenUsed="0"/>
+    <w:lsdException w:name="Medium Grid 1 Accent 6" w:semiHidden="0" w:uiPriority="67" w:unhideWhenUsed="0"/>
+    <w:lsdException w:name="Medium Grid 2 Accent 6" w:semiHidden="0" w:uiPriority="68" w:unhideWhenUsed="0"/>
+    <w:lsdException w:name="Medium Grid 3 Accent 6" w:semiHidden="0" w:uiPriority="69" w:unhideWhenUsed="0"/>
+    <w:lsdException w:name="Dark List Accent 6" w:semiHidden="0" w:uiPriority="70" w:unhideWhenUsed="0"/>
+    <w:lsdException w:name="Colorful Shading Accent 6" w:semiHidden="0" w:uiPriority="71" w:unhideWhenUsed="0"/>
+    <w:lsdException w:name="Colorful List Accent 6" w:semiHidden="0" w:uiPriority="72" w:unhideWhenUsed="0"/>
+    <w:lsdException w:name="Colorful Grid Accent 6" w:semiHidden="0" w:uiPriority="73" w:unhideWhenUsed="0"/>
+    <w:lsdException w:name="Subtle Emphasis" w:semiHidden="0" w:uiPriority="19" w:unhideWhenUsed="0" w:qFormat="1"/>
+    <w:lsdException w:name="Intense Emphasis" w:semiHidden="0" w:uiPriority="21" w:unhideWhenUsed="0" w:qFormat="1"/>
+    <w:lsdException w:name="Subtle Reference" w:semiHidden="0" w:uiPriority="31" w:unhideWhenUsed="0" w:qFormat="1"/>
+    <w:lsdException w:name="Intense Reference" w:semiHidden="0" w:uiPriority="32" w:unhideWhenUsed="0" w:qFormat="1"/>
+    <w:lsdException w:name="Book Title" w:semiHidden="0" w:uiPriority="33" w:unhideWhenUsed="0" w:qFormat="1"/>
+    <w:lsdException w:name="Bibliography" w:uiPriority="37"/>
+    <w:lsdException w:name="TOC Heading" w:uiPriority="39" w:qFormat="1"/>
+  </w:latentStyles>
+  <w:style w:type="paragraph" w:default="1" w:styleId="Normal">
+    <w:name w:val="Normal"/>
+    <w:uiPriority w:val="1"/>
+    <w:qFormat/>
+    <w:rPr>
+      <w:rFonts w:ascii="Verdana" w:eastAsia="Verdana" w:hAnsi="Verdana" w:cs="Verdana"/>
+      <w:lang w:val="es-ES"/>
+    </w:rPr>
+  </w:style>
+  <w:style w:type="paragraph" w:styleId="Ttulo1">
+    <w:name w:val="heading 1"/>
+    <w:basedOn w:val="Normal"/>
+    <w:uiPriority w:val="1"/>
+    <w:qFormat/>
+    <w:pPr>
+      <w:spacing w:before="162"/>
+      <w:ind w:left="235"/>
+      <w:jc w:val="center"/>
+      <w:outlineLvl w:val="0"/>
+    </w:pPr>
+    <w:rPr>
+      <w:rFonts w:ascii="Tahoma" w:eastAsia="Tahoma" w:hAnsi="Tahoma" w:cs="Tahoma"/>
+      <w:b/>
+      <w:bCs/>
+      <w:sz w:val="28"/>
+      <w:szCs w:val="28"/>
+    </w:rPr>
+  </w:style>
+  <w:style w:type="paragraph" w:styleId="Ttulo2">
+    <w:name w:val="heading 2"/>
+    <w:basedOn w:val="Normal"/>
+    <w:uiPriority w:val="1"/>
+    <w:qFormat/>
+    <w:pPr>
+      <w:ind w:left="273"/>
+      <w:outlineLvl w:val="1"/>
+    </w:pPr>
+    <w:rPr>
+      <w:rFonts w:ascii="Tahoma" w:eastAsia="Tahoma" w:hAnsi="Tahoma" w:cs="Tahoma"/>
+      <w:b/>
+      <w:bCs/>
+      <w:sz w:val="24"/>
+      <w:szCs w:val="24"/>
+      <w:u w:val="single" w:color="000000"/>
+    </w:rPr>
+  </w:style>
+  <w:style w:type="character" w:default="1" w:styleId="Fuentedeprrafopredeter">
+    <w:name w:val="Default Paragraph Font"/>
+    <w:uiPriority w:val="1"/>
+    <w:semiHidden/>
+    <w:unhideWhenUsed/>
+  </w:style>
+  <w:style w:type="table" w:default="1" w:styleId="Tablanormal">
+    <w:name w:val="Normal Table"/>
+    <w:uiPriority w:val="99"/>
+    <w:semiHidden/>
+    <w:unhideWhenUsed/>
+    <w:tblPr>
+      <w:tblInd w:w="0" w:type="dxa"/>
+      <w:tblCellMar>
+        <w:top w:w="0" w:type="dxa"/>
+        <w:left w:w="108" w:type="dxa"/>
+        <w:bottom w:w="0" w:type="dxa"/>
+        <w:right w:w="108" w:type="dxa"/>
+      </w:tblCellMar>
+    </w:tblPr>
+  </w:style>
+  <w:style w:type="numbering" w:default="1" w:styleId="Sinlista">
+    <w:name w:val="No List"/>
+    <w:uiPriority w:val="99"/>
+    <w:semiHidden/>
+    <w:unhideWhenUsed/>
+  </w:style>
+  <w:style w:type="table" w:customStyle="1" w:styleId="TableNormal">
+    <w:name w:val="Table Normal"/>
+    <w:uiPriority w:val="2"/>
+    <w:semiHidden/>
+    <w:unhideWhenUsed/>
+    <w:qFormat/>
+    <w:tblPr>
+      <w:tblInd w:w="0" w:type="dxa"/>
+      <w:tblCellMar>
+        <w:top w:w="0" w:type="dxa"/>
+        <w:left w:w="0" w:type="dxa"/>
+        <w:bottom w:w="0" w:type="dxa"/>
+        <w:right w:w="0" w:type="dxa"/>
+      </w:tblCellMar>
+    </w:tblPr>
+  </w:style>
+  <w:style w:type="paragraph" w:styleId="Textoindependiente">
+    <w:name w:val="Body Text"/>
+    <w:basedOn w:val="Normal"/>
+    <w:uiPriority w:val="1"/>
+    <w:qFormat/>
+    <w:pPr>
+      <w:spacing w:before="103"/>
+      <w:ind w:left="273"/>
+      <w:jc w:val="both"/>
+    </w:pPr>
+    <w:rPr>
+      <w:sz w:val="24"/>
+      <w:szCs w:val="24"/>
+    </w:rPr>
+  </w:style>
+  <w:style w:type="paragraph" w:styleId="Prrafodelista">
+    <w:name w:val="List Paragraph"/>
+    <w:basedOn w:val="Normal"/>
+    <w:uiPriority w:val="1"/>
+    <w:qFormat/>
+    <w:pPr>
+      <w:spacing w:before="100"/>
+      <w:ind w:left="634" w:right="32" w:hanging="361"/>
+    </w:pPr>
+  </w:style>
+  <w:style w:type="paragraph" w:customStyle="1" w:styleId="TableParagraph">
+    <w:name w:val="Table Paragraph"/>
+    <w:basedOn w:val="Normal"/>
+    <w:uiPriority w:val="1"/>
+    <w:qFormat/>
+  </w:style>
+  <w:style w:type="paragraph" w:styleId="Textodeglobo">
+    <w:name w:val="Balloon Text"/>
+    <w:basedOn w:val="Normal"/>
+    <w:link w:val="TextodegloboCar"/>
+    <w:uiPriority w:val="99"/>
+    <w:semiHidden/>
+    <w:unhideWhenUsed/>
+    <w:rsid w:val="00682F4A"/>
+    <w:rPr>
+      <w:rFonts w:ascii="Tahoma" w:hAnsi="Tahoma" w:cs="Tahoma"/>
+      <w:sz w:val="16"/>
+      <w:szCs w:val="16"/>
+    </w:rPr>
+  </w:style>
+  <w:style w:type="character" w:customStyle="1" w:styleId="TextodegloboCar">
+    <w:name w:val="Texto de globo Car"/>
+    <w:basedOn w:val="Fuentedeprrafopredeter"/>
+    <w:link w:val="Textodeglobo"/>
+    <w:uiPriority w:val="99"/>
+    <w:semiHidden/>
+    <w:rsid w:val="00682F4A"/>
+    <w:rPr>
+      <w:rFonts w:ascii="Tahoma" w:eastAsia="Verdana" w:hAnsi="Tahoma" w:cs="Tahoma"/>
+      <w:sz w:val="16"/>
+      <w:szCs w:val="16"/>
+      <w:lang w:val="es-ES"/>
     </w:rPr>
   </w:style>
 </w:styles>
